--- a/docs/methodology/METHODOLOGY.09-06.2026.docx
+++ b/docs/methodology/METHODOLOGY.09-06.2026.docx
@@ -373,7 +373,7 @@
           <w:szCs w:val="20"/>
           <w:rtl w:val="0"/>
         </w:rPr>
-        <w:t xml:space="preserve">3.3. Пять тиров владения </w:t>
+        <w:t xml:space="preserve">3.3. Пять уровней владения </w:t>
       </w:r>
       <w:r>
         <w:rPr>
@@ -408,7 +408,7 @@
           <w:szCs w:val="20"/>
           <w:rtl w:val="0"/>
         </w:rPr>
-        <w:t xml:space="preserve">3.4. Как устроено движение внутри тира</w:t>
+        <w:t xml:space="preserve">3.4. Как устроено движение внутри уровня</w:t>
       </w:r>
       <w:r>
         <w:rPr>
@@ -1136,7 +1136,7 @@
               <w:vertAlign w:val="baseline"/>
               <w:rtl w:val="0"/>
             </w:rPr>
-            <w:t xml:space="preserve">Общий контур — как всё собрано в иерархию Программа → Модуль → Юнит → Урок → Карточка.</w:t>
+            <w:t xml:space="preserve">Общий контур — как всё собрано в иерархию Программа → Уровень → Раздел → Урок → Карточка.</w:t>
           </w:r>
         </w:sdtContent>
       </w:sdt>
@@ -2554,7 +2554,7 @@
         <w:rPr>
           <w:rtl w:val="0"/>
         </w:rPr>
-        <w:t xml:space="preserve">Документ построен «сверху вниз»: от общего контура и официальных компетенций — к слою навыков, каталогу типов заданий, психотипам и поведенческой экономике, и наконец к сквозному артефакту и сборке учебного модуля. В конце — рубрики качества (QA) для методистов-авторов.</w:t>
+        <w:t xml:space="preserve">Документ построен «сверху вниз»: от общего контура и официальных компетенций — к слою навыков, каталогу типов заданий, психотипам и поведенческой экономике, и наконец к сквозному артефакту и сборке учебного раздела. В конце — рубрики качества (QA) для методистов-авторов.</w:t>
       </w:r>
     </w:p>
     <w:tbl>
@@ -2702,7 +2702,7 @@
                 <w:bCs w:val="1"/>
                 <w:rtl w:val="0"/>
               </w:rPr>
-              <w:t xml:space="preserve">уроки и юниты</w:t>
+              <w:t xml:space="preserve">уроки и разделы</w:t>
             </w:r>
             <w:sdt>
               <w:sdtPr>
@@ -2848,7 +2848,7 @@
                 <w:color w:val="ffffff"/>
                 <w:rtl w:val="0"/>
               </w:rPr>
-              <w:t xml:space="preserve">Уровень</w:t>
+              <w:t xml:space="preserve">Ступень иерархии</w:t>
             </w:r>
             <w:r>
               <w:rPr>
@@ -3081,7 +3081,7 @@
                 <w:bCs w:val="1"/>
                 <w:rtl w:val="0"/>
               </w:rPr>
-              <w:t xml:space="preserve">Модуль</w:t>
+              <w:t xml:space="preserve">Уровень (1–5)</w:t>
             </w:r>
             <w:r>
               <w:rPr>
@@ -3118,7 +3118,7 @@
                 <w:bCs w:val="0"/>
                 <w:rtl w:val="0"/>
               </w:rPr>
-              <w:t xml:space="preserve">Крупный блок = предметная область или её крупная тема.</w:t>
+              <w:t xml:space="preserve">Именованная ступень прогресса (Уровень 1–5: Старт → Наставник). Открывается по освоению (mastery), а не по времени.</w:t>
             </w:r>
             <w:r>
               <w:rPr>
@@ -3155,7 +3155,7 @@
                 <w:bCs w:val="0"/>
                 <w:rtl w:val="0"/>
               </w:rPr>
-              <w:t xml:space="preserve">Цель уровня; набор юнитов; «возврат» к артефактам прошлых модулей.</w:t>
+              <w:t xml:space="preserve">Цель уровня; набор разделов всех 4 предметных областей; пороги освоения; «возврат» к артефактам прошлых разделов.</w:t>
             </w:r>
             <w:r>
               <w:rPr>
@@ -3197,7 +3197,7 @@
                 <w:bCs w:val="1"/>
                 <w:rtl w:val="0"/>
               </w:rPr>
-              <w:t xml:space="preserve">Юнит</w:t>
+              <w:t xml:space="preserve">Раздел</w:t>
             </w:r>
             <w:r>
               <w:rPr>
@@ -4358,7 +4358,7 @@
                 <w:bCs w:val="0"/>
                 <w:rtl w:val="0"/>
               </w:rPr>
-              <w:t xml:space="preserve">Сохранённый личный результат урока/юнита.</w:t>
+              <w:t xml:space="preserve">Сохранённый личный результат урока/раздела.</w:t>
             </w:r>
             <w:r>
               <w:rPr>
@@ -4525,13 +4525,13 @@
         <w:pStyle w:val="Heading3"/>
       </w:pPr>
       <w:r>
-        <w:t>Принятая runtime-архитектура T1: 8 экранов</w:t>
+        <w:t>Принятая runtime-архитектура Уровня 1: 8 экранов</w:t>
       </w:r>
     </w:p>
     <w:p>
       <w:pPr/>
       <w:r>
-        <w:t>Для текущих уроков T1 широкая лестница выше разворачивается в фиксированную последовательность из восьми экранов. Это рабочий шаблон для методиста и агента, который готовит урок к загрузке в приложение:</w:t>
+        <w:t>Для текущих уроков Уровень 1 широкая лестница выше разворачивается в фиксированную последовательность из восьми экранов. Это рабочий шаблон для методиста и агента, который готовит урок к загрузке в приложение:</w:t>
       </w:r>
     </w:p>
     <w:p>
@@ -4585,7 +4585,5207 @@
     <w:p>
       <w:pPr/>
       <w:r>
-        <w:t>Экран 3 в новых T1-уроках не делается одиночным или множественным выбором. Если исходная практика написана как список вариантов, методист адаптирует её в категориальную сортировку. Экран 4 не заменяет личную работу: он связывает тему с внешним миром, а личное применение всегда остаётся отдельным экраном 5.</w:t>
+        <w:t>Экран 3 в новых уроках Уровня 1 не делается одиночным или множественным выбором. Если исходная практика написана как список вариантов, методист адаптирует её в категориальную сортировку. Экран 4 не заменяет личную работу: он связывает тему с внешним миром, а личное применение всегда остаётся отдельным экраном 5.</w:t>
+      </w:r>
+    </w:p>
+    <w:p>
+      <w:pPr>
+        <w:pStyle w:val="Heading3"/>
+        <w:spacing w:before="160" w:after="80"/>
+      </w:pPr>
+      <w:r>
+        <w:rPr>
+          <w:rtl w:val="0"/>
+        </w:rPr>
+        <w:t xml:space="preserve">Перенос урока на 8 экранов — подробная спецификация</w:t>
+      </w:r>
+    </w:p>
+    <w:p>
+      <w:pPr>
+        <w:spacing w:after="80" w:line="264" w:lineRule="auto"/>
+      </w:pPr>
+      <w:r>
+        <w:rPr>
+          <w:rtl w:val="0"/>
+        </w:rPr>
+        <w:t xml:space="preserve">Ниже — однозначная спецификация: как один урок раскладывается на восемь экранов приложения. Это обязательный рабочий стандарт для методиста и для ИИ-агента, который готовит урок к загрузке. Для каждого экрана заданы: назначение, тип взаимодействия, обязательные элементы, что делать нельзя и мини-пример.</w:t>
+      </w:r>
+    </w:p>
+    <w:p>
+      <w:pPr>
+        <w:spacing w:after="80" w:line="264" w:lineRule="auto"/>
+      </w:pPr>
+      <w:r>
+        <w:rPr>
+          <w:rtl w:val="0"/>
+        </w:rPr>
+        <w:t xml:space="preserve">Общее правило нумерации: экранов всегда восемь, порядок фиксирован. Экран 3 — только категориальная сортировка (никогда не одиночный или множественный выбор). Экран 4 (внешний мир) не заменяет личную работу — личное применение всегда остаётся отдельным экраном 5. Личные ответы пользователя (экраны 5 и 6) никогда не оцениваются как «верные» или «неверные».</w:t>
+      </w:r>
+    </w:p>
+    <w:p>
+      <w:pPr>
+        <w:spacing w:before="120" w:after="60" w:line="264" w:lineRule="auto"/>
+      </w:pPr>
+      <w:r>
+        <w:rPr>
+          <w:b w:val="1"/>
+          <w:bCs w:val="1"/>
+          <w:color w:val="28251d"/>
+          <w:sz w:val="22"/>
+          <w:szCs w:val="22"/>
+          <w:rtl w:val="0"/>
+        </w:rPr>
+        <w:t xml:space="preserve">Экран 1. Зацепка</w:t>
+      </w:r>
+    </w:p>
+    <w:tbl>
+      <w:tblPr>
+        <w:tblStyle w:val="Table4"/>
+        <w:tblW w:w="9746.0" w:type="dxa"/>
+        <w:jc w:val="left"/>
+        <w:tblBorders>
+          <w:top w:color="c9c6bf" w:space="0" w:sz="4" w:val="single"/>
+          <w:left w:color="c9c6bf" w:space="0" w:sz="4" w:val="single"/>
+          <w:bottom w:color="c9c6bf" w:space="0" w:sz="4" w:val="single"/>
+          <w:right w:color="c9c6bf" w:space="0" w:sz="4" w:val="single"/>
+          <w:insideH w:color="c9c6bf" w:space="0" w:sz="4" w:val="single"/>
+          <w:insideV w:color="c9c6bf" w:space="0" w:sz="4" w:val="single"/>
+        </w:tblBorders>
+        <w:tblLayout w:type="fixed"/>
+        <w:tblLook w:val="0000"/>
+      </w:tblPr>
+      <w:tblGrid>
+        <w:gridCol w:w="2400"/>
+        <w:gridCol w:w="7346"/>
+      </w:tblGrid>
+      <w:tr>
+        <w:trPr>
+          <w:cantSplit w:val="0"/>
+          <w:tblHeader w:val="0"/>
+        </w:trPr>
+        <w:tc>
+          <w:tcPr>
+            <w:tcW w:w="2400.0" w:type="dxa"/>
+            <w:tcBorders>
+              <w:top w:color="c9c6bf" w:space="0" w:sz="4" w:val="single"/>
+              <w:left w:color="c9c6bf" w:space="0" w:sz="4" w:val="single"/>
+              <w:bottom w:color="c9c6bf" w:space="0" w:sz="4" w:val="single"/>
+              <w:right w:color="c9c6bf" w:space="0" w:sz="4" w:val="single"/>
+            </w:tcBorders>
+            <w:shd w:fill="01696f" w:val="clear"/>
+            <w:tcMar>
+              <w:top w:w="50.0" w:type="dxa"/>
+              <w:left w:w="90.0" w:type="dxa"/>
+              <w:bottom w:w="50.0" w:type="dxa"/>
+              <w:right w:w="90.0" w:type="dxa"/>
+            </w:tcMar>
+            <w:vAlign w:val="center"/>
+          </w:tcPr>
+          <w:p>
+            <w:pPr>
+              <w:spacing w:after="0" w:line="252" w:lineRule="auto"/>
+            </w:pPr>
+            <w:r>
+              <w:rPr>
+                <w:b w:val="1"/>
+                <w:bCs w:val="1"/>
+                <w:color w:val="ffffff"/>
+                <w:rtl w:val="0"/>
+              </w:rPr>
+              <w:t xml:space="preserve">Параметр</w:t>
+            </w:r>
+          </w:p>
+        </w:tc>
+        <w:tc>
+          <w:tcPr>
+            <w:tcW w:w="7346.0" w:type="dxa"/>
+            <w:tcBorders>
+              <w:top w:color="c9c6bf" w:space="0" w:sz="4" w:val="single"/>
+              <w:left w:color="c9c6bf" w:space="0" w:sz="4" w:val="single"/>
+              <w:bottom w:color="c9c6bf" w:space="0" w:sz="4" w:val="single"/>
+              <w:right w:color="c9c6bf" w:space="0" w:sz="4" w:val="single"/>
+            </w:tcBorders>
+            <w:shd w:fill="01696f" w:val="clear"/>
+            <w:tcMar>
+              <w:top w:w="50.0" w:type="dxa"/>
+              <w:left w:w="90.0" w:type="dxa"/>
+              <w:bottom w:w="50.0" w:type="dxa"/>
+              <w:right w:w="90.0" w:type="dxa"/>
+            </w:tcMar>
+            <w:vAlign w:val="center"/>
+          </w:tcPr>
+          <w:p>
+            <w:pPr>
+              <w:spacing w:after="0" w:line="252" w:lineRule="auto"/>
+            </w:pPr>
+            <w:r>
+              <w:rPr>
+                <w:b w:val="1"/>
+                <w:bCs w:val="1"/>
+                <w:color w:val="ffffff"/>
+                <w:rtl w:val="0"/>
+              </w:rPr>
+              <w:t xml:space="preserve">Содержание</w:t>
+            </w:r>
+          </w:p>
+        </w:tc>
+      </w:tr>
+      <w:tr>
+        <w:trPr>
+          <w:cantSplit w:val="0"/>
+          <w:tblHeader w:val="0"/>
+        </w:trPr>
+        <w:tc>
+          <w:tcPr>
+            <w:tcW w:w="2400.0" w:type="dxa"/>
+            <w:tcBorders>
+              <w:top w:color="c9c6bf" w:space="0" w:sz="4" w:val="single"/>
+              <w:left w:color="c9c6bf" w:space="0" w:sz="4" w:val="single"/>
+              <w:bottom w:color="c9c6bf" w:space="0" w:sz="4" w:val="single"/>
+              <w:right w:color="c9c6bf" w:space="0" w:sz="4" w:val="single"/>
+            </w:tcBorders>
+            <w:shd w:fill="f4f2ee" w:val="clear"/>
+            <w:tcMar>
+              <w:top w:w="50.0" w:type="dxa"/>
+              <w:left w:w="90.0" w:type="dxa"/>
+              <w:bottom w:w="50.0" w:type="dxa"/>
+              <w:right w:w="90.0" w:type="dxa"/>
+            </w:tcMar>
+            <w:vAlign w:val="center"/>
+          </w:tcPr>
+          <w:p>
+            <w:pPr>
+              <w:spacing w:after="0" w:line="252" w:lineRule="auto"/>
+            </w:pPr>
+            <w:r>
+              <w:rPr>
+                <w:b w:val="1"/>
+                <w:bCs w:val="1"/>
+                <w:color w:val="28251d"/>
+                <w:rtl w:val="0"/>
+              </w:rPr>
+              <w:t xml:space="preserve">Назначение</w:t>
+            </w:r>
+          </w:p>
+        </w:tc>
+        <w:tc>
+          <w:tcPr>
+            <w:tcW w:w="7346.0" w:type="dxa"/>
+            <w:tcBorders>
+              <w:top w:color="c9c6bf" w:space="0" w:sz="4" w:val="single"/>
+              <w:left w:color="c9c6bf" w:space="0" w:sz="4" w:val="single"/>
+              <w:bottom w:color="c9c6bf" w:space="0" w:sz="4" w:val="single"/>
+              <w:right w:color="c9c6bf" w:space="0" w:sz="4" w:val="single"/>
+            </w:tcBorders>
+            <w:tcMar>
+              <w:top w:w="50.0" w:type="dxa"/>
+              <w:left w:w="90.0" w:type="dxa"/>
+              <w:bottom w:w="50.0" w:type="dxa"/>
+              <w:right w:w="90.0" w:type="dxa"/>
+            </w:tcMar>
+            <w:vAlign w:val="center"/>
+          </w:tcPr>
+          <w:p>
+            <w:pPr>
+              <w:spacing w:after="0" w:line="252" w:lineRule="auto"/>
+            </w:pPr>
+            <w:r>
+              <w:rPr>
+                <w:b w:val="0"/>
+                <w:bCs w:val="0"/>
+                <w:color w:val="28251d"/>
+                <w:rtl w:val="0"/>
+              </w:rPr>
+              <w:t xml:space="preserve">Втянуть в тему через узнаваемую жизненную ситуацию и снять тревогу. Точка входа, а не проверка.</w:t>
+            </w:r>
+          </w:p>
+        </w:tc>
+      </w:tr>
+      <w:tr>
+        <w:trPr>
+          <w:cantSplit w:val="0"/>
+          <w:tblHeader w:val="0"/>
+        </w:trPr>
+        <w:tc>
+          <w:tcPr>
+            <w:tcW w:w="2400.0" w:type="dxa"/>
+            <w:tcBorders>
+              <w:top w:color="c9c6bf" w:space="0" w:sz="4" w:val="single"/>
+              <w:left w:color="c9c6bf" w:space="0" w:sz="4" w:val="single"/>
+              <w:bottom w:color="c9c6bf" w:space="0" w:sz="4" w:val="single"/>
+              <w:right w:color="c9c6bf" w:space="0" w:sz="4" w:val="single"/>
+            </w:tcBorders>
+            <w:shd w:fill="f4f2ee" w:val="clear"/>
+            <w:tcMar>
+              <w:top w:w="50.0" w:type="dxa"/>
+              <w:left w:w="90.0" w:type="dxa"/>
+              <w:bottom w:w="50.0" w:type="dxa"/>
+              <w:right w:w="90.0" w:type="dxa"/>
+            </w:tcMar>
+            <w:vAlign w:val="center"/>
+          </w:tcPr>
+          <w:p>
+            <w:pPr>
+              <w:spacing w:after="0" w:line="252" w:lineRule="auto"/>
+            </w:pPr>
+            <w:r>
+              <w:rPr>
+                <w:b w:val="1"/>
+                <w:bCs w:val="1"/>
+                <w:color w:val="28251d"/>
+                <w:rtl w:val="0"/>
+              </w:rPr>
+              <w:t xml:space="preserve">Тип взаимодействия</w:t>
+            </w:r>
+          </w:p>
+        </w:tc>
+        <w:tc>
+          <w:tcPr>
+            <w:tcW w:w="7346.0" w:type="dxa"/>
+            <w:tcBorders>
+              <w:top w:color="c9c6bf" w:space="0" w:sz="4" w:val="single"/>
+              <w:left w:color="c9c6bf" w:space="0" w:sz="4" w:val="single"/>
+              <w:bottom w:color="c9c6bf" w:space="0" w:sz="4" w:val="single"/>
+              <w:right w:color="c9c6bf" w:space="0" w:sz="4" w:val="single"/>
+            </w:tcBorders>
+            <w:tcMar>
+              <w:top w:w="50.0" w:type="dxa"/>
+              <w:left w:w="90.0" w:type="dxa"/>
+              <w:bottom w:w="50.0" w:type="dxa"/>
+              <w:right w:w="90.0" w:type="dxa"/>
+            </w:tcMar>
+            <w:vAlign w:val="center"/>
+          </w:tcPr>
+          <w:p>
+            <w:pPr>
+              <w:spacing w:after="0" w:line="252" w:lineRule="auto"/>
+            </w:pPr>
+            <w:r>
+              <w:rPr>
+                <w:b w:val="0"/>
+                <w:bCs w:val="0"/>
+                <w:color w:val="28251d"/>
+                <w:rtl w:val="0"/>
+              </w:rPr>
+              <w:t xml:space="preserve">Мягкий одиночный выбор без правильного ответа (любой вариант принимается).</w:t>
+            </w:r>
+          </w:p>
+        </w:tc>
+      </w:tr>
+      <w:tr>
+        <w:trPr>
+          <w:cantSplit w:val="0"/>
+          <w:tblHeader w:val="0"/>
+        </w:trPr>
+        <w:tc>
+          <w:tcPr>
+            <w:tcW w:w="2400.0" w:type="dxa"/>
+            <w:tcBorders>
+              <w:top w:color="c9c6bf" w:space="0" w:sz="4" w:val="single"/>
+              <w:left w:color="c9c6bf" w:space="0" w:sz="4" w:val="single"/>
+              <w:bottom w:color="c9c6bf" w:space="0" w:sz="4" w:val="single"/>
+              <w:right w:color="c9c6bf" w:space="0" w:sz="4" w:val="single"/>
+            </w:tcBorders>
+            <w:shd w:fill="f4f2ee" w:val="clear"/>
+            <w:tcMar>
+              <w:top w:w="50.0" w:type="dxa"/>
+              <w:left w:w="90.0" w:type="dxa"/>
+              <w:bottom w:w="50.0" w:type="dxa"/>
+              <w:right w:w="90.0" w:type="dxa"/>
+            </w:tcMar>
+            <w:vAlign w:val="center"/>
+          </w:tcPr>
+          <w:p>
+            <w:pPr>
+              <w:spacing w:after="0" w:line="252" w:lineRule="auto"/>
+            </w:pPr>
+            <w:r>
+              <w:rPr>
+                <w:b w:val="1"/>
+                <w:bCs w:val="1"/>
+                <w:color w:val="28251d"/>
+                <w:rtl w:val="0"/>
+              </w:rPr>
+              <w:t xml:space="preserve">Обязательные элементы</w:t>
+            </w:r>
+          </w:p>
+        </w:tc>
+        <w:tc>
+          <w:tcPr>
+            <w:tcW w:w="7346.0" w:type="dxa"/>
+            <w:tcBorders>
+              <w:top w:color="c9c6bf" w:space="0" w:sz="4" w:val="single"/>
+              <w:left w:color="c9c6bf" w:space="0" w:sz="4" w:val="single"/>
+              <w:bottom w:color="c9c6bf" w:space="0" w:sz="4" w:val="single"/>
+              <w:right w:color="c9c6bf" w:space="0" w:sz="4" w:val="single"/>
+            </w:tcBorders>
+            <w:tcMar>
+              <w:top w:w="50.0" w:type="dxa"/>
+              <w:left w:w="90.0" w:type="dxa"/>
+              <w:bottom w:w="50.0" w:type="dxa"/>
+              <w:right w:w="90.0" w:type="dxa"/>
+            </w:tcMar>
+            <w:vAlign w:val="center"/>
+          </w:tcPr>
+          <w:p>
+            <w:pPr>
+              <w:spacing w:after="20" w:line="252" w:lineRule="auto"/>
+              <w:ind w:left="170" w:hanging="170"/>
+            </w:pPr>
+            <w:r>
+              <w:rPr>
+                <w:color w:val="28251d"/>
+                <w:rtl w:val="0"/>
+              </w:rPr>
+              <w:t xml:space="preserve">•  Заголовок экрана (1 строка, разговорный).</w:t>
+            </w:r>
+          </w:p>
+          <w:p>
+            <w:pPr>
+              <w:spacing w:after="20" w:line="252" w:lineRule="auto"/>
+              <w:ind w:left="170" w:hanging="170"/>
+            </w:pPr>
+            <w:r>
+              <w:rPr>
+                <w:color w:val="28251d"/>
+                <w:rtl w:val="0"/>
+              </w:rPr>
+              <w:t xml:space="preserve">•  Короткая ситуация-крючок: 1–2 предложения от лица пользователя («Вы…»).</w:t>
+            </w:r>
+          </w:p>
+          <w:p>
+            <w:pPr>
+              <w:spacing w:after="20" w:line="252" w:lineRule="auto"/>
+              <w:ind w:left="170" w:hanging="170"/>
+            </w:pPr>
+            <w:r>
+              <w:rPr>
+                <w:color w:val="28251d"/>
+                <w:rtl w:val="0"/>
+              </w:rPr>
+              <w:t xml:space="preserve">•  2–4 варианта-ответа, среди которых НЕТ верного — все равнозначны.</w:t>
+            </w:r>
+          </w:p>
+          <w:p>
+            <w:pPr>
+              <w:spacing w:after="20" w:line="252" w:lineRule="auto"/>
+              <w:ind w:left="170" w:hanging="170"/>
+            </w:pPr>
+            <w:r>
+              <w:rPr>
+                <w:color w:val="28251d"/>
+                <w:rtl w:val="0"/>
+              </w:rPr>
+              <w:t xml:space="preserve">•  Мягкая обратная связь-поддержка на любой выбор (без оценки).</w:t>
+            </w:r>
+          </w:p>
+          <w:p>
+            <w:pPr>
+              <w:spacing w:after="20" w:line="252" w:lineRule="auto"/>
+              <w:ind w:left="170" w:hanging="170"/>
+            </w:pPr>
+            <w:r>
+              <w:rPr>
+                <w:color w:val="28251d"/>
+                <w:rtl w:val="0"/>
+              </w:rPr>
+              <w:t xml:space="preserve">•  Микро-копи кнопки: «Дальше» / «Продолжить».</w:t>
+            </w:r>
+          </w:p>
+        </w:tc>
+      </w:tr>
+      <w:tr>
+        <w:trPr>
+          <w:cantSplit w:val="0"/>
+          <w:tblHeader w:val="0"/>
+        </w:trPr>
+        <w:tc>
+          <w:tcPr>
+            <w:tcW w:w="2400.0" w:type="dxa"/>
+            <w:tcBorders>
+              <w:top w:color="c9c6bf" w:space="0" w:sz="4" w:val="single"/>
+              <w:left w:color="c9c6bf" w:space="0" w:sz="4" w:val="single"/>
+              <w:bottom w:color="c9c6bf" w:space="0" w:sz="4" w:val="single"/>
+              <w:right w:color="c9c6bf" w:space="0" w:sz="4" w:val="single"/>
+            </w:tcBorders>
+            <w:shd w:fill="f4f2ee" w:val="clear"/>
+            <w:tcMar>
+              <w:top w:w="50.0" w:type="dxa"/>
+              <w:left w:w="90.0" w:type="dxa"/>
+              <w:bottom w:w="50.0" w:type="dxa"/>
+              <w:right w:w="90.0" w:type="dxa"/>
+            </w:tcMar>
+            <w:vAlign w:val="center"/>
+          </w:tcPr>
+          <w:p>
+            <w:pPr>
+              <w:spacing w:after="0" w:line="252" w:lineRule="auto"/>
+            </w:pPr>
+            <w:r>
+              <w:rPr>
+                <w:b w:val="1"/>
+                <w:bCs w:val="1"/>
+                <w:color w:val="28251d"/>
+                <w:rtl w:val="0"/>
+              </w:rPr>
+              <w:t xml:space="preserve">Чего нельзя делать</w:t>
+            </w:r>
+          </w:p>
+        </w:tc>
+        <w:tc>
+          <w:tcPr>
+            <w:tcW w:w="7346.0" w:type="dxa"/>
+            <w:tcBorders>
+              <w:top w:color="c9c6bf" w:space="0" w:sz="4" w:val="single"/>
+              <w:left w:color="c9c6bf" w:space="0" w:sz="4" w:val="single"/>
+              <w:bottom w:color="c9c6bf" w:space="0" w:sz="4" w:val="single"/>
+              <w:right w:color="c9c6bf" w:space="0" w:sz="4" w:val="single"/>
+            </w:tcBorders>
+            <w:tcMar>
+              <w:top w:w="50.0" w:type="dxa"/>
+              <w:left w:w="90.0" w:type="dxa"/>
+              <w:bottom w:w="50.0" w:type="dxa"/>
+              <w:right w:w="90.0" w:type="dxa"/>
+            </w:tcMar>
+            <w:vAlign w:val="center"/>
+          </w:tcPr>
+          <w:p>
+            <w:pPr>
+              <w:spacing w:after="20" w:line="252" w:lineRule="auto"/>
+              <w:ind w:left="170" w:hanging="170"/>
+            </w:pPr>
+            <w:r>
+              <w:rPr>
+                <w:color w:val="28251d"/>
+                <w:rtl w:val="0"/>
+              </w:rPr>
+              <w:t xml:space="preserve">•  Нельзя задавать вопрос с правильным ответом или тест.</w:t>
+            </w:r>
+          </w:p>
+          <w:p>
+            <w:pPr>
+              <w:spacing w:after="20" w:line="252" w:lineRule="auto"/>
+              <w:ind w:left="170" w:hanging="170"/>
+            </w:pPr>
+            <w:r>
+              <w:rPr>
+                <w:color w:val="28251d"/>
+                <w:rtl w:val="0"/>
+              </w:rPr>
+              <w:t xml:space="preserve">•  Нельзя давать теорию или термины — это делает экран 2.</w:t>
+            </w:r>
+          </w:p>
+          <w:p>
+            <w:pPr>
+              <w:spacing w:after="20" w:line="252" w:lineRule="auto"/>
+              <w:ind w:left="170" w:hanging="170"/>
+            </w:pPr>
+            <w:r>
+              <w:rPr>
+                <w:color w:val="28251d"/>
+                <w:rtl w:val="0"/>
+              </w:rPr>
+              <w:t xml:space="preserve">•  Нельзя стыдить за выбор или намекать, что вариант «неправильный».</w:t>
+            </w:r>
+          </w:p>
+        </w:tc>
+      </w:tr>
+      <w:tr>
+        <w:trPr>
+          <w:cantSplit w:val="0"/>
+          <w:tblHeader w:val="0"/>
+        </w:trPr>
+        <w:tc>
+          <w:tcPr>
+            <w:tcW w:w="2400.0" w:type="dxa"/>
+            <w:tcBorders>
+              <w:top w:color="c9c6bf" w:space="0" w:sz="4" w:val="single"/>
+              <w:left w:color="c9c6bf" w:space="0" w:sz="4" w:val="single"/>
+              <w:bottom w:color="c9c6bf" w:space="0" w:sz="4" w:val="single"/>
+              <w:right w:color="c9c6bf" w:space="0" w:sz="4" w:val="single"/>
+            </w:tcBorders>
+            <w:shd w:fill="f4f2ee" w:val="clear"/>
+            <w:tcMar>
+              <w:top w:w="50.0" w:type="dxa"/>
+              <w:left w:w="90.0" w:type="dxa"/>
+              <w:bottom w:w="50.0" w:type="dxa"/>
+              <w:right w:w="90.0" w:type="dxa"/>
+            </w:tcMar>
+            <w:vAlign w:val="center"/>
+          </w:tcPr>
+          <w:p>
+            <w:pPr>
+              <w:spacing w:after="0" w:line="252" w:lineRule="auto"/>
+            </w:pPr>
+            <w:r>
+              <w:rPr>
+                <w:b w:val="1"/>
+                <w:bCs w:val="1"/>
+                <w:color w:val="28251d"/>
+                <w:rtl w:val="0"/>
+              </w:rPr>
+              <w:t xml:space="preserve">Мини-пример</w:t>
+            </w:r>
+          </w:p>
+        </w:tc>
+        <w:tc>
+          <w:tcPr>
+            <w:tcW w:w="7346.0" w:type="dxa"/>
+            <w:tcBorders>
+              <w:top w:color="c9c6bf" w:space="0" w:sz="4" w:val="single"/>
+              <w:left w:color="c9c6bf" w:space="0" w:sz="4" w:val="single"/>
+              <w:bottom w:color="c9c6bf" w:space="0" w:sz="4" w:val="single"/>
+              <w:right w:color="c9c6bf" w:space="0" w:sz="4" w:val="single"/>
+            </w:tcBorders>
+            <w:tcMar>
+              <w:top w:w="50.0" w:type="dxa"/>
+              <w:left w:w="90.0" w:type="dxa"/>
+              <w:bottom w:w="50.0" w:type="dxa"/>
+              <w:right w:w="90.0" w:type="dxa"/>
+            </w:tcMar>
+            <w:vAlign w:val="center"/>
+          </w:tcPr>
+          <w:p>
+            <w:pPr>
+              <w:spacing w:after="0" w:line="252" w:lineRule="auto"/>
+            </w:pPr>
+            <w:r>
+              <w:rPr>
+                <w:b w:val="0"/>
+                <w:bCs w:val="0"/>
+                <w:color w:val="28251d"/>
+                <w:rtl w:val="0"/>
+              </w:rPr>
+              <w:t xml:space="preserve">«Зарплата пришла 5-го, а к 20-му денег нет. Что чаще всего съедает остаток?» Варианты: кафе и доставка · подписки · спонтанные покупки · не знаю. Реакция: «Знакомо. Давайте посмотрим, куда уходят деньги».</w:t>
+            </w:r>
+          </w:p>
+        </w:tc>
+      </w:tr>
+    </w:tbl>
+    <w:p>
+      <w:pPr>
+        <w:spacing w:after="80" w:line="264" w:lineRule="auto"/>
+      </w:pPr>
+      <w:r>
+        <w:rPr>
+          <w:rtl w:val="0"/>
+        </w:rPr>
+        <w:t xml:space="preserve"/>
+      </w:r>
+    </w:p>
+    <w:p>
+      <w:pPr>
+        <w:spacing w:before="120" w:after="60" w:line="264" w:lineRule="auto"/>
+      </w:pPr>
+      <w:r>
+        <w:rPr>
+          <w:b w:val="1"/>
+          <w:bCs w:val="1"/>
+          <w:color w:val="28251d"/>
+          <w:sz w:val="22"/>
+          <w:szCs w:val="22"/>
+          <w:rtl w:val="0"/>
+        </w:rPr>
+        <w:t xml:space="preserve">Экран 2. Мини-теория</w:t>
+      </w:r>
+    </w:p>
+    <w:tbl>
+      <w:tblPr>
+        <w:tblStyle w:val="Table4"/>
+        <w:tblW w:w="9746.0" w:type="dxa"/>
+        <w:jc w:val="left"/>
+        <w:tblBorders>
+          <w:top w:color="c9c6bf" w:space="0" w:sz="4" w:val="single"/>
+          <w:left w:color="c9c6bf" w:space="0" w:sz="4" w:val="single"/>
+          <w:bottom w:color="c9c6bf" w:space="0" w:sz="4" w:val="single"/>
+          <w:right w:color="c9c6bf" w:space="0" w:sz="4" w:val="single"/>
+          <w:insideH w:color="c9c6bf" w:space="0" w:sz="4" w:val="single"/>
+          <w:insideV w:color="c9c6bf" w:space="0" w:sz="4" w:val="single"/>
+        </w:tblBorders>
+        <w:tblLayout w:type="fixed"/>
+        <w:tblLook w:val="0000"/>
+      </w:tblPr>
+      <w:tblGrid>
+        <w:gridCol w:w="2400"/>
+        <w:gridCol w:w="7346"/>
+      </w:tblGrid>
+      <w:tr>
+        <w:trPr>
+          <w:cantSplit w:val="0"/>
+          <w:tblHeader w:val="0"/>
+        </w:trPr>
+        <w:tc>
+          <w:tcPr>
+            <w:tcW w:w="2400.0" w:type="dxa"/>
+            <w:tcBorders>
+              <w:top w:color="c9c6bf" w:space="0" w:sz="4" w:val="single"/>
+              <w:left w:color="c9c6bf" w:space="0" w:sz="4" w:val="single"/>
+              <w:bottom w:color="c9c6bf" w:space="0" w:sz="4" w:val="single"/>
+              <w:right w:color="c9c6bf" w:space="0" w:sz="4" w:val="single"/>
+            </w:tcBorders>
+            <w:shd w:fill="01696f" w:val="clear"/>
+            <w:tcMar>
+              <w:top w:w="50.0" w:type="dxa"/>
+              <w:left w:w="90.0" w:type="dxa"/>
+              <w:bottom w:w="50.0" w:type="dxa"/>
+              <w:right w:w="90.0" w:type="dxa"/>
+            </w:tcMar>
+            <w:vAlign w:val="center"/>
+          </w:tcPr>
+          <w:p>
+            <w:pPr>
+              <w:spacing w:after="0" w:line="252" w:lineRule="auto"/>
+            </w:pPr>
+            <w:r>
+              <w:rPr>
+                <w:b w:val="1"/>
+                <w:bCs w:val="1"/>
+                <w:color w:val="ffffff"/>
+                <w:rtl w:val="0"/>
+              </w:rPr>
+              <w:t xml:space="preserve">Параметр</w:t>
+            </w:r>
+          </w:p>
+        </w:tc>
+        <w:tc>
+          <w:tcPr>
+            <w:tcW w:w="7346.0" w:type="dxa"/>
+            <w:tcBorders>
+              <w:top w:color="c9c6bf" w:space="0" w:sz="4" w:val="single"/>
+              <w:left w:color="c9c6bf" w:space="0" w:sz="4" w:val="single"/>
+              <w:bottom w:color="c9c6bf" w:space="0" w:sz="4" w:val="single"/>
+              <w:right w:color="c9c6bf" w:space="0" w:sz="4" w:val="single"/>
+            </w:tcBorders>
+            <w:shd w:fill="01696f" w:val="clear"/>
+            <w:tcMar>
+              <w:top w:w="50.0" w:type="dxa"/>
+              <w:left w:w="90.0" w:type="dxa"/>
+              <w:bottom w:w="50.0" w:type="dxa"/>
+              <w:right w:w="90.0" w:type="dxa"/>
+            </w:tcMar>
+            <w:vAlign w:val="center"/>
+          </w:tcPr>
+          <w:p>
+            <w:pPr>
+              <w:spacing w:after="0" w:line="252" w:lineRule="auto"/>
+            </w:pPr>
+            <w:r>
+              <w:rPr>
+                <w:b w:val="1"/>
+                <w:bCs w:val="1"/>
+                <w:color w:val="ffffff"/>
+                <w:rtl w:val="0"/>
+              </w:rPr>
+              <w:t xml:space="preserve">Содержание</w:t>
+            </w:r>
+          </w:p>
+        </w:tc>
+      </w:tr>
+      <w:tr>
+        <w:trPr>
+          <w:cantSplit w:val="0"/>
+          <w:tblHeader w:val="0"/>
+        </w:trPr>
+        <w:tc>
+          <w:tcPr>
+            <w:tcW w:w="2400.0" w:type="dxa"/>
+            <w:tcBorders>
+              <w:top w:color="c9c6bf" w:space="0" w:sz="4" w:val="single"/>
+              <w:left w:color="c9c6bf" w:space="0" w:sz="4" w:val="single"/>
+              <w:bottom w:color="c9c6bf" w:space="0" w:sz="4" w:val="single"/>
+              <w:right w:color="c9c6bf" w:space="0" w:sz="4" w:val="single"/>
+            </w:tcBorders>
+            <w:shd w:fill="f4f2ee" w:val="clear"/>
+            <w:tcMar>
+              <w:top w:w="50.0" w:type="dxa"/>
+              <w:left w:w="90.0" w:type="dxa"/>
+              <w:bottom w:w="50.0" w:type="dxa"/>
+              <w:right w:w="90.0" w:type="dxa"/>
+            </w:tcMar>
+            <w:vAlign w:val="center"/>
+          </w:tcPr>
+          <w:p>
+            <w:pPr>
+              <w:spacing w:after="0" w:line="252" w:lineRule="auto"/>
+            </w:pPr>
+            <w:r>
+              <w:rPr>
+                <w:b w:val="1"/>
+                <w:bCs w:val="1"/>
+                <w:color w:val="28251d"/>
+                <w:rtl w:val="0"/>
+              </w:rPr>
+              <w:t xml:space="preserve">Назначение</w:t>
+            </w:r>
+          </w:p>
+        </w:tc>
+        <w:tc>
+          <w:tcPr>
+            <w:tcW w:w="7346.0" w:type="dxa"/>
+            <w:tcBorders>
+              <w:top w:color="c9c6bf" w:space="0" w:sz="4" w:val="single"/>
+              <w:left w:color="c9c6bf" w:space="0" w:sz="4" w:val="single"/>
+              <w:bottom w:color="c9c6bf" w:space="0" w:sz="4" w:val="single"/>
+              <w:right w:color="c9c6bf" w:space="0" w:sz="4" w:val="single"/>
+            </w:tcBorders>
+            <w:tcMar>
+              <w:top w:w="50.0" w:type="dxa"/>
+              <w:left w:w="90.0" w:type="dxa"/>
+              <w:bottom w:w="50.0" w:type="dxa"/>
+              <w:right w:w="90.0" w:type="dxa"/>
+            </w:tcMar>
+            <w:vAlign w:val="center"/>
+          </w:tcPr>
+          <w:p>
+            <w:pPr>
+              <w:spacing w:after="0" w:line="252" w:lineRule="auto"/>
+            </w:pPr>
+            <w:r>
+              <w:rPr>
+                <w:b w:val="0"/>
+                <w:bCs w:val="0"/>
+                <w:color w:val="28251d"/>
+                <w:rtl w:val="0"/>
+              </w:rPr>
+              <w:t xml:space="preserve">Дать ровно одну главную мысль урока. Один экран — одна идея.</w:t>
+            </w:r>
+          </w:p>
+        </w:tc>
+      </w:tr>
+      <w:tr>
+        <w:trPr>
+          <w:cantSplit w:val="0"/>
+          <w:tblHeader w:val="0"/>
+        </w:trPr>
+        <w:tc>
+          <w:tcPr>
+            <w:tcW w:w="2400.0" w:type="dxa"/>
+            <w:tcBorders>
+              <w:top w:color="c9c6bf" w:space="0" w:sz="4" w:val="single"/>
+              <w:left w:color="c9c6bf" w:space="0" w:sz="4" w:val="single"/>
+              <w:bottom w:color="c9c6bf" w:space="0" w:sz="4" w:val="single"/>
+              <w:right w:color="c9c6bf" w:space="0" w:sz="4" w:val="single"/>
+            </w:tcBorders>
+            <w:shd w:fill="f4f2ee" w:val="clear"/>
+            <w:tcMar>
+              <w:top w:w="50.0" w:type="dxa"/>
+              <w:left w:w="90.0" w:type="dxa"/>
+              <w:bottom w:w="50.0" w:type="dxa"/>
+              <w:right w:w="90.0" w:type="dxa"/>
+            </w:tcMar>
+            <w:vAlign w:val="center"/>
+          </w:tcPr>
+          <w:p>
+            <w:pPr>
+              <w:spacing w:after="0" w:line="252" w:lineRule="auto"/>
+            </w:pPr>
+            <w:r>
+              <w:rPr>
+                <w:b w:val="1"/>
+                <w:bCs w:val="1"/>
+                <w:color w:val="28251d"/>
+                <w:rtl w:val="0"/>
+              </w:rPr>
+              <w:t xml:space="preserve">Тип взаимодействия</w:t>
+            </w:r>
+          </w:p>
+        </w:tc>
+        <w:tc>
+          <w:tcPr>
+            <w:tcW w:w="7346.0" w:type="dxa"/>
+            <w:tcBorders>
+              <w:top w:color="c9c6bf" w:space="0" w:sz="4" w:val="single"/>
+              <w:left w:color="c9c6bf" w:space="0" w:sz="4" w:val="single"/>
+              <w:bottom w:color="c9c6bf" w:space="0" w:sz="4" w:val="single"/>
+              <w:right w:color="c9c6bf" w:space="0" w:sz="4" w:val="single"/>
+            </w:tcBorders>
+            <w:tcMar>
+              <w:top w:w="50.0" w:type="dxa"/>
+              <w:left w:w="90.0" w:type="dxa"/>
+              <w:bottom w:w="50.0" w:type="dxa"/>
+              <w:right w:w="90.0" w:type="dxa"/>
+            </w:tcMar>
+            <w:vAlign w:val="center"/>
+          </w:tcPr>
+          <w:p>
+            <w:pPr>
+              <w:spacing w:after="0" w:line="252" w:lineRule="auto"/>
+            </w:pPr>
+            <w:r>
+              <w:rPr>
+                <w:b w:val="0"/>
+                <w:bCs w:val="0"/>
+                <w:color w:val="28251d"/>
+                <w:rtl w:val="0"/>
+              </w:rPr>
+              <w:t xml:space="preserve">Чтение. Без выбора и без проверки (кнопка «Понятно»).</w:t>
+            </w:r>
+          </w:p>
+        </w:tc>
+      </w:tr>
+      <w:tr>
+        <w:trPr>
+          <w:cantSplit w:val="0"/>
+          <w:tblHeader w:val="0"/>
+        </w:trPr>
+        <w:tc>
+          <w:tcPr>
+            <w:tcW w:w="2400.0" w:type="dxa"/>
+            <w:tcBorders>
+              <w:top w:color="c9c6bf" w:space="0" w:sz="4" w:val="single"/>
+              <w:left w:color="c9c6bf" w:space="0" w:sz="4" w:val="single"/>
+              <w:bottom w:color="c9c6bf" w:space="0" w:sz="4" w:val="single"/>
+              <w:right w:color="c9c6bf" w:space="0" w:sz="4" w:val="single"/>
+            </w:tcBorders>
+            <w:shd w:fill="f4f2ee" w:val="clear"/>
+            <w:tcMar>
+              <w:top w:w="50.0" w:type="dxa"/>
+              <w:left w:w="90.0" w:type="dxa"/>
+              <w:bottom w:w="50.0" w:type="dxa"/>
+              <w:right w:w="90.0" w:type="dxa"/>
+            </w:tcMar>
+            <w:vAlign w:val="center"/>
+          </w:tcPr>
+          <w:p>
+            <w:pPr>
+              <w:spacing w:after="0" w:line="252" w:lineRule="auto"/>
+            </w:pPr>
+            <w:r>
+              <w:rPr>
+                <w:b w:val="1"/>
+                <w:bCs w:val="1"/>
+                <w:color w:val="28251d"/>
+                <w:rtl w:val="0"/>
+              </w:rPr>
+              <w:t xml:space="preserve">Обязательные элементы</w:t>
+            </w:r>
+          </w:p>
+        </w:tc>
+        <w:tc>
+          <w:tcPr>
+            <w:tcW w:w="7346.0" w:type="dxa"/>
+            <w:tcBorders>
+              <w:top w:color="c9c6bf" w:space="0" w:sz="4" w:val="single"/>
+              <w:left w:color="c9c6bf" w:space="0" w:sz="4" w:val="single"/>
+              <w:bottom w:color="c9c6bf" w:space="0" w:sz="4" w:val="single"/>
+              <w:right w:color="c9c6bf" w:space="0" w:sz="4" w:val="single"/>
+            </w:tcBorders>
+            <w:tcMar>
+              <w:top w:w="50.0" w:type="dxa"/>
+              <w:left w:w="90.0" w:type="dxa"/>
+              <w:bottom w:w="50.0" w:type="dxa"/>
+              <w:right w:w="90.0" w:type="dxa"/>
+            </w:tcMar>
+            <w:vAlign w:val="center"/>
+          </w:tcPr>
+          <w:p>
+            <w:pPr>
+              <w:spacing w:after="20" w:line="252" w:lineRule="auto"/>
+              <w:ind w:left="170" w:hanging="170"/>
+            </w:pPr>
+            <w:r>
+              <w:rPr>
+                <w:color w:val="28251d"/>
+                <w:rtl w:val="0"/>
+              </w:rPr>
+              <w:t xml:space="preserve">•  Заголовок-формулировка главной мысли.</w:t>
+            </w:r>
+          </w:p>
+          <w:p>
+            <w:pPr>
+              <w:spacing w:after="20" w:line="252" w:lineRule="auto"/>
+              <w:ind w:left="170" w:hanging="170"/>
+            </w:pPr>
+            <w:r>
+              <w:rPr>
+                <w:color w:val="28251d"/>
+                <w:rtl w:val="0"/>
+              </w:rPr>
+              <w:t xml:space="preserve">•  Одна идея: почему так и что будет, если… (3–5 коротких строк).</w:t>
+            </w:r>
+          </w:p>
+          <w:p>
+            <w:pPr>
+              <w:spacing w:after="20" w:line="252" w:lineRule="auto"/>
+              <w:ind w:left="170" w:hanging="170"/>
+            </w:pPr>
+            <w:r>
+              <w:rPr>
+                <w:color w:val="28251d"/>
+                <w:rtl w:val="0"/>
+              </w:rPr>
+              <w:t xml:space="preserve">•  Один пример или факт-иллюстрация (для тем с быстро меняющимися числами — указать источник, а не само число).</w:t>
+            </w:r>
+          </w:p>
+          <w:p>
+            <w:pPr>
+              <w:spacing w:after="20" w:line="252" w:lineRule="auto"/>
+              <w:ind w:left="170" w:hanging="170"/>
+            </w:pPr>
+            <w:r>
+              <w:rPr>
+                <w:color w:val="28251d"/>
+                <w:rtl w:val="0"/>
+              </w:rPr>
+              <w:t xml:space="preserve">•  Опционально: 1 ключевой термин с короткой расшифровкой.</w:t>
+            </w:r>
+          </w:p>
+          <w:p>
+            <w:pPr>
+              <w:spacing w:after="20" w:line="252" w:lineRule="auto"/>
+              <w:ind w:left="170" w:hanging="170"/>
+            </w:pPr>
+            <w:r>
+              <w:rPr>
+                <w:color w:val="28251d"/>
+                <w:rtl w:val="0"/>
+              </w:rPr>
+              <w:t xml:space="preserve">•  Микро-копи кнопки: «Понятно» / «Дальше».</w:t>
+            </w:r>
+          </w:p>
+        </w:tc>
+      </w:tr>
+      <w:tr>
+        <w:trPr>
+          <w:cantSplit w:val="0"/>
+          <w:tblHeader w:val="0"/>
+        </w:trPr>
+        <w:tc>
+          <w:tcPr>
+            <w:tcW w:w="2400.0" w:type="dxa"/>
+            <w:tcBorders>
+              <w:top w:color="c9c6bf" w:space="0" w:sz="4" w:val="single"/>
+              <w:left w:color="c9c6bf" w:space="0" w:sz="4" w:val="single"/>
+              <w:bottom w:color="c9c6bf" w:space="0" w:sz="4" w:val="single"/>
+              <w:right w:color="c9c6bf" w:space="0" w:sz="4" w:val="single"/>
+            </w:tcBorders>
+            <w:shd w:fill="f4f2ee" w:val="clear"/>
+            <w:tcMar>
+              <w:top w:w="50.0" w:type="dxa"/>
+              <w:left w:w="90.0" w:type="dxa"/>
+              <w:bottom w:w="50.0" w:type="dxa"/>
+              <w:right w:w="90.0" w:type="dxa"/>
+            </w:tcMar>
+            <w:vAlign w:val="center"/>
+          </w:tcPr>
+          <w:p>
+            <w:pPr>
+              <w:spacing w:after="0" w:line="252" w:lineRule="auto"/>
+            </w:pPr>
+            <w:r>
+              <w:rPr>
+                <w:b w:val="1"/>
+                <w:bCs w:val="1"/>
+                <w:color w:val="28251d"/>
+                <w:rtl w:val="0"/>
+              </w:rPr>
+              <w:t xml:space="preserve">Чего нельзя делать</w:t>
+            </w:r>
+          </w:p>
+        </w:tc>
+        <w:tc>
+          <w:tcPr>
+            <w:tcW w:w="7346.0" w:type="dxa"/>
+            <w:tcBorders>
+              <w:top w:color="c9c6bf" w:space="0" w:sz="4" w:val="single"/>
+              <w:left w:color="c9c6bf" w:space="0" w:sz="4" w:val="single"/>
+              <w:bottom w:color="c9c6bf" w:space="0" w:sz="4" w:val="single"/>
+              <w:right w:color="c9c6bf" w:space="0" w:sz="4" w:val="single"/>
+            </w:tcBorders>
+            <w:tcMar>
+              <w:top w:w="50.0" w:type="dxa"/>
+              <w:left w:w="90.0" w:type="dxa"/>
+              <w:bottom w:w="50.0" w:type="dxa"/>
+              <w:right w:w="90.0" w:type="dxa"/>
+            </w:tcMar>
+            <w:vAlign w:val="center"/>
+          </w:tcPr>
+          <w:p>
+            <w:pPr>
+              <w:spacing w:after="20" w:line="252" w:lineRule="auto"/>
+              <w:ind w:left="170" w:hanging="170"/>
+            </w:pPr>
+            <w:r>
+              <w:rPr>
+                <w:color w:val="28251d"/>
+                <w:rtl w:val="0"/>
+              </w:rPr>
+              <w:t xml:space="preserve">•  Нельзя давать больше одной идеи (вторая идея — это уже другой урок).</w:t>
+            </w:r>
+          </w:p>
+          <w:p>
+            <w:pPr>
+              <w:spacing w:after="20" w:line="252" w:lineRule="auto"/>
+              <w:ind w:left="170" w:hanging="170"/>
+            </w:pPr>
+            <w:r>
+              <w:rPr>
+                <w:color w:val="28251d"/>
+                <w:rtl w:val="0"/>
+              </w:rPr>
+              <w:t xml:space="preserve">•  Нельзя заучивать актуальные цифры (ставки, лимиты) — учим находить источник.</w:t>
+            </w:r>
+          </w:p>
+          <w:p>
+            <w:pPr>
+              <w:spacing w:after="20" w:line="252" w:lineRule="auto"/>
+              <w:ind w:left="170" w:hanging="170"/>
+            </w:pPr>
+            <w:r>
+              <w:rPr>
+                <w:color w:val="28251d"/>
+                <w:rtl w:val="0"/>
+              </w:rPr>
+              <w:t xml:space="preserve">•  Нельзя превращать в лонгрид: максимум короткий абзац.</w:t>
+            </w:r>
+          </w:p>
+        </w:tc>
+      </w:tr>
+      <w:tr>
+        <w:trPr>
+          <w:cantSplit w:val="0"/>
+          <w:tblHeader w:val="0"/>
+        </w:trPr>
+        <w:tc>
+          <w:tcPr>
+            <w:tcW w:w="2400.0" w:type="dxa"/>
+            <w:tcBorders>
+              <w:top w:color="c9c6bf" w:space="0" w:sz="4" w:val="single"/>
+              <w:left w:color="c9c6bf" w:space="0" w:sz="4" w:val="single"/>
+              <w:bottom w:color="c9c6bf" w:space="0" w:sz="4" w:val="single"/>
+              <w:right w:color="c9c6bf" w:space="0" w:sz="4" w:val="single"/>
+            </w:tcBorders>
+            <w:shd w:fill="f4f2ee" w:val="clear"/>
+            <w:tcMar>
+              <w:top w:w="50.0" w:type="dxa"/>
+              <w:left w:w="90.0" w:type="dxa"/>
+              <w:bottom w:w="50.0" w:type="dxa"/>
+              <w:right w:w="90.0" w:type="dxa"/>
+            </w:tcMar>
+            <w:vAlign w:val="center"/>
+          </w:tcPr>
+          <w:p>
+            <w:pPr>
+              <w:spacing w:after="0" w:line="252" w:lineRule="auto"/>
+            </w:pPr>
+            <w:r>
+              <w:rPr>
+                <w:b w:val="1"/>
+                <w:bCs w:val="1"/>
+                <w:color w:val="28251d"/>
+                <w:rtl w:val="0"/>
+              </w:rPr>
+              <w:t xml:space="preserve">Мини-пример</w:t>
+            </w:r>
+          </w:p>
+        </w:tc>
+        <w:tc>
+          <w:tcPr>
+            <w:tcW w:w="7346.0" w:type="dxa"/>
+            <w:tcBorders>
+              <w:top w:color="c9c6bf" w:space="0" w:sz="4" w:val="single"/>
+              <w:left w:color="c9c6bf" w:space="0" w:sz="4" w:val="single"/>
+              <w:bottom w:color="c9c6bf" w:space="0" w:sz="4" w:val="single"/>
+              <w:right w:color="c9c6bf" w:space="0" w:sz="4" w:val="single"/>
+            </w:tcBorders>
+            <w:tcMar>
+              <w:top w:w="50.0" w:type="dxa"/>
+              <w:left w:w="90.0" w:type="dxa"/>
+              <w:bottom w:w="50.0" w:type="dxa"/>
+              <w:right w:w="90.0" w:type="dxa"/>
+            </w:tcMar>
+            <w:vAlign w:val="center"/>
+          </w:tcPr>
+          <w:p>
+            <w:pPr>
+              <w:spacing w:after="0" w:line="252" w:lineRule="auto"/>
+            </w:pPr>
+            <w:r>
+              <w:rPr>
+                <w:b w:val="0"/>
+                <w:bCs w:val="0"/>
+                <w:color w:val="28251d"/>
+                <w:rtl w:val="0"/>
+              </w:rPr>
+              <w:t xml:space="preserve">Идея: «Обязательные расходы — это то, без чего жизнь останавливается; всё остальное — желаемое». Факт: разделение трат на 2 корзины уже снижает импульсивные покупки.</w:t>
+            </w:r>
+          </w:p>
+        </w:tc>
+      </w:tr>
+    </w:tbl>
+    <w:p>
+      <w:pPr>
+        <w:spacing w:after="80" w:line="264" w:lineRule="auto"/>
+      </w:pPr>
+      <w:r>
+        <w:rPr>
+          <w:rtl w:val="0"/>
+        </w:rPr>
+        <w:t xml:space="preserve"/>
+      </w:r>
+    </w:p>
+    <w:p>
+      <w:pPr>
+        <w:spacing w:before="120" w:after="60" w:line="264" w:lineRule="auto"/>
+      </w:pPr>
+      <w:r>
+        <w:rPr>
+          <w:b w:val="1"/>
+          <w:bCs w:val="1"/>
+          <w:color w:val="28251d"/>
+          <w:sz w:val="22"/>
+          <w:szCs w:val="22"/>
+          <w:rtl w:val="0"/>
+        </w:rPr>
+        <w:t xml:space="preserve">Экран 3. Объективная практика</w:t>
+      </w:r>
+    </w:p>
+    <w:tbl>
+      <w:tblPr>
+        <w:tblStyle w:val="Table4"/>
+        <w:tblW w:w="9746.0" w:type="dxa"/>
+        <w:jc w:val="left"/>
+        <w:tblBorders>
+          <w:top w:color="c9c6bf" w:space="0" w:sz="4" w:val="single"/>
+          <w:left w:color="c9c6bf" w:space="0" w:sz="4" w:val="single"/>
+          <w:bottom w:color="c9c6bf" w:space="0" w:sz="4" w:val="single"/>
+          <w:right w:color="c9c6bf" w:space="0" w:sz="4" w:val="single"/>
+          <w:insideH w:color="c9c6bf" w:space="0" w:sz="4" w:val="single"/>
+          <w:insideV w:color="c9c6bf" w:space="0" w:sz="4" w:val="single"/>
+        </w:tblBorders>
+        <w:tblLayout w:type="fixed"/>
+        <w:tblLook w:val="0000"/>
+      </w:tblPr>
+      <w:tblGrid>
+        <w:gridCol w:w="2400"/>
+        <w:gridCol w:w="7346"/>
+      </w:tblGrid>
+      <w:tr>
+        <w:trPr>
+          <w:cantSplit w:val="0"/>
+          <w:tblHeader w:val="0"/>
+        </w:trPr>
+        <w:tc>
+          <w:tcPr>
+            <w:tcW w:w="2400.0" w:type="dxa"/>
+            <w:tcBorders>
+              <w:top w:color="c9c6bf" w:space="0" w:sz="4" w:val="single"/>
+              <w:left w:color="c9c6bf" w:space="0" w:sz="4" w:val="single"/>
+              <w:bottom w:color="c9c6bf" w:space="0" w:sz="4" w:val="single"/>
+              <w:right w:color="c9c6bf" w:space="0" w:sz="4" w:val="single"/>
+            </w:tcBorders>
+            <w:shd w:fill="01696f" w:val="clear"/>
+            <w:tcMar>
+              <w:top w:w="50.0" w:type="dxa"/>
+              <w:left w:w="90.0" w:type="dxa"/>
+              <w:bottom w:w="50.0" w:type="dxa"/>
+              <w:right w:w="90.0" w:type="dxa"/>
+            </w:tcMar>
+            <w:vAlign w:val="center"/>
+          </w:tcPr>
+          <w:p>
+            <w:pPr>
+              <w:spacing w:after="0" w:line="252" w:lineRule="auto"/>
+            </w:pPr>
+            <w:r>
+              <w:rPr>
+                <w:b w:val="1"/>
+                <w:bCs w:val="1"/>
+                <w:color w:val="ffffff"/>
+                <w:rtl w:val="0"/>
+              </w:rPr>
+              <w:t xml:space="preserve">Параметр</w:t>
+            </w:r>
+          </w:p>
+        </w:tc>
+        <w:tc>
+          <w:tcPr>
+            <w:tcW w:w="7346.0" w:type="dxa"/>
+            <w:tcBorders>
+              <w:top w:color="c9c6bf" w:space="0" w:sz="4" w:val="single"/>
+              <w:left w:color="c9c6bf" w:space="0" w:sz="4" w:val="single"/>
+              <w:bottom w:color="c9c6bf" w:space="0" w:sz="4" w:val="single"/>
+              <w:right w:color="c9c6bf" w:space="0" w:sz="4" w:val="single"/>
+            </w:tcBorders>
+            <w:shd w:fill="01696f" w:val="clear"/>
+            <w:tcMar>
+              <w:top w:w="50.0" w:type="dxa"/>
+              <w:left w:w="90.0" w:type="dxa"/>
+              <w:bottom w:w="50.0" w:type="dxa"/>
+              <w:right w:w="90.0" w:type="dxa"/>
+            </w:tcMar>
+            <w:vAlign w:val="center"/>
+          </w:tcPr>
+          <w:p>
+            <w:pPr>
+              <w:spacing w:after="0" w:line="252" w:lineRule="auto"/>
+            </w:pPr>
+            <w:r>
+              <w:rPr>
+                <w:b w:val="1"/>
+                <w:bCs w:val="1"/>
+                <w:color w:val="ffffff"/>
+                <w:rtl w:val="0"/>
+              </w:rPr>
+              <w:t xml:space="preserve">Содержание</w:t>
+            </w:r>
+          </w:p>
+        </w:tc>
+      </w:tr>
+      <w:tr>
+        <w:trPr>
+          <w:cantSplit w:val="0"/>
+          <w:tblHeader w:val="0"/>
+        </w:trPr>
+        <w:tc>
+          <w:tcPr>
+            <w:tcW w:w="2400.0" w:type="dxa"/>
+            <w:tcBorders>
+              <w:top w:color="c9c6bf" w:space="0" w:sz="4" w:val="single"/>
+              <w:left w:color="c9c6bf" w:space="0" w:sz="4" w:val="single"/>
+              <w:bottom w:color="c9c6bf" w:space="0" w:sz="4" w:val="single"/>
+              <w:right w:color="c9c6bf" w:space="0" w:sz="4" w:val="single"/>
+            </w:tcBorders>
+            <w:shd w:fill="f4f2ee" w:val="clear"/>
+            <w:tcMar>
+              <w:top w:w="50.0" w:type="dxa"/>
+              <w:left w:w="90.0" w:type="dxa"/>
+              <w:bottom w:w="50.0" w:type="dxa"/>
+              <w:right w:w="90.0" w:type="dxa"/>
+            </w:tcMar>
+            <w:vAlign w:val="center"/>
+          </w:tcPr>
+          <w:p>
+            <w:pPr>
+              <w:spacing w:after="0" w:line="252" w:lineRule="auto"/>
+            </w:pPr>
+            <w:r>
+              <w:rPr>
+                <w:b w:val="1"/>
+                <w:bCs w:val="1"/>
+                <w:color w:val="28251d"/>
+                <w:rtl w:val="0"/>
+              </w:rPr>
+              <w:t xml:space="preserve">Назначение</w:t>
+            </w:r>
+          </w:p>
+        </w:tc>
+        <w:tc>
+          <w:tcPr>
+            <w:tcW w:w="7346.0" w:type="dxa"/>
+            <w:tcBorders>
+              <w:top w:color="c9c6bf" w:space="0" w:sz="4" w:val="single"/>
+              <w:left w:color="c9c6bf" w:space="0" w:sz="4" w:val="single"/>
+              <w:bottom w:color="c9c6bf" w:space="0" w:sz="4" w:val="single"/>
+              <w:right w:color="c9c6bf" w:space="0" w:sz="4" w:val="single"/>
+            </w:tcBorders>
+            <w:tcMar>
+              <w:top w:w="50.0" w:type="dxa"/>
+              <w:left w:w="90.0" w:type="dxa"/>
+              <w:bottom w:w="50.0" w:type="dxa"/>
+              <w:right w:w="90.0" w:type="dxa"/>
+            </w:tcMar>
+            <w:vAlign w:val="center"/>
+          </w:tcPr>
+          <w:p>
+            <w:pPr>
+              <w:spacing w:after="0" w:line="252" w:lineRule="auto"/>
+            </w:pPr>
+            <w:r>
+              <w:rPr>
+                <w:b w:val="0"/>
+                <w:bCs w:val="0"/>
+                <w:color w:val="28251d"/>
+                <w:rtl w:val="0"/>
+              </w:rPr>
+              <w:t xml:space="preserve">Закрепить главное различие урока действием. Тренирует распознавание, а не угадывание.</w:t>
+            </w:r>
+          </w:p>
+        </w:tc>
+      </w:tr>
+      <w:tr>
+        <w:trPr>
+          <w:cantSplit w:val="0"/>
+          <w:tblHeader w:val="0"/>
+        </w:trPr>
+        <w:tc>
+          <w:tcPr>
+            <w:tcW w:w="2400.0" w:type="dxa"/>
+            <w:tcBorders>
+              <w:top w:color="c9c6bf" w:space="0" w:sz="4" w:val="single"/>
+              <w:left w:color="c9c6bf" w:space="0" w:sz="4" w:val="single"/>
+              <w:bottom w:color="c9c6bf" w:space="0" w:sz="4" w:val="single"/>
+              <w:right w:color="c9c6bf" w:space="0" w:sz="4" w:val="single"/>
+            </w:tcBorders>
+            <w:shd w:fill="f4f2ee" w:val="clear"/>
+            <w:tcMar>
+              <w:top w:w="50.0" w:type="dxa"/>
+              <w:left w:w="90.0" w:type="dxa"/>
+              <w:bottom w:w="50.0" w:type="dxa"/>
+              <w:right w:w="90.0" w:type="dxa"/>
+            </w:tcMar>
+            <w:vAlign w:val="center"/>
+          </w:tcPr>
+          <w:p>
+            <w:pPr>
+              <w:spacing w:after="0" w:line="252" w:lineRule="auto"/>
+            </w:pPr>
+            <w:r>
+              <w:rPr>
+                <w:b w:val="1"/>
+                <w:bCs w:val="1"/>
+                <w:color w:val="28251d"/>
+                <w:rtl w:val="0"/>
+              </w:rPr>
+              <w:t xml:space="preserve">Тип взаимодействия</w:t>
+            </w:r>
+          </w:p>
+        </w:tc>
+        <w:tc>
+          <w:tcPr>
+            <w:tcW w:w="7346.0" w:type="dxa"/>
+            <w:tcBorders>
+              <w:top w:color="c9c6bf" w:space="0" w:sz="4" w:val="single"/>
+              <w:left w:color="c9c6bf" w:space="0" w:sz="4" w:val="single"/>
+              <w:bottom w:color="c9c6bf" w:space="0" w:sz="4" w:val="single"/>
+              <w:right w:color="c9c6bf" w:space="0" w:sz="4" w:val="single"/>
+            </w:tcBorders>
+            <w:tcMar>
+              <w:top w:w="50.0" w:type="dxa"/>
+              <w:left w:w="90.0" w:type="dxa"/>
+              <w:bottom w:w="50.0" w:type="dxa"/>
+              <w:right w:w="90.0" w:type="dxa"/>
+            </w:tcMar>
+            <w:vAlign w:val="center"/>
+          </w:tcPr>
+          <w:p>
+            <w:pPr>
+              <w:spacing w:after="0" w:line="252" w:lineRule="auto"/>
+            </w:pPr>
+            <w:r>
+              <w:rPr>
+                <w:b w:val="0"/>
+                <w:bCs w:val="0"/>
+                <w:color w:val="28251d"/>
+                <w:rtl w:val="0"/>
+              </w:rPr>
+              <w:t xml:space="preserve">ТОЛЬКО категориальная сортировка (categorization): разложить примеры по 2–3 известным категориям.</w:t>
+            </w:r>
+          </w:p>
+        </w:tc>
+      </w:tr>
+      <w:tr>
+        <w:trPr>
+          <w:cantSplit w:val="0"/>
+          <w:tblHeader w:val="0"/>
+        </w:trPr>
+        <w:tc>
+          <w:tcPr>
+            <w:tcW w:w="2400.0" w:type="dxa"/>
+            <w:tcBorders>
+              <w:top w:color="c9c6bf" w:space="0" w:sz="4" w:val="single"/>
+              <w:left w:color="c9c6bf" w:space="0" w:sz="4" w:val="single"/>
+              <w:bottom w:color="c9c6bf" w:space="0" w:sz="4" w:val="single"/>
+              <w:right w:color="c9c6bf" w:space="0" w:sz="4" w:val="single"/>
+            </w:tcBorders>
+            <w:shd w:fill="f4f2ee" w:val="clear"/>
+            <w:tcMar>
+              <w:top w:w="50.0" w:type="dxa"/>
+              <w:left w:w="90.0" w:type="dxa"/>
+              <w:bottom w:w="50.0" w:type="dxa"/>
+              <w:right w:w="90.0" w:type="dxa"/>
+            </w:tcMar>
+            <w:vAlign w:val="center"/>
+          </w:tcPr>
+          <w:p>
+            <w:pPr>
+              <w:spacing w:after="0" w:line="252" w:lineRule="auto"/>
+            </w:pPr>
+            <w:r>
+              <w:rPr>
+                <w:b w:val="1"/>
+                <w:bCs w:val="1"/>
+                <w:color w:val="28251d"/>
+                <w:rtl w:val="0"/>
+              </w:rPr>
+              <w:t xml:space="preserve">Обязательные элементы</w:t>
+            </w:r>
+          </w:p>
+        </w:tc>
+        <w:tc>
+          <w:tcPr>
+            <w:tcW w:w="7346.0" w:type="dxa"/>
+            <w:tcBorders>
+              <w:top w:color="c9c6bf" w:space="0" w:sz="4" w:val="single"/>
+              <w:left w:color="c9c6bf" w:space="0" w:sz="4" w:val="single"/>
+              <w:bottom w:color="c9c6bf" w:space="0" w:sz="4" w:val="single"/>
+              <w:right w:color="c9c6bf" w:space="0" w:sz="4" w:val="single"/>
+            </w:tcBorders>
+            <w:tcMar>
+              <w:top w:w="50.0" w:type="dxa"/>
+              <w:left w:w="90.0" w:type="dxa"/>
+              <w:bottom w:w="50.0" w:type="dxa"/>
+              <w:right w:w="90.0" w:type="dxa"/>
+            </w:tcMar>
+            <w:vAlign w:val="center"/>
+          </w:tcPr>
+          <w:p>
+            <w:pPr>
+              <w:spacing w:after="20" w:line="252" w:lineRule="auto"/>
+              <w:ind w:left="170" w:hanging="170"/>
+            </w:pPr>
+            <w:r>
+              <w:rPr>
+                <w:color w:val="28251d"/>
+                <w:rtl w:val="0"/>
+              </w:rPr>
+              <w:t xml:space="preserve">•  Заголовок-задание («Разложите…»).</w:t>
+            </w:r>
+          </w:p>
+          <w:p>
+            <w:pPr>
+              <w:spacing w:after="20" w:line="252" w:lineRule="auto"/>
+              <w:ind w:left="170" w:hanging="170"/>
+            </w:pPr>
+            <w:r>
+              <w:rPr>
+                <w:color w:val="28251d"/>
+                <w:rtl w:val="0"/>
+              </w:rPr>
+              <w:t xml:space="preserve">•  2–3 названные категории (корзины).</w:t>
+            </w:r>
+          </w:p>
+          <w:p>
+            <w:pPr>
+              <w:spacing w:after="20" w:line="252" w:lineRule="auto"/>
+              <w:ind w:left="170" w:hanging="170"/>
+            </w:pPr>
+            <w:r>
+              <w:rPr>
+                <w:color w:val="28251d"/>
+                <w:rtl w:val="0"/>
+              </w:rPr>
+              <w:t xml:space="preserve">•  4–8 карточек-примеров для сортировки.</w:t>
+            </w:r>
+          </w:p>
+          <w:p>
+            <w:pPr>
+              <w:spacing w:after="20" w:line="252" w:lineRule="auto"/>
+              <w:ind w:left="170" w:hanging="170"/>
+            </w:pPr>
+            <w:r>
+              <w:rPr>
+                <w:color w:val="28251d"/>
+                <w:rtl w:val="0"/>
+              </w:rPr>
+              <w:t xml:space="preserve">•  Заранее заданная верная раскладка (есть правильный ответ — это объективный экран).</w:t>
+            </w:r>
+          </w:p>
+          <w:p>
+            <w:pPr>
+              <w:spacing w:after="20" w:line="252" w:lineRule="auto"/>
+              <w:ind w:left="170" w:hanging="170"/>
+            </w:pPr>
+            <w:r>
+              <w:rPr>
+                <w:color w:val="28251d"/>
+                <w:rtl w:val="0"/>
+              </w:rPr>
+              <w:t xml:space="preserve">•  Обратная связь по каждой карточке: верно / поправить с подсказкой.</w:t>
+            </w:r>
+          </w:p>
+          <w:p>
+            <w:pPr>
+              <w:spacing w:after="20" w:line="252" w:lineRule="auto"/>
+              <w:ind w:left="170" w:hanging="170"/>
+            </w:pPr>
+            <w:r>
+              <w:rPr>
+                <w:color w:val="28251d"/>
+                <w:rtl w:val="0"/>
+              </w:rPr>
+              <w:t xml:space="preserve">•  Микро-копи кнопки: «Проверить» → «Дальше».</w:t>
+            </w:r>
+          </w:p>
+        </w:tc>
+      </w:tr>
+      <w:tr>
+        <w:trPr>
+          <w:cantSplit w:val="0"/>
+          <w:tblHeader w:val="0"/>
+        </w:trPr>
+        <w:tc>
+          <w:tcPr>
+            <w:tcW w:w="2400.0" w:type="dxa"/>
+            <w:tcBorders>
+              <w:top w:color="c9c6bf" w:space="0" w:sz="4" w:val="single"/>
+              <w:left w:color="c9c6bf" w:space="0" w:sz="4" w:val="single"/>
+              <w:bottom w:color="c9c6bf" w:space="0" w:sz="4" w:val="single"/>
+              <w:right w:color="c9c6bf" w:space="0" w:sz="4" w:val="single"/>
+            </w:tcBorders>
+            <w:shd w:fill="f4f2ee" w:val="clear"/>
+            <w:tcMar>
+              <w:top w:w="50.0" w:type="dxa"/>
+              <w:left w:w="90.0" w:type="dxa"/>
+              <w:bottom w:w="50.0" w:type="dxa"/>
+              <w:right w:w="90.0" w:type="dxa"/>
+            </w:tcMar>
+            <w:vAlign w:val="center"/>
+          </w:tcPr>
+          <w:p>
+            <w:pPr>
+              <w:spacing w:after="0" w:line="252" w:lineRule="auto"/>
+            </w:pPr>
+            <w:r>
+              <w:rPr>
+                <w:b w:val="1"/>
+                <w:bCs w:val="1"/>
+                <w:color w:val="28251d"/>
+                <w:rtl w:val="0"/>
+              </w:rPr>
+              <w:t xml:space="preserve">Чего нельзя делать</w:t>
+            </w:r>
+          </w:p>
+        </w:tc>
+        <w:tc>
+          <w:tcPr>
+            <w:tcW w:w="7346.0" w:type="dxa"/>
+            <w:tcBorders>
+              <w:top w:color="c9c6bf" w:space="0" w:sz="4" w:val="single"/>
+              <w:left w:color="c9c6bf" w:space="0" w:sz="4" w:val="single"/>
+              <w:bottom w:color="c9c6bf" w:space="0" w:sz="4" w:val="single"/>
+              <w:right w:color="c9c6bf" w:space="0" w:sz="4" w:val="single"/>
+            </w:tcBorders>
+            <w:tcMar>
+              <w:top w:w="50.0" w:type="dxa"/>
+              <w:left w:w="90.0" w:type="dxa"/>
+              <w:bottom w:w="50.0" w:type="dxa"/>
+              <w:right w:w="90.0" w:type="dxa"/>
+            </w:tcMar>
+            <w:vAlign w:val="center"/>
+          </w:tcPr>
+          <w:p>
+            <w:pPr>
+              <w:spacing w:after="20" w:line="252" w:lineRule="auto"/>
+              <w:ind w:left="170" w:hanging="170"/>
+            </w:pPr>
+            <w:r>
+              <w:rPr>
+                <w:color w:val="28251d"/>
+                <w:rtl w:val="0"/>
+              </w:rPr>
+              <w:t xml:space="preserve">•  НИКОГДА не делать одиночным или множественным выбором — только сортировка.</w:t>
+            </w:r>
+          </w:p>
+          <w:p>
+            <w:pPr>
+              <w:spacing w:after="20" w:line="252" w:lineRule="auto"/>
+              <w:ind w:left="170" w:hanging="170"/>
+            </w:pPr>
+            <w:r>
+              <w:rPr>
+                <w:color w:val="28251d"/>
+                <w:rtl w:val="0"/>
+              </w:rPr>
+              <w:t xml:space="preserve">•  Если исходная практика написана как список вариантов — методист обязан переписать её в категориальную сортировку.</w:t>
+            </w:r>
+          </w:p>
+          <w:p>
+            <w:pPr>
+              <w:spacing w:after="20" w:line="252" w:lineRule="auto"/>
+              <w:ind w:left="170" w:hanging="170"/>
+            </w:pPr>
+            <w:r>
+              <w:rPr>
+                <w:color w:val="28251d"/>
+                <w:rtl w:val="0"/>
+              </w:rPr>
+              <w:t xml:space="preserve">•  Нельзя вводить новый материал, которого не было на экране 2.</w:t>
+            </w:r>
+          </w:p>
+        </w:tc>
+      </w:tr>
+      <w:tr>
+        <w:trPr>
+          <w:cantSplit w:val="0"/>
+          <w:tblHeader w:val="0"/>
+        </w:trPr>
+        <w:tc>
+          <w:tcPr>
+            <w:tcW w:w="2400.0" w:type="dxa"/>
+            <w:tcBorders>
+              <w:top w:color="c9c6bf" w:space="0" w:sz="4" w:val="single"/>
+              <w:left w:color="c9c6bf" w:space="0" w:sz="4" w:val="single"/>
+              <w:bottom w:color="c9c6bf" w:space="0" w:sz="4" w:val="single"/>
+              <w:right w:color="c9c6bf" w:space="0" w:sz="4" w:val="single"/>
+            </w:tcBorders>
+            <w:shd w:fill="f4f2ee" w:val="clear"/>
+            <w:tcMar>
+              <w:top w:w="50.0" w:type="dxa"/>
+              <w:left w:w="90.0" w:type="dxa"/>
+              <w:bottom w:w="50.0" w:type="dxa"/>
+              <w:right w:w="90.0" w:type="dxa"/>
+            </w:tcMar>
+            <w:vAlign w:val="center"/>
+          </w:tcPr>
+          <w:p>
+            <w:pPr>
+              <w:spacing w:after="0" w:line="252" w:lineRule="auto"/>
+            </w:pPr>
+            <w:r>
+              <w:rPr>
+                <w:b w:val="1"/>
+                <w:bCs w:val="1"/>
+                <w:color w:val="28251d"/>
+                <w:rtl w:val="0"/>
+              </w:rPr>
+              <w:t xml:space="preserve">Мини-пример</w:t>
+            </w:r>
+          </w:p>
+        </w:tc>
+        <w:tc>
+          <w:tcPr>
+            <w:tcW w:w="7346.0" w:type="dxa"/>
+            <w:tcBorders>
+              <w:top w:color="c9c6bf" w:space="0" w:sz="4" w:val="single"/>
+              <w:left w:color="c9c6bf" w:space="0" w:sz="4" w:val="single"/>
+              <w:bottom w:color="c9c6bf" w:space="0" w:sz="4" w:val="single"/>
+              <w:right w:color="c9c6bf" w:space="0" w:sz="4" w:val="single"/>
+            </w:tcBorders>
+            <w:tcMar>
+              <w:top w:w="50.0" w:type="dxa"/>
+              <w:left w:w="90.0" w:type="dxa"/>
+              <w:bottom w:w="50.0" w:type="dxa"/>
+              <w:right w:w="90.0" w:type="dxa"/>
+            </w:tcMar>
+            <w:vAlign w:val="center"/>
+          </w:tcPr>
+          <w:p>
+            <w:pPr>
+              <w:spacing w:after="0" w:line="252" w:lineRule="auto"/>
+            </w:pPr>
+            <w:r>
+              <w:rPr>
+                <w:b w:val="0"/>
+                <w:bCs w:val="0"/>
+                <w:color w:val="28251d"/>
+                <w:rtl w:val="0"/>
+              </w:rPr>
+              <w:t xml:space="preserve">«Разложите траты на Обязательные и Желаемые»: аренда, продукты-минимум, проезд → Обязательные; кофе навынос, новая игра, доставка суши → Желаемые.</w:t>
+            </w:r>
+          </w:p>
+        </w:tc>
+      </w:tr>
+    </w:tbl>
+    <w:p>
+      <w:pPr>
+        <w:spacing w:after="80" w:line="264" w:lineRule="auto"/>
+      </w:pPr>
+      <w:r>
+        <w:rPr>
+          <w:rtl w:val="0"/>
+        </w:rPr>
+        <w:t xml:space="preserve"/>
+      </w:r>
+    </w:p>
+    <w:p>
+      <w:pPr>
+        <w:spacing w:before="120" w:after="60" w:line="264" w:lineRule="auto"/>
+      </w:pPr>
+      <w:r>
+        <w:rPr>
+          <w:b w:val="1"/>
+          <w:bCs w:val="1"/>
+          <w:color w:val="28251d"/>
+          <w:sz w:val="22"/>
+          <w:szCs w:val="22"/>
+          <w:rtl w:val="0"/>
+        </w:rPr>
+        <w:t xml:space="preserve">Экран 4. Внешний пример · Real World A</w:t>
+      </w:r>
+    </w:p>
+    <w:tbl>
+      <w:tblPr>
+        <w:tblStyle w:val="Table4"/>
+        <w:tblW w:w="9746.0" w:type="dxa"/>
+        <w:jc w:val="left"/>
+        <w:tblBorders>
+          <w:top w:color="c9c6bf" w:space="0" w:sz="4" w:val="single"/>
+          <w:left w:color="c9c6bf" w:space="0" w:sz="4" w:val="single"/>
+          <w:bottom w:color="c9c6bf" w:space="0" w:sz="4" w:val="single"/>
+          <w:right w:color="c9c6bf" w:space="0" w:sz="4" w:val="single"/>
+          <w:insideH w:color="c9c6bf" w:space="0" w:sz="4" w:val="single"/>
+          <w:insideV w:color="c9c6bf" w:space="0" w:sz="4" w:val="single"/>
+        </w:tblBorders>
+        <w:tblLayout w:type="fixed"/>
+        <w:tblLook w:val="0000"/>
+      </w:tblPr>
+      <w:tblGrid>
+        <w:gridCol w:w="2400"/>
+        <w:gridCol w:w="7346"/>
+      </w:tblGrid>
+      <w:tr>
+        <w:trPr>
+          <w:cantSplit w:val="0"/>
+          <w:tblHeader w:val="0"/>
+        </w:trPr>
+        <w:tc>
+          <w:tcPr>
+            <w:tcW w:w="2400.0" w:type="dxa"/>
+            <w:tcBorders>
+              <w:top w:color="c9c6bf" w:space="0" w:sz="4" w:val="single"/>
+              <w:left w:color="c9c6bf" w:space="0" w:sz="4" w:val="single"/>
+              <w:bottom w:color="c9c6bf" w:space="0" w:sz="4" w:val="single"/>
+              <w:right w:color="c9c6bf" w:space="0" w:sz="4" w:val="single"/>
+            </w:tcBorders>
+            <w:shd w:fill="01696f" w:val="clear"/>
+            <w:tcMar>
+              <w:top w:w="50.0" w:type="dxa"/>
+              <w:left w:w="90.0" w:type="dxa"/>
+              <w:bottom w:w="50.0" w:type="dxa"/>
+              <w:right w:w="90.0" w:type="dxa"/>
+            </w:tcMar>
+            <w:vAlign w:val="center"/>
+          </w:tcPr>
+          <w:p>
+            <w:pPr>
+              <w:spacing w:after="0" w:line="252" w:lineRule="auto"/>
+            </w:pPr>
+            <w:r>
+              <w:rPr>
+                <w:b w:val="1"/>
+                <w:bCs w:val="1"/>
+                <w:color w:val="ffffff"/>
+                <w:rtl w:val="0"/>
+              </w:rPr>
+              <w:t xml:space="preserve">Параметр</w:t>
+            </w:r>
+          </w:p>
+        </w:tc>
+        <w:tc>
+          <w:tcPr>
+            <w:tcW w:w="7346.0" w:type="dxa"/>
+            <w:tcBorders>
+              <w:top w:color="c9c6bf" w:space="0" w:sz="4" w:val="single"/>
+              <w:left w:color="c9c6bf" w:space="0" w:sz="4" w:val="single"/>
+              <w:bottom w:color="c9c6bf" w:space="0" w:sz="4" w:val="single"/>
+              <w:right w:color="c9c6bf" w:space="0" w:sz="4" w:val="single"/>
+            </w:tcBorders>
+            <w:shd w:fill="01696f" w:val="clear"/>
+            <w:tcMar>
+              <w:top w:w="50.0" w:type="dxa"/>
+              <w:left w:w="90.0" w:type="dxa"/>
+              <w:bottom w:w="50.0" w:type="dxa"/>
+              <w:right w:w="90.0" w:type="dxa"/>
+            </w:tcMar>
+            <w:vAlign w:val="center"/>
+          </w:tcPr>
+          <w:p>
+            <w:pPr>
+              <w:spacing w:after="0" w:line="252" w:lineRule="auto"/>
+            </w:pPr>
+            <w:r>
+              <w:rPr>
+                <w:b w:val="1"/>
+                <w:bCs w:val="1"/>
+                <w:color w:val="ffffff"/>
+                <w:rtl w:val="0"/>
+              </w:rPr>
+              <w:t xml:space="preserve">Содержание</w:t>
+            </w:r>
+          </w:p>
+        </w:tc>
+      </w:tr>
+      <w:tr>
+        <w:trPr>
+          <w:cantSplit w:val="0"/>
+          <w:tblHeader w:val="0"/>
+        </w:trPr>
+        <w:tc>
+          <w:tcPr>
+            <w:tcW w:w="2400.0" w:type="dxa"/>
+            <w:tcBorders>
+              <w:top w:color="c9c6bf" w:space="0" w:sz="4" w:val="single"/>
+              <w:left w:color="c9c6bf" w:space="0" w:sz="4" w:val="single"/>
+              <w:bottom w:color="c9c6bf" w:space="0" w:sz="4" w:val="single"/>
+              <w:right w:color="c9c6bf" w:space="0" w:sz="4" w:val="single"/>
+            </w:tcBorders>
+            <w:shd w:fill="f4f2ee" w:val="clear"/>
+            <w:tcMar>
+              <w:top w:w="50.0" w:type="dxa"/>
+              <w:left w:w="90.0" w:type="dxa"/>
+              <w:bottom w:w="50.0" w:type="dxa"/>
+              <w:right w:w="90.0" w:type="dxa"/>
+            </w:tcMar>
+            <w:vAlign w:val="center"/>
+          </w:tcPr>
+          <w:p>
+            <w:pPr>
+              <w:spacing w:after="0" w:line="252" w:lineRule="auto"/>
+            </w:pPr>
+            <w:r>
+              <w:rPr>
+                <w:b w:val="1"/>
+                <w:bCs w:val="1"/>
+                <w:color w:val="28251d"/>
+                <w:rtl w:val="0"/>
+              </w:rPr>
+              <w:t xml:space="preserve">Назначение</w:t>
+            </w:r>
+          </w:p>
+        </w:tc>
+        <w:tc>
+          <w:tcPr>
+            <w:tcW w:w="7346.0" w:type="dxa"/>
+            <w:tcBorders>
+              <w:top w:color="c9c6bf" w:space="0" w:sz="4" w:val="single"/>
+              <w:left w:color="c9c6bf" w:space="0" w:sz="4" w:val="single"/>
+              <w:bottom w:color="c9c6bf" w:space="0" w:sz="4" w:val="single"/>
+              <w:right w:color="c9c6bf" w:space="0" w:sz="4" w:val="single"/>
+            </w:tcBorders>
+            <w:tcMar>
+              <w:top w:w="50.0" w:type="dxa"/>
+              <w:left w:w="90.0" w:type="dxa"/>
+              <w:bottom w:w="50.0" w:type="dxa"/>
+              <w:right w:w="90.0" w:type="dxa"/>
+            </w:tcMar>
+            <w:vAlign w:val="center"/>
+          </w:tcPr>
+          <w:p>
+            <w:pPr>
+              <w:spacing w:after="0" w:line="252" w:lineRule="auto"/>
+            </w:pPr>
+            <w:r>
+              <w:rPr>
+                <w:b w:val="0"/>
+                <w:bCs w:val="0"/>
+                <w:color w:val="28251d"/>
+                <w:rtl w:val="0"/>
+              </w:rPr>
+              <w:t xml:space="preserve">Связать тему с реальной финансовой средой (продукты, договоры, ставки, права).</w:t>
+            </w:r>
+          </w:p>
+        </w:tc>
+      </w:tr>
+      <w:tr>
+        <w:trPr>
+          <w:cantSplit w:val="0"/>
+          <w:tblHeader w:val="0"/>
+        </w:trPr>
+        <w:tc>
+          <w:tcPr>
+            <w:tcW w:w="2400.0" w:type="dxa"/>
+            <w:tcBorders>
+              <w:top w:color="c9c6bf" w:space="0" w:sz="4" w:val="single"/>
+              <w:left w:color="c9c6bf" w:space="0" w:sz="4" w:val="single"/>
+              <w:bottom w:color="c9c6bf" w:space="0" w:sz="4" w:val="single"/>
+              <w:right w:color="c9c6bf" w:space="0" w:sz="4" w:val="single"/>
+            </w:tcBorders>
+            <w:shd w:fill="f4f2ee" w:val="clear"/>
+            <w:tcMar>
+              <w:top w:w="50.0" w:type="dxa"/>
+              <w:left w:w="90.0" w:type="dxa"/>
+              <w:bottom w:w="50.0" w:type="dxa"/>
+              <w:right w:w="90.0" w:type="dxa"/>
+            </w:tcMar>
+            <w:vAlign w:val="center"/>
+          </w:tcPr>
+          <w:p>
+            <w:pPr>
+              <w:spacing w:after="0" w:line="252" w:lineRule="auto"/>
+            </w:pPr>
+            <w:r>
+              <w:rPr>
+                <w:b w:val="1"/>
+                <w:bCs w:val="1"/>
+                <w:color w:val="28251d"/>
+                <w:rtl w:val="0"/>
+              </w:rPr>
+              <w:t xml:space="preserve">Тип взаимодействия</w:t>
+            </w:r>
+          </w:p>
+        </w:tc>
+        <w:tc>
+          <w:tcPr>
+            <w:tcW w:w="7346.0" w:type="dxa"/>
+            <w:tcBorders>
+              <w:top w:color="c9c6bf" w:space="0" w:sz="4" w:val="single"/>
+              <w:left w:color="c9c6bf" w:space="0" w:sz="4" w:val="single"/>
+              <w:bottom w:color="c9c6bf" w:space="0" w:sz="4" w:val="single"/>
+              <w:right w:color="c9c6bf" w:space="0" w:sz="4" w:val="single"/>
+            </w:tcBorders>
+            <w:tcMar>
+              <w:top w:w="50.0" w:type="dxa"/>
+              <w:left w:w="90.0" w:type="dxa"/>
+              <w:bottom w:w="50.0" w:type="dxa"/>
+              <w:right w:w="90.0" w:type="dxa"/>
+            </w:tcMar>
+            <w:vAlign w:val="center"/>
+          </w:tcPr>
+          <w:p>
+            <w:pPr>
+              <w:spacing w:after="0" w:line="252" w:lineRule="auto"/>
+            </w:pPr>
+            <w:r>
+              <w:rPr>
+                <w:b w:val="0"/>
+                <w:bCs w:val="0"/>
+                <w:color w:val="28251d"/>
+                <w:rtl w:val="0"/>
+              </w:rPr>
+              <w:t xml:space="preserve">Проверяемый выбор: короткий сценарий + 3 варианта, один верный.</w:t>
+            </w:r>
+          </w:p>
+        </w:tc>
+      </w:tr>
+      <w:tr>
+        <w:trPr>
+          <w:cantSplit w:val="0"/>
+          <w:tblHeader w:val="0"/>
+        </w:trPr>
+        <w:tc>
+          <w:tcPr>
+            <w:tcW w:w="2400.0" w:type="dxa"/>
+            <w:tcBorders>
+              <w:top w:color="c9c6bf" w:space="0" w:sz="4" w:val="single"/>
+              <w:left w:color="c9c6bf" w:space="0" w:sz="4" w:val="single"/>
+              <w:bottom w:color="c9c6bf" w:space="0" w:sz="4" w:val="single"/>
+              <w:right w:color="c9c6bf" w:space="0" w:sz="4" w:val="single"/>
+            </w:tcBorders>
+            <w:shd w:fill="f4f2ee" w:val="clear"/>
+            <w:tcMar>
+              <w:top w:w="50.0" w:type="dxa"/>
+              <w:left w:w="90.0" w:type="dxa"/>
+              <w:bottom w:w="50.0" w:type="dxa"/>
+              <w:right w:w="90.0" w:type="dxa"/>
+            </w:tcMar>
+            <w:vAlign w:val="center"/>
+          </w:tcPr>
+          <w:p>
+            <w:pPr>
+              <w:spacing w:after="0" w:line="252" w:lineRule="auto"/>
+            </w:pPr>
+            <w:r>
+              <w:rPr>
+                <w:b w:val="1"/>
+                <w:bCs w:val="1"/>
+                <w:color w:val="28251d"/>
+                <w:rtl w:val="0"/>
+              </w:rPr>
+              <w:t xml:space="preserve">Обязательные элементы</w:t>
+            </w:r>
+          </w:p>
+        </w:tc>
+        <w:tc>
+          <w:tcPr>
+            <w:tcW w:w="7346.0" w:type="dxa"/>
+            <w:tcBorders>
+              <w:top w:color="c9c6bf" w:space="0" w:sz="4" w:val="single"/>
+              <w:left w:color="c9c6bf" w:space="0" w:sz="4" w:val="single"/>
+              <w:bottom w:color="c9c6bf" w:space="0" w:sz="4" w:val="single"/>
+              <w:right w:color="c9c6bf" w:space="0" w:sz="4" w:val="single"/>
+            </w:tcBorders>
+            <w:tcMar>
+              <w:top w:w="50.0" w:type="dxa"/>
+              <w:left w:w="90.0" w:type="dxa"/>
+              <w:bottom w:w="50.0" w:type="dxa"/>
+              <w:right w:w="90.0" w:type="dxa"/>
+            </w:tcMar>
+            <w:vAlign w:val="center"/>
+          </w:tcPr>
+          <w:p>
+            <w:pPr>
+              <w:spacing w:after="20" w:line="252" w:lineRule="auto"/>
+              <w:ind w:left="170" w:hanging="170"/>
+            </w:pPr>
+            <w:r>
+              <w:rPr>
+                <w:color w:val="28251d"/>
+                <w:rtl w:val="0"/>
+              </w:rPr>
+              <w:t xml:space="preserve">•  Заголовок и короткий сценарий из реального мира (2–3 строки).</w:t>
+            </w:r>
+          </w:p>
+          <w:p>
+            <w:pPr>
+              <w:spacing w:after="20" w:line="252" w:lineRule="auto"/>
+              <w:ind w:left="170" w:hanging="170"/>
+            </w:pPr>
+            <w:r>
+              <w:rPr>
+                <w:color w:val="28251d"/>
+                <w:rtl w:val="0"/>
+              </w:rPr>
+              <w:t xml:space="preserve">•  Ровно 3 варианта ответа, из них 1 верный.</w:t>
+            </w:r>
+          </w:p>
+          <w:p>
+            <w:pPr>
+              <w:spacing w:after="20" w:line="252" w:lineRule="auto"/>
+              <w:ind w:left="170" w:hanging="170"/>
+            </w:pPr>
+            <w:r>
+              <w:rPr>
+                <w:color w:val="28251d"/>
+                <w:rtl w:val="0"/>
+              </w:rPr>
+              <w:t xml:space="preserve">•  Обратная связь на верный и на неверные варианты (почему).</w:t>
+            </w:r>
+          </w:p>
+          <w:p>
+            <w:pPr>
+              <w:spacing w:after="20" w:line="252" w:lineRule="auto"/>
+              <w:ind w:left="170" w:hanging="170"/>
+            </w:pPr>
+            <w:r>
+              <w:rPr>
+                <w:color w:val="28251d"/>
+                <w:rtl w:val="0"/>
+              </w:rPr>
+              <w:t xml:space="preserve">•  Блок статистики/факта по теме (если в источнике есть) — относится именно к этому экрану, со ссылкой на официальный источник.</w:t>
+            </w:r>
+          </w:p>
+          <w:p>
+            <w:pPr>
+              <w:spacing w:after="20" w:line="252" w:lineRule="auto"/>
+              <w:ind w:left="170" w:hanging="170"/>
+            </w:pPr>
+            <w:r>
+              <w:rPr>
+                <w:color w:val="28251d"/>
+                <w:rtl w:val="0"/>
+              </w:rPr>
+              <w:t xml:space="preserve">•  Микро-копи кнопки: «Ответить» → «Дальше».</w:t>
+            </w:r>
+          </w:p>
+        </w:tc>
+      </w:tr>
+      <w:tr>
+        <w:trPr>
+          <w:cantSplit w:val="0"/>
+          <w:tblHeader w:val="0"/>
+        </w:trPr>
+        <w:tc>
+          <w:tcPr>
+            <w:tcW w:w="2400.0" w:type="dxa"/>
+            <w:tcBorders>
+              <w:top w:color="c9c6bf" w:space="0" w:sz="4" w:val="single"/>
+              <w:left w:color="c9c6bf" w:space="0" w:sz="4" w:val="single"/>
+              <w:bottom w:color="c9c6bf" w:space="0" w:sz="4" w:val="single"/>
+              <w:right w:color="c9c6bf" w:space="0" w:sz="4" w:val="single"/>
+            </w:tcBorders>
+            <w:shd w:fill="f4f2ee" w:val="clear"/>
+            <w:tcMar>
+              <w:top w:w="50.0" w:type="dxa"/>
+              <w:left w:w="90.0" w:type="dxa"/>
+              <w:bottom w:w="50.0" w:type="dxa"/>
+              <w:right w:w="90.0" w:type="dxa"/>
+            </w:tcMar>
+            <w:vAlign w:val="center"/>
+          </w:tcPr>
+          <w:p>
+            <w:pPr>
+              <w:spacing w:after="0" w:line="252" w:lineRule="auto"/>
+            </w:pPr>
+            <w:r>
+              <w:rPr>
+                <w:b w:val="1"/>
+                <w:bCs w:val="1"/>
+                <w:color w:val="28251d"/>
+                <w:rtl w:val="0"/>
+              </w:rPr>
+              <w:t xml:space="preserve">Чего нельзя делать</w:t>
+            </w:r>
+          </w:p>
+        </w:tc>
+        <w:tc>
+          <w:tcPr>
+            <w:tcW w:w="7346.0" w:type="dxa"/>
+            <w:tcBorders>
+              <w:top w:color="c9c6bf" w:space="0" w:sz="4" w:val="single"/>
+              <w:left w:color="c9c6bf" w:space="0" w:sz="4" w:val="single"/>
+              <w:bottom w:color="c9c6bf" w:space="0" w:sz="4" w:val="single"/>
+              <w:right w:color="c9c6bf" w:space="0" w:sz="4" w:val="single"/>
+            </w:tcBorders>
+            <w:tcMar>
+              <w:top w:w="50.0" w:type="dxa"/>
+              <w:left w:w="90.0" w:type="dxa"/>
+              <w:bottom w:w="50.0" w:type="dxa"/>
+              <w:right w:w="90.0" w:type="dxa"/>
+            </w:tcMar>
+            <w:vAlign w:val="center"/>
+          </w:tcPr>
+          <w:p>
+            <w:pPr>
+              <w:spacing w:after="20" w:line="252" w:lineRule="auto"/>
+              <w:ind w:left="170" w:hanging="170"/>
+            </w:pPr>
+            <w:r>
+              <w:rPr>
+                <w:color w:val="28251d"/>
+                <w:rtl w:val="0"/>
+              </w:rPr>
+              <w:t xml:space="preserve">•  Нельзя заменять этим экраном личную работу пользователя (она на экране 5).</w:t>
+            </w:r>
+          </w:p>
+          <w:p>
+            <w:pPr>
+              <w:spacing w:after="20" w:line="252" w:lineRule="auto"/>
+              <w:ind w:left="170" w:hanging="170"/>
+            </w:pPr>
+            <w:r>
+              <w:rPr>
+                <w:color w:val="28251d"/>
+                <w:rtl w:val="0"/>
+              </w:rPr>
+              <w:t xml:space="preserve">•  Нельзя приводить статистику без указания достоверного источника.</w:t>
+            </w:r>
+          </w:p>
+          <w:p>
+            <w:pPr>
+              <w:spacing w:after="20" w:line="252" w:lineRule="auto"/>
+              <w:ind w:left="170" w:hanging="170"/>
+            </w:pPr>
+            <w:r>
+              <w:rPr>
+                <w:color w:val="28251d"/>
+                <w:rtl w:val="0"/>
+              </w:rPr>
+              <w:t xml:space="preserve">•  Нельзя давать индивидуальные финансовые/инвестиционные рекомендации.</w:t>
+            </w:r>
+          </w:p>
+        </w:tc>
+      </w:tr>
+      <w:tr>
+        <w:trPr>
+          <w:cantSplit w:val="0"/>
+          <w:tblHeader w:val="0"/>
+        </w:trPr>
+        <w:tc>
+          <w:tcPr>
+            <w:tcW w:w="2400.0" w:type="dxa"/>
+            <w:tcBorders>
+              <w:top w:color="c9c6bf" w:space="0" w:sz="4" w:val="single"/>
+              <w:left w:color="c9c6bf" w:space="0" w:sz="4" w:val="single"/>
+              <w:bottom w:color="c9c6bf" w:space="0" w:sz="4" w:val="single"/>
+              <w:right w:color="c9c6bf" w:space="0" w:sz="4" w:val="single"/>
+            </w:tcBorders>
+            <w:shd w:fill="f4f2ee" w:val="clear"/>
+            <w:tcMar>
+              <w:top w:w="50.0" w:type="dxa"/>
+              <w:left w:w="90.0" w:type="dxa"/>
+              <w:bottom w:w="50.0" w:type="dxa"/>
+              <w:right w:w="90.0" w:type="dxa"/>
+            </w:tcMar>
+            <w:vAlign w:val="center"/>
+          </w:tcPr>
+          <w:p>
+            <w:pPr>
+              <w:spacing w:after="0" w:line="252" w:lineRule="auto"/>
+            </w:pPr>
+            <w:r>
+              <w:rPr>
+                <w:b w:val="1"/>
+                <w:bCs w:val="1"/>
+                <w:color w:val="28251d"/>
+                <w:rtl w:val="0"/>
+              </w:rPr>
+              <w:t xml:space="preserve">Мини-пример</w:t>
+            </w:r>
+          </w:p>
+        </w:tc>
+        <w:tc>
+          <w:tcPr>
+            <w:tcW w:w="7346.0" w:type="dxa"/>
+            <w:tcBorders>
+              <w:top w:color="c9c6bf" w:space="0" w:sz="4" w:val="single"/>
+              <w:left w:color="c9c6bf" w:space="0" w:sz="4" w:val="single"/>
+              <w:bottom w:color="c9c6bf" w:space="0" w:sz="4" w:val="single"/>
+              <w:right w:color="c9c6bf" w:space="0" w:sz="4" w:val="single"/>
+            </w:tcBorders>
+            <w:tcMar>
+              <w:top w:w="50.0" w:type="dxa"/>
+              <w:left w:w="90.0" w:type="dxa"/>
+              <w:bottom w:w="50.0" w:type="dxa"/>
+              <w:right w:w="90.0" w:type="dxa"/>
+            </w:tcMar>
+            <w:vAlign w:val="center"/>
+          </w:tcPr>
+          <w:p>
+            <w:pPr>
+              <w:spacing w:after="0" w:line="252" w:lineRule="auto"/>
+            </w:pPr>
+            <w:r>
+              <w:rPr>
+                <w:b w:val="0"/>
+                <w:bCs w:val="0"/>
+                <w:color w:val="28251d"/>
+                <w:rtl w:val="0"/>
+              </w:rPr>
+              <w:t xml:space="preserve">«Банк закрывается, у вас вклад 1,8 млн ₽. Что застраховано?» Варианты: всё · 1,4 млн ₽ · ничего. Верно — 1,4 млн ₽ (АСВ, закон 177-ФЗ). Где проверить лимит: сайт АСВ.</w:t>
+            </w:r>
+          </w:p>
+        </w:tc>
+      </w:tr>
+    </w:tbl>
+    <w:p>
+      <w:pPr>
+        <w:spacing w:after="80" w:line="264" w:lineRule="auto"/>
+      </w:pPr>
+      <w:r>
+        <w:rPr>
+          <w:rtl w:val="0"/>
+        </w:rPr>
+        <w:t xml:space="preserve"/>
+      </w:r>
+    </w:p>
+    <w:p>
+      <w:pPr>
+        <w:spacing w:before="120" w:after="60" w:line="264" w:lineRule="auto"/>
+      </w:pPr>
+      <w:r>
+        <w:rPr>
+          <w:b w:val="1"/>
+          <w:bCs w:val="1"/>
+          <w:color w:val="28251d"/>
+          <w:sz w:val="22"/>
+          <w:szCs w:val="22"/>
+          <w:rtl w:val="0"/>
+        </w:rPr>
+        <w:t xml:space="preserve">Экран 5. Личное применение · Real World B</w:t>
+      </w:r>
+    </w:p>
+    <w:tbl>
+      <w:tblPr>
+        <w:tblStyle w:val="Table4"/>
+        <w:tblW w:w="9746.0" w:type="dxa"/>
+        <w:jc w:val="left"/>
+        <w:tblBorders>
+          <w:top w:color="c9c6bf" w:space="0" w:sz="4" w:val="single"/>
+          <w:left w:color="c9c6bf" w:space="0" w:sz="4" w:val="single"/>
+          <w:bottom w:color="c9c6bf" w:space="0" w:sz="4" w:val="single"/>
+          <w:right w:color="c9c6bf" w:space="0" w:sz="4" w:val="single"/>
+          <w:insideH w:color="c9c6bf" w:space="0" w:sz="4" w:val="single"/>
+          <w:insideV w:color="c9c6bf" w:space="0" w:sz="4" w:val="single"/>
+        </w:tblBorders>
+        <w:tblLayout w:type="fixed"/>
+        <w:tblLook w:val="0000"/>
+      </w:tblPr>
+      <w:tblGrid>
+        <w:gridCol w:w="2400"/>
+        <w:gridCol w:w="7346"/>
+      </w:tblGrid>
+      <w:tr>
+        <w:trPr>
+          <w:cantSplit w:val="0"/>
+          <w:tblHeader w:val="0"/>
+        </w:trPr>
+        <w:tc>
+          <w:tcPr>
+            <w:tcW w:w="2400.0" w:type="dxa"/>
+            <w:tcBorders>
+              <w:top w:color="c9c6bf" w:space="0" w:sz="4" w:val="single"/>
+              <w:left w:color="c9c6bf" w:space="0" w:sz="4" w:val="single"/>
+              <w:bottom w:color="c9c6bf" w:space="0" w:sz="4" w:val="single"/>
+              <w:right w:color="c9c6bf" w:space="0" w:sz="4" w:val="single"/>
+            </w:tcBorders>
+            <w:shd w:fill="01696f" w:val="clear"/>
+            <w:tcMar>
+              <w:top w:w="50.0" w:type="dxa"/>
+              <w:left w:w="90.0" w:type="dxa"/>
+              <w:bottom w:w="50.0" w:type="dxa"/>
+              <w:right w:w="90.0" w:type="dxa"/>
+            </w:tcMar>
+            <w:vAlign w:val="center"/>
+          </w:tcPr>
+          <w:p>
+            <w:pPr>
+              <w:spacing w:after="0" w:line="252" w:lineRule="auto"/>
+            </w:pPr>
+            <w:r>
+              <w:rPr>
+                <w:b w:val="1"/>
+                <w:bCs w:val="1"/>
+                <w:color w:val="ffffff"/>
+                <w:rtl w:val="0"/>
+              </w:rPr>
+              <w:t xml:space="preserve">Параметр</w:t>
+            </w:r>
+          </w:p>
+        </w:tc>
+        <w:tc>
+          <w:tcPr>
+            <w:tcW w:w="7346.0" w:type="dxa"/>
+            <w:tcBorders>
+              <w:top w:color="c9c6bf" w:space="0" w:sz="4" w:val="single"/>
+              <w:left w:color="c9c6bf" w:space="0" w:sz="4" w:val="single"/>
+              <w:bottom w:color="c9c6bf" w:space="0" w:sz="4" w:val="single"/>
+              <w:right w:color="c9c6bf" w:space="0" w:sz="4" w:val="single"/>
+            </w:tcBorders>
+            <w:shd w:fill="01696f" w:val="clear"/>
+            <w:tcMar>
+              <w:top w:w="50.0" w:type="dxa"/>
+              <w:left w:w="90.0" w:type="dxa"/>
+              <w:bottom w:w="50.0" w:type="dxa"/>
+              <w:right w:w="90.0" w:type="dxa"/>
+            </w:tcMar>
+            <w:vAlign w:val="center"/>
+          </w:tcPr>
+          <w:p>
+            <w:pPr>
+              <w:spacing w:after="0" w:line="252" w:lineRule="auto"/>
+            </w:pPr>
+            <w:r>
+              <w:rPr>
+                <w:b w:val="1"/>
+                <w:bCs w:val="1"/>
+                <w:color w:val="ffffff"/>
+                <w:rtl w:val="0"/>
+              </w:rPr>
+              <w:t xml:space="preserve">Содержание</w:t>
+            </w:r>
+          </w:p>
+        </w:tc>
+      </w:tr>
+      <w:tr>
+        <w:trPr>
+          <w:cantSplit w:val="0"/>
+          <w:tblHeader w:val="0"/>
+        </w:trPr>
+        <w:tc>
+          <w:tcPr>
+            <w:tcW w:w="2400.0" w:type="dxa"/>
+            <w:tcBorders>
+              <w:top w:color="c9c6bf" w:space="0" w:sz="4" w:val="single"/>
+              <w:left w:color="c9c6bf" w:space="0" w:sz="4" w:val="single"/>
+              <w:bottom w:color="c9c6bf" w:space="0" w:sz="4" w:val="single"/>
+              <w:right w:color="c9c6bf" w:space="0" w:sz="4" w:val="single"/>
+            </w:tcBorders>
+            <w:shd w:fill="f4f2ee" w:val="clear"/>
+            <w:tcMar>
+              <w:top w:w="50.0" w:type="dxa"/>
+              <w:left w:w="90.0" w:type="dxa"/>
+              <w:bottom w:w="50.0" w:type="dxa"/>
+              <w:right w:w="90.0" w:type="dxa"/>
+            </w:tcMar>
+            <w:vAlign w:val="center"/>
+          </w:tcPr>
+          <w:p>
+            <w:pPr>
+              <w:spacing w:after="0" w:line="252" w:lineRule="auto"/>
+            </w:pPr>
+            <w:r>
+              <w:rPr>
+                <w:b w:val="1"/>
+                <w:bCs w:val="1"/>
+                <w:color w:val="28251d"/>
+                <w:rtl w:val="0"/>
+              </w:rPr>
+              <w:t xml:space="preserve">Назначение</w:t>
+            </w:r>
+          </w:p>
+        </w:tc>
+        <w:tc>
+          <w:tcPr>
+            <w:tcW w:w="7346.0" w:type="dxa"/>
+            <w:tcBorders>
+              <w:top w:color="c9c6bf" w:space="0" w:sz="4" w:val="single"/>
+              <w:left w:color="c9c6bf" w:space="0" w:sz="4" w:val="single"/>
+              <w:bottom w:color="c9c6bf" w:space="0" w:sz="4" w:val="single"/>
+              <w:right w:color="c9c6bf" w:space="0" w:sz="4" w:val="single"/>
+            </w:tcBorders>
+            <w:tcMar>
+              <w:top w:w="50.0" w:type="dxa"/>
+              <w:left w:w="90.0" w:type="dxa"/>
+              <w:bottom w:w="50.0" w:type="dxa"/>
+              <w:right w:w="90.0" w:type="dxa"/>
+            </w:tcMar>
+            <w:vAlign w:val="center"/>
+          </w:tcPr>
+          <w:p>
+            <w:pPr>
+              <w:spacing w:after="0" w:line="252" w:lineRule="auto"/>
+            </w:pPr>
+            <w:r>
+              <w:rPr>
+                <w:b w:val="0"/>
+                <w:bCs w:val="0"/>
+                <w:color w:val="28251d"/>
+                <w:rtl w:val="0"/>
+              </w:rPr>
+              <w:t xml:space="preserve">Перенести идею на собственные данные пользователя — маленький личный черновик.</w:t>
+            </w:r>
+          </w:p>
+        </w:tc>
+      </w:tr>
+      <w:tr>
+        <w:trPr>
+          <w:cantSplit w:val="0"/>
+          <w:tblHeader w:val="0"/>
+        </w:trPr>
+        <w:tc>
+          <w:tcPr>
+            <w:tcW w:w="2400.0" w:type="dxa"/>
+            <w:tcBorders>
+              <w:top w:color="c9c6bf" w:space="0" w:sz="4" w:val="single"/>
+              <w:left w:color="c9c6bf" w:space="0" w:sz="4" w:val="single"/>
+              <w:bottom w:color="c9c6bf" w:space="0" w:sz="4" w:val="single"/>
+              <w:right w:color="c9c6bf" w:space="0" w:sz="4" w:val="single"/>
+            </w:tcBorders>
+            <w:shd w:fill="f4f2ee" w:val="clear"/>
+            <w:tcMar>
+              <w:top w:w="50.0" w:type="dxa"/>
+              <w:left w:w="90.0" w:type="dxa"/>
+              <w:bottom w:w="50.0" w:type="dxa"/>
+              <w:right w:w="90.0" w:type="dxa"/>
+            </w:tcMar>
+            <w:vAlign w:val="center"/>
+          </w:tcPr>
+          <w:p>
+            <w:pPr>
+              <w:spacing w:after="0" w:line="252" w:lineRule="auto"/>
+            </w:pPr>
+            <w:r>
+              <w:rPr>
+                <w:b w:val="1"/>
+                <w:bCs w:val="1"/>
+                <w:color w:val="28251d"/>
+                <w:rtl w:val="0"/>
+              </w:rPr>
+              <w:t xml:space="preserve">Тип взаимодействия</w:t>
+            </w:r>
+          </w:p>
+        </w:tc>
+        <w:tc>
+          <w:tcPr>
+            <w:tcW w:w="7346.0" w:type="dxa"/>
+            <w:tcBorders>
+              <w:top w:color="c9c6bf" w:space="0" w:sz="4" w:val="single"/>
+              <w:left w:color="c9c6bf" w:space="0" w:sz="4" w:val="single"/>
+              <w:bottom w:color="c9c6bf" w:space="0" w:sz="4" w:val="single"/>
+              <w:right w:color="c9c6bf" w:space="0" w:sz="4" w:val="single"/>
+            </w:tcBorders>
+            <w:tcMar>
+              <w:top w:w="50.0" w:type="dxa"/>
+              <w:left w:w="90.0" w:type="dxa"/>
+              <w:bottom w:w="50.0" w:type="dxa"/>
+              <w:right w:w="90.0" w:type="dxa"/>
+            </w:tcMar>
+            <w:vAlign w:val="center"/>
+          </w:tcPr>
+          <w:p>
+            <w:pPr>
+              <w:spacing w:after="0" w:line="252" w:lineRule="auto"/>
+            </w:pPr>
+            <w:r>
+              <w:rPr>
+                <w:b w:val="0"/>
+                <w:bCs w:val="0"/>
+                <w:color w:val="28251d"/>
+                <w:rtl w:val="0"/>
+              </w:rPr>
+              <w:t xml:space="preserve">Ввод/набросок на своих данных. Результат сохраняется, НЕ оценивается.</w:t>
+            </w:r>
+          </w:p>
+        </w:tc>
+      </w:tr>
+      <w:tr>
+        <w:trPr>
+          <w:cantSplit w:val="0"/>
+          <w:tblHeader w:val="0"/>
+        </w:trPr>
+        <w:tc>
+          <w:tcPr>
+            <w:tcW w:w="2400.0" w:type="dxa"/>
+            <w:tcBorders>
+              <w:top w:color="c9c6bf" w:space="0" w:sz="4" w:val="single"/>
+              <w:left w:color="c9c6bf" w:space="0" w:sz="4" w:val="single"/>
+              <w:bottom w:color="c9c6bf" w:space="0" w:sz="4" w:val="single"/>
+              <w:right w:color="c9c6bf" w:space="0" w:sz="4" w:val="single"/>
+            </w:tcBorders>
+            <w:shd w:fill="f4f2ee" w:val="clear"/>
+            <w:tcMar>
+              <w:top w:w="50.0" w:type="dxa"/>
+              <w:left w:w="90.0" w:type="dxa"/>
+              <w:bottom w:w="50.0" w:type="dxa"/>
+              <w:right w:w="90.0" w:type="dxa"/>
+            </w:tcMar>
+            <w:vAlign w:val="center"/>
+          </w:tcPr>
+          <w:p>
+            <w:pPr>
+              <w:spacing w:after="0" w:line="252" w:lineRule="auto"/>
+            </w:pPr>
+            <w:r>
+              <w:rPr>
+                <w:b w:val="1"/>
+                <w:bCs w:val="1"/>
+                <w:color w:val="28251d"/>
+                <w:rtl w:val="0"/>
+              </w:rPr>
+              <w:t xml:space="preserve">Обязательные элементы</w:t>
+            </w:r>
+          </w:p>
+        </w:tc>
+        <w:tc>
+          <w:tcPr>
+            <w:tcW w:w="7346.0" w:type="dxa"/>
+            <w:tcBorders>
+              <w:top w:color="c9c6bf" w:space="0" w:sz="4" w:val="single"/>
+              <w:left w:color="c9c6bf" w:space="0" w:sz="4" w:val="single"/>
+              <w:bottom w:color="c9c6bf" w:space="0" w:sz="4" w:val="single"/>
+              <w:right w:color="c9c6bf" w:space="0" w:sz="4" w:val="single"/>
+            </w:tcBorders>
+            <w:tcMar>
+              <w:top w:w="50.0" w:type="dxa"/>
+              <w:left w:w="90.0" w:type="dxa"/>
+              <w:bottom w:w="50.0" w:type="dxa"/>
+              <w:right w:w="90.0" w:type="dxa"/>
+            </w:tcMar>
+            <w:vAlign w:val="center"/>
+          </w:tcPr>
+          <w:p>
+            <w:pPr>
+              <w:spacing w:after="20" w:line="252" w:lineRule="auto"/>
+              <w:ind w:left="170" w:hanging="170"/>
+            </w:pPr>
+            <w:r>
+              <w:rPr>
+                <w:color w:val="28251d"/>
+                <w:rtl w:val="0"/>
+              </w:rPr>
+              <w:t xml:space="preserve">•  Заголовок-приглашение применить к себе.</w:t>
+            </w:r>
+          </w:p>
+          <w:p>
+            <w:pPr>
+              <w:spacing w:after="20" w:line="252" w:lineRule="auto"/>
+              <w:ind w:left="170" w:hanging="170"/>
+            </w:pPr>
+            <w:r>
+              <w:rPr>
+                <w:color w:val="28251d"/>
+                <w:rtl w:val="0"/>
+              </w:rPr>
+              <w:t xml:space="preserve">•  Поле(я) для своих данных: сумма, разметка, ситуация, целевая величина или первый шаг.</w:t>
+            </w:r>
+          </w:p>
+          <w:p>
+            <w:pPr>
+              <w:spacing w:after="20" w:line="252" w:lineRule="auto"/>
+              <w:ind w:left="170" w:hanging="170"/>
+            </w:pPr>
+            <w:r>
+              <w:rPr>
+                <w:color w:val="28251d"/>
+                <w:rtl w:val="0"/>
+              </w:rPr>
+              <w:t xml:space="preserve">•  Подсказка-пример заполнения (необязательная к копированию).</w:t>
+            </w:r>
+          </w:p>
+          <w:p>
+            <w:pPr>
+              <w:spacing w:after="20" w:line="252" w:lineRule="auto"/>
+              <w:ind w:left="170" w:hanging="170"/>
+            </w:pPr>
+            <w:r>
+              <w:rPr>
+                <w:color w:val="28251d"/>
+                <w:rtl w:val="0"/>
+              </w:rPr>
+              <w:t xml:space="preserve">•  Сохранение результата как личный артефакт (попадает в Навигатор).</w:t>
+            </w:r>
+          </w:p>
+          <w:p>
+            <w:pPr>
+              <w:spacing w:after="20" w:line="252" w:lineRule="auto"/>
+              <w:ind w:left="170" w:hanging="170"/>
+            </w:pPr>
+            <w:r>
+              <w:rPr>
+                <w:color w:val="28251d"/>
+                <w:rtl w:val="0"/>
+              </w:rPr>
+              <w:t xml:space="preserve">•  Микро-копи кнопки: «Сохранить» / «Готово».</w:t>
+            </w:r>
+          </w:p>
+        </w:tc>
+      </w:tr>
+      <w:tr>
+        <w:trPr>
+          <w:cantSplit w:val="0"/>
+          <w:tblHeader w:val="0"/>
+        </w:trPr>
+        <w:tc>
+          <w:tcPr>
+            <w:tcW w:w="2400.0" w:type="dxa"/>
+            <w:tcBorders>
+              <w:top w:color="c9c6bf" w:space="0" w:sz="4" w:val="single"/>
+              <w:left w:color="c9c6bf" w:space="0" w:sz="4" w:val="single"/>
+              <w:bottom w:color="c9c6bf" w:space="0" w:sz="4" w:val="single"/>
+              <w:right w:color="c9c6bf" w:space="0" w:sz="4" w:val="single"/>
+            </w:tcBorders>
+            <w:shd w:fill="f4f2ee" w:val="clear"/>
+            <w:tcMar>
+              <w:top w:w="50.0" w:type="dxa"/>
+              <w:left w:w="90.0" w:type="dxa"/>
+              <w:bottom w:w="50.0" w:type="dxa"/>
+              <w:right w:w="90.0" w:type="dxa"/>
+            </w:tcMar>
+            <w:vAlign w:val="center"/>
+          </w:tcPr>
+          <w:p>
+            <w:pPr>
+              <w:spacing w:after="0" w:line="252" w:lineRule="auto"/>
+            </w:pPr>
+            <w:r>
+              <w:rPr>
+                <w:b w:val="1"/>
+                <w:bCs w:val="1"/>
+                <w:color w:val="28251d"/>
+                <w:rtl w:val="0"/>
+              </w:rPr>
+              <w:t xml:space="preserve">Чего нельзя делать</w:t>
+            </w:r>
+          </w:p>
+        </w:tc>
+        <w:tc>
+          <w:tcPr>
+            <w:tcW w:w="7346.0" w:type="dxa"/>
+            <w:tcBorders>
+              <w:top w:color="c9c6bf" w:space="0" w:sz="4" w:val="single"/>
+              <w:left w:color="c9c6bf" w:space="0" w:sz="4" w:val="single"/>
+              <w:bottom w:color="c9c6bf" w:space="0" w:sz="4" w:val="single"/>
+              <w:right w:color="c9c6bf" w:space="0" w:sz="4" w:val="single"/>
+            </w:tcBorders>
+            <w:tcMar>
+              <w:top w:w="50.0" w:type="dxa"/>
+              <w:left w:w="90.0" w:type="dxa"/>
+              <w:bottom w:w="50.0" w:type="dxa"/>
+              <w:right w:w="90.0" w:type="dxa"/>
+            </w:tcMar>
+            <w:vAlign w:val="center"/>
+          </w:tcPr>
+          <w:p>
+            <w:pPr>
+              <w:spacing w:after="20" w:line="252" w:lineRule="auto"/>
+              <w:ind w:left="170" w:hanging="170"/>
+            </w:pPr>
+            <w:r>
+              <w:rPr>
+                <w:color w:val="28251d"/>
+                <w:rtl w:val="0"/>
+              </w:rPr>
+              <w:t xml:space="preserve">•  Нельзя оценивать личный ответ как «верный» или «неверный».</w:t>
+            </w:r>
+          </w:p>
+          <w:p>
+            <w:pPr>
+              <w:spacing w:after="20" w:line="252" w:lineRule="auto"/>
+              <w:ind w:left="170" w:hanging="170"/>
+            </w:pPr>
+            <w:r>
+              <w:rPr>
+                <w:color w:val="28251d"/>
+                <w:rtl w:val="0"/>
+              </w:rPr>
+              <w:t xml:space="preserve">•  Нельзя требовать чувствительные данные сверх необходимого.</w:t>
+            </w:r>
+          </w:p>
+          <w:p>
+            <w:pPr>
+              <w:spacing w:after="20" w:line="252" w:lineRule="auto"/>
+              <w:ind w:left="170" w:hanging="170"/>
+            </w:pPr>
+            <w:r>
+              <w:rPr>
+                <w:color w:val="28251d"/>
+                <w:rtl w:val="0"/>
+              </w:rPr>
+              <w:t xml:space="preserve">•  Нельзя пропускать сохранение — без артефакта урок не закрепляется.</w:t>
+            </w:r>
+          </w:p>
+        </w:tc>
+      </w:tr>
+      <w:tr>
+        <w:trPr>
+          <w:cantSplit w:val="0"/>
+          <w:tblHeader w:val="0"/>
+        </w:trPr>
+        <w:tc>
+          <w:tcPr>
+            <w:tcW w:w="2400.0" w:type="dxa"/>
+            <w:tcBorders>
+              <w:top w:color="c9c6bf" w:space="0" w:sz="4" w:val="single"/>
+              <w:left w:color="c9c6bf" w:space="0" w:sz="4" w:val="single"/>
+              <w:bottom w:color="c9c6bf" w:space="0" w:sz="4" w:val="single"/>
+              <w:right w:color="c9c6bf" w:space="0" w:sz="4" w:val="single"/>
+            </w:tcBorders>
+            <w:shd w:fill="f4f2ee" w:val="clear"/>
+            <w:tcMar>
+              <w:top w:w="50.0" w:type="dxa"/>
+              <w:left w:w="90.0" w:type="dxa"/>
+              <w:bottom w:w="50.0" w:type="dxa"/>
+              <w:right w:w="90.0" w:type="dxa"/>
+            </w:tcMar>
+            <w:vAlign w:val="center"/>
+          </w:tcPr>
+          <w:p>
+            <w:pPr>
+              <w:spacing w:after="0" w:line="252" w:lineRule="auto"/>
+            </w:pPr>
+            <w:r>
+              <w:rPr>
+                <w:b w:val="1"/>
+                <w:bCs w:val="1"/>
+                <w:color w:val="28251d"/>
+                <w:rtl w:val="0"/>
+              </w:rPr>
+              <w:t xml:space="preserve">Мини-пример</w:t>
+            </w:r>
+          </w:p>
+        </w:tc>
+        <w:tc>
+          <w:tcPr>
+            <w:tcW w:w="7346.0" w:type="dxa"/>
+            <w:tcBorders>
+              <w:top w:color="c9c6bf" w:space="0" w:sz="4" w:val="single"/>
+              <w:left w:color="c9c6bf" w:space="0" w:sz="4" w:val="single"/>
+              <w:bottom w:color="c9c6bf" w:space="0" w:sz="4" w:val="single"/>
+              <w:right w:color="c9c6bf" w:space="0" w:sz="4" w:val="single"/>
+            </w:tcBorders>
+            <w:tcMar>
+              <w:top w:w="50.0" w:type="dxa"/>
+              <w:left w:w="90.0" w:type="dxa"/>
+              <w:bottom w:w="50.0" w:type="dxa"/>
+              <w:right w:w="90.0" w:type="dxa"/>
+            </w:tcMar>
+            <w:vAlign w:val="center"/>
+          </w:tcPr>
+          <w:p>
+            <w:pPr>
+              <w:spacing w:after="0" w:line="252" w:lineRule="auto"/>
+            </w:pPr>
+            <w:r>
+              <w:rPr>
+                <w:b w:val="0"/>
+                <w:bCs w:val="0"/>
+                <w:color w:val="28251d"/>
+                <w:rtl w:val="0"/>
+              </w:rPr>
+              <w:t xml:space="preserve">«Прикиньте свою сумму обязательных расходов за месяц». Пользователь вводит ~38 000 ₽ → сохраняется в Навигатор как «Мой обязательный минимум».</w:t>
+            </w:r>
+          </w:p>
+        </w:tc>
+      </w:tr>
+    </w:tbl>
+    <w:p>
+      <w:pPr>
+        <w:spacing w:after="80" w:line="264" w:lineRule="auto"/>
+      </w:pPr>
+      <w:r>
+        <w:rPr>
+          <w:rtl w:val="0"/>
+        </w:rPr>
+        <w:t xml:space="preserve"/>
+      </w:r>
+    </w:p>
+    <w:p>
+      <w:pPr>
+        <w:spacing w:before="120" w:after="60" w:line="264" w:lineRule="auto"/>
+      </w:pPr>
+      <w:r>
+        <w:rPr>
+          <w:b w:val="1"/>
+          <w:bCs w:val="1"/>
+          <w:color w:val="28251d"/>
+          <w:sz w:val="22"/>
+          <w:szCs w:val="22"/>
+          <w:rtl w:val="0"/>
+        </w:rPr>
+        <w:t xml:space="preserve">Экран 6. Личная рефлексия</w:t>
+      </w:r>
+    </w:p>
+    <w:tbl>
+      <w:tblPr>
+        <w:tblStyle w:val="Table4"/>
+        <w:tblW w:w="9746.0" w:type="dxa"/>
+        <w:jc w:val="left"/>
+        <w:tblBorders>
+          <w:top w:color="c9c6bf" w:space="0" w:sz="4" w:val="single"/>
+          <w:left w:color="c9c6bf" w:space="0" w:sz="4" w:val="single"/>
+          <w:bottom w:color="c9c6bf" w:space="0" w:sz="4" w:val="single"/>
+          <w:right w:color="c9c6bf" w:space="0" w:sz="4" w:val="single"/>
+          <w:insideH w:color="c9c6bf" w:space="0" w:sz="4" w:val="single"/>
+          <w:insideV w:color="c9c6bf" w:space="0" w:sz="4" w:val="single"/>
+        </w:tblBorders>
+        <w:tblLayout w:type="fixed"/>
+        <w:tblLook w:val="0000"/>
+      </w:tblPr>
+      <w:tblGrid>
+        <w:gridCol w:w="2400"/>
+        <w:gridCol w:w="7346"/>
+      </w:tblGrid>
+      <w:tr>
+        <w:trPr>
+          <w:cantSplit w:val="0"/>
+          <w:tblHeader w:val="0"/>
+        </w:trPr>
+        <w:tc>
+          <w:tcPr>
+            <w:tcW w:w="2400.0" w:type="dxa"/>
+            <w:tcBorders>
+              <w:top w:color="c9c6bf" w:space="0" w:sz="4" w:val="single"/>
+              <w:left w:color="c9c6bf" w:space="0" w:sz="4" w:val="single"/>
+              <w:bottom w:color="c9c6bf" w:space="0" w:sz="4" w:val="single"/>
+              <w:right w:color="c9c6bf" w:space="0" w:sz="4" w:val="single"/>
+            </w:tcBorders>
+            <w:shd w:fill="01696f" w:val="clear"/>
+            <w:tcMar>
+              <w:top w:w="50.0" w:type="dxa"/>
+              <w:left w:w="90.0" w:type="dxa"/>
+              <w:bottom w:w="50.0" w:type="dxa"/>
+              <w:right w:w="90.0" w:type="dxa"/>
+            </w:tcMar>
+            <w:vAlign w:val="center"/>
+          </w:tcPr>
+          <w:p>
+            <w:pPr>
+              <w:spacing w:after="0" w:line="252" w:lineRule="auto"/>
+            </w:pPr>
+            <w:r>
+              <w:rPr>
+                <w:b w:val="1"/>
+                <w:bCs w:val="1"/>
+                <w:color w:val="ffffff"/>
+                <w:rtl w:val="0"/>
+              </w:rPr>
+              <w:t xml:space="preserve">Параметр</w:t>
+            </w:r>
+          </w:p>
+        </w:tc>
+        <w:tc>
+          <w:tcPr>
+            <w:tcW w:w="7346.0" w:type="dxa"/>
+            <w:tcBorders>
+              <w:top w:color="c9c6bf" w:space="0" w:sz="4" w:val="single"/>
+              <w:left w:color="c9c6bf" w:space="0" w:sz="4" w:val="single"/>
+              <w:bottom w:color="c9c6bf" w:space="0" w:sz="4" w:val="single"/>
+              <w:right w:color="c9c6bf" w:space="0" w:sz="4" w:val="single"/>
+            </w:tcBorders>
+            <w:shd w:fill="01696f" w:val="clear"/>
+            <w:tcMar>
+              <w:top w:w="50.0" w:type="dxa"/>
+              <w:left w:w="90.0" w:type="dxa"/>
+              <w:bottom w:w="50.0" w:type="dxa"/>
+              <w:right w:w="90.0" w:type="dxa"/>
+            </w:tcMar>
+            <w:vAlign w:val="center"/>
+          </w:tcPr>
+          <w:p>
+            <w:pPr>
+              <w:spacing w:after="0" w:line="252" w:lineRule="auto"/>
+            </w:pPr>
+            <w:r>
+              <w:rPr>
+                <w:b w:val="1"/>
+                <w:bCs w:val="1"/>
+                <w:color w:val="ffffff"/>
+                <w:rtl w:val="0"/>
+              </w:rPr>
+              <w:t xml:space="preserve">Содержание</w:t>
+            </w:r>
+          </w:p>
+        </w:tc>
+      </w:tr>
+      <w:tr>
+        <w:trPr>
+          <w:cantSplit w:val="0"/>
+          <w:tblHeader w:val="0"/>
+        </w:trPr>
+        <w:tc>
+          <w:tcPr>
+            <w:tcW w:w="2400.0" w:type="dxa"/>
+            <w:tcBorders>
+              <w:top w:color="c9c6bf" w:space="0" w:sz="4" w:val="single"/>
+              <w:left w:color="c9c6bf" w:space="0" w:sz="4" w:val="single"/>
+              <w:bottom w:color="c9c6bf" w:space="0" w:sz="4" w:val="single"/>
+              <w:right w:color="c9c6bf" w:space="0" w:sz="4" w:val="single"/>
+            </w:tcBorders>
+            <w:shd w:fill="f4f2ee" w:val="clear"/>
+            <w:tcMar>
+              <w:top w:w="50.0" w:type="dxa"/>
+              <w:left w:w="90.0" w:type="dxa"/>
+              <w:bottom w:w="50.0" w:type="dxa"/>
+              <w:right w:w="90.0" w:type="dxa"/>
+            </w:tcMar>
+            <w:vAlign w:val="center"/>
+          </w:tcPr>
+          <w:p>
+            <w:pPr>
+              <w:spacing w:after="0" w:line="252" w:lineRule="auto"/>
+            </w:pPr>
+            <w:r>
+              <w:rPr>
+                <w:b w:val="1"/>
+                <w:bCs w:val="1"/>
+                <w:color w:val="28251d"/>
+                <w:rtl w:val="0"/>
+              </w:rPr>
+              <w:t xml:space="preserve">Назначение</w:t>
+            </w:r>
+          </w:p>
+        </w:tc>
+        <w:tc>
+          <w:tcPr>
+            <w:tcW w:w="7346.0" w:type="dxa"/>
+            <w:tcBorders>
+              <w:top w:color="c9c6bf" w:space="0" w:sz="4" w:val="single"/>
+              <w:left w:color="c9c6bf" w:space="0" w:sz="4" w:val="single"/>
+              <w:bottom w:color="c9c6bf" w:space="0" w:sz="4" w:val="single"/>
+              <w:right w:color="c9c6bf" w:space="0" w:sz="4" w:val="single"/>
+            </w:tcBorders>
+            <w:tcMar>
+              <w:top w:w="50.0" w:type="dxa"/>
+              <w:left w:w="90.0" w:type="dxa"/>
+              <w:bottom w:w="50.0" w:type="dxa"/>
+              <w:right w:w="90.0" w:type="dxa"/>
+            </w:tcMar>
+            <w:vAlign w:val="center"/>
+          </w:tcPr>
+          <w:p>
+            <w:pPr>
+              <w:spacing w:after="0" w:line="252" w:lineRule="auto"/>
+            </w:pPr>
+            <w:r>
+              <w:rPr>
+                <w:b w:val="0"/>
+                <w:bCs w:val="0"/>
+                <w:color w:val="28251d"/>
+                <w:rtl w:val="0"/>
+              </w:rPr>
+              <w:t xml:space="preserve">Дать безопасно осмыслить тему применительно к себе — чувства, наблюдения, цели.</w:t>
+            </w:r>
+          </w:p>
+        </w:tc>
+      </w:tr>
+      <w:tr>
+        <w:trPr>
+          <w:cantSplit w:val="0"/>
+          <w:tblHeader w:val="0"/>
+        </w:trPr>
+        <w:tc>
+          <w:tcPr>
+            <w:tcW w:w="2400.0" w:type="dxa"/>
+            <w:tcBorders>
+              <w:top w:color="c9c6bf" w:space="0" w:sz="4" w:val="single"/>
+              <w:left w:color="c9c6bf" w:space="0" w:sz="4" w:val="single"/>
+              <w:bottom w:color="c9c6bf" w:space="0" w:sz="4" w:val="single"/>
+              <w:right w:color="c9c6bf" w:space="0" w:sz="4" w:val="single"/>
+            </w:tcBorders>
+            <w:shd w:fill="f4f2ee" w:val="clear"/>
+            <w:tcMar>
+              <w:top w:w="50.0" w:type="dxa"/>
+              <w:left w:w="90.0" w:type="dxa"/>
+              <w:bottom w:w="50.0" w:type="dxa"/>
+              <w:right w:w="90.0" w:type="dxa"/>
+            </w:tcMar>
+            <w:vAlign w:val="center"/>
+          </w:tcPr>
+          <w:p>
+            <w:pPr>
+              <w:spacing w:after="0" w:line="252" w:lineRule="auto"/>
+            </w:pPr>
+            <w:r>
+              <w:rPr>
+                <w:b w:val="1"/>
+                <w:bCs w:val="1"/>
+                <w:color w:val="28251d"/>
+                <w:rtl w:val="0"/>
+              </w:rPr>
+              <w:t xml:space="preserve">Тип взаимодействия</w:t>
+            </w:r>
+          </w:p>
+        </w:tc>
+        <w:tc>
+          <w:tcPr>
+            <w:tcW w:w="7346.0" w:type="dxa"/>
+            <w:tcBorders>
+              <w:top w:color="c9c6bf" w:space="0" w:sz="4" w:val="single"/>
+              <w:left w:color="c9c6bf" w:space="0" w:sz="4" w:val="single"/>
+              <w:bottom w:color="c9c6bf" w:space="0" w:sz="4" w:val="single"/>
+              <w:right w:color="c9c6bf" w:space="0" w:sz="4" w:val="single"/>
+            </w:tcBorders>
+            <w:tcMar>
+              <w:top w:w="50.0" w:type="dxa"/>
+              <w:left w:w="90.0" w:type="dxa"/>
+              <w:bottom w:w="50.0" w:type="dxa"/>
+              <w:right w:w="90.0" w:type="dxa"/>
+            </w:tcMar>
+            <w:vAlign w:val="center"/>
+          </w:tcPr>
+          <w:p>
+            <w:pPr>
+              <w:spacing w:after="0" w:line="252" w:lineRule="auto"/>
+            </w:pPr>
+            <w:r>
+              <w:rPr>
+                <w:b w:val="0"/>
+                <w:bCs w:val="0"/>
+                <w:color w:val="28251d"/>
+                <w:rtl w:val="0"/>
+              </w:rPr>
+              <w:t xml:space="preserve">Субъективный выбор + обязательный вариант «Свой вариант». Правильного ответа нет.</w:t>
+            </w:r>
+          </w:p>
+        </w:tc>
+      </w:tr>
+      <w:tr>
+        <w:trPr>
+          <w:cantSplit w:val="0"/>
+          <w:tblHeader w:val="0"/>
+        </w:trPr>
+        <w:tc>
+          <w:tcPr>
+            <w:tcW w:w="2400.0" w:type="dxa"/>
+            <w:tcBorders>
+              <w:top w:color="c9c6bf" w:space="0" w:sz="4" w:val="single"/>
+              <w:left w:color="c9c6bf" w:space="0" w:sz="4" w:val="single"/>
+              <w:bottom w:color="c9c6bf" w:space="0" w:sz="4" w:val="single"/>
+              <w:right w:color="c9c6bf" w:space="0" w:sz="4" w:val="single"/>
+            </w:tcBorders>
+            <w:shd w:fill="f4f2ee" w:val="clear"/>
+            <w:tcMar>
+              <w:top w:w="50.0" w:type="dxa"/>
+              <w:left w:w="90.0" w:type="dxa"/>
+              <w:bottom w:w="50.0" w:type="dxa"/>
+              <w:right w:w="90.0" w:type="dxa"/>
+            </w:tcMar>
+            <w:vAlign w:val="center"/>
+          </w:tcPr>
+          <w:p>
+            <w:pPr>
+              <w:spacing w:after="0" w:line="252" w:lineRule="auto"/>
+            </w:pPr>
+            <w:r>
+              <w:rPr>
+                <w:b w:val="1"/>
+                <w:bCs w:val="1"/>
+                <w:color w:val="28251d"/>
+                <w:rtl w:val="0"/>
+              </w:rPr>
+              <w:t xml:space="preserve">Обязательные элементы</w:t>
+            </w:r>
+          </w:p>
+        </w:tc>
+        <w:tc>
+          <w:tcPr>
+            <w:tcW w:w="7346.0" w:type="dxa"/>
+            <w:tcBorders>
+              <w:top w:color="c9c6bf" w:space="0" w:sz="4" w:val="single"/>
+              <w:left w:color="c9c6bf" w:space="0" w:sz="4" w:val="single"/>
+              <w:bottom w:color="c9c6bf" w:space="0" w:sz="4" w:val="single"/>
+              <w:right w:color="c9c6bf" w:space="0" w:sz="4" w:val="single"/>
+            </w:tcBorders>
+            <w:tcMar>
+              <w:top w:w="50.0" w:type="dxa"/>
+              <w:left w:w="90.0" w:type="dxa"/>
+              <w:bottom w:w="50.0" w:type="dxa"/>
+              <w:right w:w="90.0" w:type="dxa"/>
+            </w:tcMar>
+            <w:vAlign w:val="center"/>
+          </w:tcPr>
+          <w:p>
+            <w:pPr>
+              <w:spacing w:after="20" w:line="252" w:lineRule="auto"/>
+              <w:ind w:left="170" w:hanging="170"/>
+            </w:pPr>
+            <w:r>
+              <w:rPr>
+                <w:color w:val="28251d"/>
+                <w:rtl w:val="0"/>
+              </w:rPr>
+              <w:t xml:space="preserve">•  Вопрос-рефлексия («Что вы заметили / почувствовали / поняли?»).</w:t>
+            </w:r>
+          </w:p>
+          <w:p>
+            <w:pPr>
+              <w:spacing w:after="20" w:line="252" w:lineRule="auto"/>
+              <w:ind w:left="170" w:hanging="170"/>
+            </w:pPr>
+            <w:r>
+              <w:rPr>
+                <w:color w:val="28251d"/>
+                <w:rtl w:val="0"/>
+              </w:rPr>
+              <w:t xml:space="preserve">•  2–4 готовых варианта-формулировки.</w:t>
+            </w:r>
+          </w:p>
+          <w:p>
+            <w:pPr>
+              <w:spacing w:after="20" w:line="252" w:lineRule="auto"/>
+              <w:ind w:left="170" w:hanging="170"/>
+            </w:pPr>
+            <w:r>
+              <w:rPr>
+                <w:color w:val="28251d"/>
+                <w:rtl w:val="0"/>
+              </w:rPr>
+              <w:t xml:space="preserve">•  Обязательный пункт «Свой вариант» со свободным вводом.</w:t>
+            </w:r>
+          </w:p>
+          <w:p>
+            <w:pPr>
+              <w:spacing w:after="20" w:line="252" w:lineRule="auto"/>
+              <w:ind w:left="170" w:hanging="170"/>
+            </w:pPr>
+            <w:r>
+              <w:rPr>
+                <w:color w:val="28251d"/>
+                <w:rtl w:val="0"/>
+              </w:rPr>
+              <w:t xml:space="preserve">•  Поддерживающая реакция без оценки.</w:t>
+            </w:r>
+          </w:p>
+          <w:p>
+            <w:pPr>
+              <w:spacing w:after="20" w:line="252" w:lineRule="auto"/>
+              <w:ind w:left="170" w:hanging="170"/>
+            </w:pPr>
+            <w:r>
+              <w:rPr>
+                <w:color w:val="28251d"/>
+                <w:rtl w:val="0"/>
+              </w:rPr>
+              <w:t xml:space="preserve">•  Микро-копи кнопки: «Дальше».</w:t>
+            </w:r>
+          </w:p>
+        </w:tc>
+      </w:tr>
+      <w:tr>
+        <w:trPr>
+          <w:cantSplit w:val="0"/>
+          <w:tblHeader w:val="0"/>
+        </w:trPr>
+        <w:tc>
+          <w:tcPr>
+            <w:tcW w:w="2400.0" w:type="dxa"/>
+            <w:tcBorders>
+              <w:top w:color="c9c6bf" w:space="0" w:sz="4" w:val="single"/>
+              <w:left w:color="c9c6bf" w:space="0" w:sz="4" w:val="single"/>
+              <w:bottom w:color="c9c6bf" w:space="0" w:sz="4" w:val="single"/>
+              <w:right w:color="c9c6bf" w:space="0" w:sz="4" w:val="single"/>
+            </w:tcBorders>
+            <w:shd w:fill="f4f2ee" w:val="clear"/>
+            <w:tcMar>
+              <w:top w:w="50.0" w:type="dxa"/>
+              <w:left w:w="90.0" w:type="dxa"/>
+              <w:bottom w:w="50.0" w:type="dxa"/>
+              <w:right w:w="90.0" w:type="dxa"/>
+            </w:tcMar>
+            <w:vAlign w:val="center"/>
+          </w:tcPr>
+          <w:p>
+            <w:pPr>
+              <w:spacing w:after="0" w:line="252" w:lineRule="auto"/>
+            </w:pPr>
+            <w:r>
+              <w:rPr>
+                <w:b w:val="1"/>
+                <w:bCs w:val="1"/>
+                <w:color w:val="28251d"/>
+                <w:rtl w:val="0"/>
+              </w:rPr>
+              <w:t xml:space="preserve">Чего нельзя делать</w:t>
+            </w:r>
+          </w:p>
+        </w:tc>
+        <w:tc>
+          <w:tcPr>
+            <w:tcW w:w="7346.0" w:type="dxa"/>
+            <w:tcBorders>
+              <w:top w:color="c9c6bf" w:space="0" w:sz="4" w:val="single"/>
+              <w:left w:color="c9c6bf" w:space="0" w:sz="4" w:val="single"/>
+              <w:bottom w:color="c9c6bf" w:space="0" w:sz="4" w:val="single"/>
+              <w:right w:color="c9c6bf" w:space="0" w:sz="4" w:val="single"/>
+            </w:tcBorders>
+            <w:tcMar>
+              <w:top w:w="50.0" w:type="dxa"/>
+              <w:left w:w="90.0" w:type="dxa"/>
+              <w:bottom w:w="50.0" w:type="dxa"/>
+              <w:right w:w="90.0" w:type="dxa"/>
+            </w:tcMar>
+            <w:vAlign w:val="center"/>
+          </w:tcPr>
+          <w:p>
+            <w:pPr>
+              <w:spacing w:after="20" w:line="252" w:lineRule="auto"/>
+              <w:ind w:left="170" w:hanging="170"/>
+            </w:pPr>
+            <w:r>
+              <w:rPr>
+                <w:color w:val="28251d"/>
+                <w:rtl w:val="0"/>
+              </w:rPr>
+              <w:t xml:space="preserve">•  Нельзя помечать ответы как верные/неверные.</w:t>
+            </w:r>
+          </w:p>
+          <w:p>
+            <w:pPr>
+              <w:spacing w:after="20" w:line="252" w:lineRule="auto"/>
+              <w:ind w:left="170" w:hanging="170"/>
+            </w:pPr>
+            <w:r>
+              <w:rPr>
+                <w:color w:val="28251d"/>
+                <w:rtl w:val="0"/>
+              </w:rPr>
+              <w:t xml:space="preserve">•  Нельзя давить или вызывать стыд за финансовое поведение.</w:t>
+            </w:r>
+          </w:p>
+          <w:p>
+            <w:pPr>
+              <w:spacing w:after="20" w:line="252" w:lineRule="auto"/>
+              <w:ind w:left="170" w:hanging="170"/>
+            </w:pPr>
+            <w:r>
+              <w:rPr>
+                <w:color w:val="28251d"/>
+                <w:rtl w:val="0"/>
+              </w:rPr>
+              <w:t xml:space="preserve">•  Нельзя превращать в тест на знание.</w:t>
+            </w:r>
+          </w:p>
+        </w:tc>
+      </w:tr>
+      <w:tr>
+        <w:trPr>
+          <w:cantSplit w:val="0"/>
+          <w:tblHeader w:val="0"/>
+        </w:trPr>
+        <w:tc>
+          <w:tcPr>
+            <w:tcW w:w="2400.0" w:type="dxa"/>
+            <w:tcBorders>
+              <w:top w:color="c9c6bf" w:space="0" w:sz="4" w:val="single"/>
+              <w:left w:color="c9c6bf" w:space="0" w:sz="4" w:val="single"/>
+              <w:bottom w:color="c9c6bf" w:space="0" w:sz="4" w:val="single"/>
+              <w:right w:color="c9c6bf" w:space="0" w:sz="4" w:val="single"/>
+            </w:tcBorders>
+            <w:shd w:fill="f4f2ee" w:val="clear"/>
+            <w:tcMar>
+              <w:top w:w="50.0" w:type="dxa"/>
+              <w:left w:w="90.0" w:type="dxa"/>
+              <w:bottom w:w="50.0" w:type="dxa"/>
+              <w:right w:w="90.0" w:type="dxa"/>
+            </w:tcMar>
+            <w:vAlign w:val="center"/>
+          </w:tcPr>
+          <w:p>
+            <w:pPr>
+              <w:spacing w:after="0" w:line="252" w:lineRule="auto"/>
+            </w:pPr>
+            <w:r>
+              <w:rPr>
+                <w:b w:val="1"/>
+                <w:bCs w:val="1"/>
+                <w:color w:val="28251d"/>
+                <w:rtl w:val="0"/>
+              </w:rPr>
+              <w:t xml:space="preserve">Мини-пример</w:t>
+            </w:r>
+          </w:p>
+        </w:tc>
+        <w:tc>
+          <w:tcPr>
+            <w:tcW w:w="7346.0" w:type="dxa"/>
+            <w:tcBorders>
+              <w:top w:color="c9c6bf" w:space="0" w:sz="4" w:val="single"/>
+              <w:left w:color="c9c6bf" w:space="0" w:sz="4" w:val="single"/>
+              <w:bottom w:color="c9c6bf" w:space="0" w:sz="4" w:val="single"/>
+              <w:right w:color="c9c6bf" w:space="0" w:sz="4" w:val="single"/>
+            </w:tcBorders>
+            <w:tcMar>
+              <w:top w:w="50.0" w:type="dxa"/>
+              <w:left w:w="90.0" w:type="dxa"/>
+              <w:bottom w:w="50.0" w:type="dxa"/>
+              <w:right w:w="90.0" w:type="dxa"/>
+            </w:tcMar>
+            <w:vAlign w:val="center"/>
+          </w:tcPr>
+          <w:p>
+            <w:pPr>
+              <w:spacing w:after="0" w:line="252" w:lineRule="auto"/>
+            </w:pPr>
+            <w:r>
+              <w:rPr>
+                <w:b w:val="0"/>
+                <w:bCs w:val="0"/>
+                <w:color w:val="28251d"/>
+                <w:rtl w:val="0"/>
+              </w:rPr>
+              <w:t xml:space="preserve">«Что вы почувствовали, увидев свой обязательный минимум?» Варианты: спокойствие · удивление · тревогу · Свой вариант. Реакция: «Спасибо, это важное наблюдение».</w:t>
+            </w:r>
+          </w:p>
+        </w:tc>
+      </w:tr>
+    </w:tbl>
+    <w:p>
+      <w:pPr>
+        <w:spacing w:after="80" w:line="264" w:lineRule="auto"/>
+      </w:pPr>
+      <w:r>
+        <w:rPr>
+          <w:rtl w:val="0"/>
+        </w:rPr>
+        <w:t xml:space="preserve"/>
+      </w:r>
+    </w:p>
+    <w:p>
+      <w:pPr>
+        <w:spacing w:before="120" w:after="60" w:line="264" w:lineRule="auto"/>
+      </w:pPr>
+      <w:r>
+        <w:rPr>
+          <w:b w:val="1"/>
+          <w:bCs w:val="1"/>
+          <w:color w:val="28251d"/>
+          <w:sz w:val="22"/>
+          <w:szCs w:val="22"/>
+          <w:rtl w:val="0"/>
+        </w:rPr>
+        <w:t xml:space="preserve">Экран 7. Микро-правило · первый шаг</w:t>
+      </w:r>
+    </w:p>
+    <w:tbl>
+      <w:tblPr>
+        <w:tblStyle w:val="Table4"/>
+        <w:tblW w:w="9746.0" w:type="dxa"/>
+        <w:jc w:val="left"/>
+        <w:tblBorders>
+          <w:top w:color="c9c6bf" w:space="0" w:sz="4" w:val="single"/>
+          <w:left w:color="c9c6bf" w:space="0" w:sz="4" w:val="single"/>
+          <w:bottom w:color="c9c6bf" w:space="0" w:sz="4" w:val="single"/>
+          <w:right w:color="c9c6bf" w:space="0" w:sz="4" w:val="single"/>
+          <w:insideH w:color="c9c6bf" w:space="0" w:sz="4" w:val="single"/>
+          <w:insideV w:color="c9c6bf" w:space="0" w:sz="4" w:val="single"/>
+        </w:tblBorders>
+        <w:tblLayout w:type="fixed"/>
+        <w:tblLook w:val="0000"/>
+      </w:tblPr>
+      <w:tblGrid>
+        <w:gridCol w:w="2400"/>
+        <w:gridCol w:w="7346"/>
+      </w:tblGrid>
+      <w:tr>
+        <w:trPr>
+          <w:cantSplit w:val="0"/>
+          <w:tblHeader w:val="0"/>
+        </w:trPr>
+        <w:tc>
+          <w:tcPr>
+            <w:tcW w:w="2400.0" w:type="dxa"/>
+            <w:tcBorders>
+              <w:top w:color="c9c6bf" w:space="0" w:sz="4" w:val="single"/>
+              <w:left w:color="c9c6bf" w:space="0" w:sz="4" w:val="single"/>
+              <w:bottom w:color="c9c6bf" w:space="0" w:sz="4" w:val="single"/>
+              <w:right w:color="c9c6bf" w:space="0" w:sz="4" w:val="single"/>
+            </w:tcBorders>
+            <w:shd w:fill="01696f" w:val="clear"/>
+            <w:tcMar>
+              <w:top w:w="50.0" w:type="dxa"/>
+              <w:left w:w="90.0" w:type="dxa"/>
+              <w:bottom w:w="50.0" w:type="dxa"/>
+              <w:right w:w="90.0" w:type="dxa"/>
+            </w:tcMar>
+            <w:vAlign w:val="center"/>
+          </w:tcPr>
+          <w:p>
+            <w:pPr>
+              <w:spacing w:after="0" w:line="252" w:lineRule="auto"/>
+            </w:pPr>
+            <w:r>
+              <w:rPr>
+                <w:b w:val="1"/>
+                <w:bCs w:val="1"/>
+                <w:color w:val="ffffff"/>
+                <w:rtl w:val="0"/>
+              </w:rPr>
+              <w:t xml:space="preserve">Параметр</w:t>
+            </w:r>
+          </w:p>
+        </w:tc>
+        <w:tc>
+          <w:tcPr>
+            <w:tcW w:w="7346.0" w:type="dxa"/>
+            <w:tcBorders>
+              <w:top w:color="c9c6bf" w:space="0" w:sz="4" w:val="single"/>
+              <w:left w:color="c9c6bf" w:space="0" w:sz="4" w:val="single"/>
+              <w:bottom w:color="c9c6bf" w:space="0" w:sz="4" w:val="single"/>
+              <w:right w:color="c9c6bf" w:space="0" w:sz="4" w:val="single"/>
+            </w:tcBorders>
+            <w:shd w:fill="01696f" w:val="clear"/>
+            <w:tcMar>
+              <w:top w:w="50.0" w:type="dxa"/>
+              <w:left w:w="90.0" w:type="dxa"/>
+              <w:bottom w:w="50.0" w:type="dxa"/>
+              <w:right w:w="90.0" w:type="dxa"/>
+            </w:tcMar>
+            <w:vAlign w:val="center"/>
+          </w:tcPr>
+          <w:p>
+            <w:pPr>
+              <w:spacing w:after="0" w:line="252" w:lineRule="auto"/>
+            </w:pPr>
+            <w:r>
+              <w:rPr>
+                <w:b w:val="1"/>
+                <w:bCs w:val="1"/>
+                <w:color w:val="ffffff"/>
+                <w:rtl w:val="0"/>
+              </w:rPr>
+              <w:t xml:space="preserve">Содержание</w:t>
+            </w:r>
+          </w:p>
+        </w:tc>
+      </w:tr>
+      <w:tr>
+        <w:trPr>
+          <w:cantSplit w:val="0"/>
+          <w:tblHeader w:val="0"/>
+        </w:trPr>
+        <w:tc>
+          <w:tcPr>
+            <w:tcW w:w="2400.0" w:type="dxa"/>
+            <w:tcBorders>
+              <w:top w:color="c9c6bf" w:space="0" w:sz="4" w:val="single"/>
+              <w:left w:color="c9c6bf" w:space="0" w:sz="4" w:val="single"/>
+              <w:bottom w:color="c9c6bf" w:space="0" w:sz="4" w:val="single"/>
+              <w:right w:color="c9c6bf" w:space="0" w:sz="4" w:val="single"/>
+            </w:tcBorders>
+            <w:shd w:fill="f4f2ee" w:val="clear"/>
+            <w:tcMar>
+              <w:top w:w="50.0" w:type="dxa"/>
+              <w:left w:w="90.0" w:type="dxa"/>
+              <w:bottom w:w="50.0" w:type="dxa"/>
+              <w:right w:w="90.0" w:type="dxa"/>
+            </w:tcMar>
+            <w:vAlign w:val="center"/>
+          </w:tcPr>
+          <w:p>
+            <w:pPr>
+              <w:spacing w:after="0" w:line="252" w:lineRule="auto"/>
+            </w:pPr>
+            <w:r>
+              <w:rPr>
+                <w:b w:val="1"/>
+                <w:bCs w:val="1"/>
+                <w:color w:val="28251d"/>
+                <w:rtl w:val="0"/>
+              </w:rPr>
+              <w:t xml:space="preserve">Назначение</w:t>
+            </w:r>
+          </w:p>
+        </w:tc>
+        <w:tc>
+          <w:tcPr>
+            <w:tcW w:w="7346.0" w:type="dxa"/>
+            <w:tcBorders>
+              <w:top w:color="c9c6bf" w:space="0" w:sz="4" w:val="single"/>
+              <w:left w:color="c9c6bf" w:space="0" w:sz="4" w:val="single"/>
+              <w:bottom w:color="c9c6bf" w:space="0" w:sz="4" w:val="single"/>
+              <w:right w:color="c9c6bf" w:space="0" w:sz="4" w:val="single"/>
+            </w:tcBorders>
+            <w:tcMar>
+              <w:top w:w="50.0" w:type="dxa"/>
+              <w:left w:w="90.0" w:type="dxa"/>
+              <w:bottom w:w="50.0" w:type="dxa"/>
+              <w:right w:w="90.0" w:type="dxa"/>
+            </w:tcMar>
+            <w:vAlign w:val="center"/>
+          </w:tcPr>
+          <w:p>
+            <w:pPr>
+              <w:spacing w:after="0" w:line="252" w:lineRule="auto"/>
+            </w:pPr>
+            <w:r>
+              <w:rPr>
+                <w:b w:val="0"/>
+                <w:bCs w:val="0"/>
+                <w:color w:val="28251d"/>
+                <w:rtl w:val="0"/>
+              </w:rPr>
+              <w:t xml:space="preserve">Перевести знание в одно маленькое правило поведения — ядро привычки.</w:t>
+            </w:r>
+          </w:p>
+        </w:tc>
+      </w:tr>
+      <w:tr>
+        <w:trPr>
+          <w:cantSplit w:val="0"/>
+          <w:tblHeader w:val="0"/>
+        </w:trPr>
+        <w:tc>
+          <w:tcPr>
+            <w:tcW w:w="2400.0" w:type="dxa"/>
+            <w:tcBorders>
+              <w:top w:color="c9c6bf" w:space="0" w:sz="4" w:val="single"/>
+              <w:left w:color="c9c6bf" w:space="0" w:sz="4" w:val="single"/>
+              <w:bottom w:color="c9c6bf" w:space="0" w:sz="4" w:val="single"/>
+              <w:right w:color="c9c6bf" w:space="0" w:sz="4" w:val="single"/>
+            </w:tcBorders>
+            <w:shd w:fill="f4f2ee" w:val="clear"/>
+            <w:tcMar>
+              <w:top w:w="50.0" w:type="dxa"/>
+              <w:left w:w="90.0" w:type="dxa"/>
+              <w:bottom w:w="50.0" w:type="dxa"/>
+              <w:right w:w="90.0" w:type="dxa"/>
+            </w:tcMar>
+            <w:vAlign w:val="center"/>
+          </w:tcPr>
+          <w:p>
+            <w:pPr>
+              <w:spacing w:after="0" w:line="252" w:lineRule="auto"/>
+            </w:pPr>
+            <w:r>
+              <w:rPr>
+                <w:b w:val="1"/>
+                <w:bCs w:val="1"/>
+                <w:color w:val="28251d"/>
+                <w:rtl w:val="0"/>
+              </w:rPr>
+              <w:t xml:space="preserve">Тип взаимодействия</w:t>
+            </w:r>
+          </w:p>
+        </w:tc>
+        <w:tc>
+          <w:tcPr>
+            <w:tcW w:w="7346.0" w:type="dxa"/>
+            <w:tcBorders>
+              <w:top w:color="c9c6bf" w:space="0" w:sz="4" w:val="single"/>
+              <w:left w:color="c9c6bf" w:space="0" w:sz="4" w:val="single"/>
+              <w:bottom w:color="c9c6bf" w:space="0" w:sz="4" w:val="single"/>
+              <w:right w:color="c9c6bf" w:space="0" w:sz="4" w:val="single"/>
+            </w:tcBorders>
+            <w:tcMar>
+              <w:top w:w="50.0" w:type="dxa"/>
+              <w:left w:w="90.0" w:type="dxa"/>
+              <w:bottom w:w="50.0" w:type="dxa"/>
+              <w:right w:w="90.0" w:type="dxa"/>
+            </w:tcMar>
+            <w:vAlign w:val="center"/>
+          </w:tcPr>
+          <w:p>
+            <w:pPr>
+              <w:spacing w:after="0" w:line="252" w:lineRule="auto"/>
+            </w:pPr>
+            <w:r>
+              <w:rPr>
+                <w:b w:val="0"/>
+                <w:bCs w:val="0"/>
+                <w:color w:val="28251d"/>
+                <w:rtl w:val="0"/>
+              </w:rPr>
+              <w:t xml:space="preserve">Выбор готовой формулировки правила ИЛИ свой вариант (implementation intention).</w:t>
+            </w:r>
+          </w:p>
+        </w:tc>
+      </w:tr>
+      <w:tr>
+        <w:trPr>
+          <w:cantSplit w:val="0"/>
+          <w:tblHeader w:val="0"/>
+        </w:trPr>
+        <w:tc>
+          <w:tcPr>
+            <w:tcW w:w="2400.0" w:type="dxa"/>
+            <w:tcBorders>
+              <w:top w:color="c9c6bf" w:space="0" w:sz="4" w:val="single"/>
+              <w:left w:color="c9c6bf" w:space="0" w:sz="4" w:val="single"/>
+              <w:bottom w:color="c9c6bf" w:space="0" w:sz="4" w:val="single"/>
+              <w:right w:color="c9c6bf" w:space="0" w:sz="4" w:val="single"/>
+            </w:tcBorders>
+            <w:shd w:fill="f4f2ee" w:val="clear"/>
+            <w:tcMar>
+              <w:top w:w="50.0" w:type="dxa"/>
+              <w:left w:w="90.0" w:type="dxa"/>
+              <w:bottom w:w="50.0" w:type="dxa"/>
+              <w:right w:w="90.0" w:type="dxa"/>
+            </w:tcMar>
+            <w:vAlign w:val="center"/>
+          </w:tcPr>
+          <w:p>
+            <w:pPr>
+              <w:spacing w:after="0" w:line="252" w:lineRule="auto"/>
+            </w:pPr>
+            <w:r>
+              <w:rPr>
+                <w:b w:val="1"/>
+                <w:bCs w:val="1"/>
+                <w:color w:val="28251d"/>
+                <w:rtl w:val="0"/>
+              </w:rPr>
+              <w:t xml:space="preserve">Обязательные элементы</w:t>
+            </w:r>
+          </w:p>
+        </w:tc>
+        <w:tc>
+          <w:tcPr>
+            <w:tcW w:w="7346.0" w:type="dxa"/>
+            <w:tcBorders>
+              <w:top w:color="c9c6bf" w:space="0" w:sz="4" w:val="single"/>
+              <w:left w:color="c9c6bf" w:space="0" w:sz="4" w:val="single"/>
+              <w:bottom w:color="c9c6bf" w:space="0" w:sz="4" w:val="single"/>
+              <w:right w:color="c9c6bf" w:space="0" w:sz="4" w:val="single"/>
+            </w:tcBorders>
+            <w:tcMar>
+              <w:top w:w="50.0" w:type="dxa"/>
+              <w:left w:w="90.0" w:type="dxa"/>
+              <w:bottom w:w="50.0" w:type="dxa"/>
+              <w:right w:w="90.0" w:type="dxa"/>
+            </w:tcMar>
+            <w:vAlign w:val="center"/>
+          </w:tcPr>
+          <w:p>
+            <w:pPr>
+              <w:spacing w:after="20" w:line="252" w:lineRule="auto"/>
+              <w:ind w:left="170" w:hanging="170"/>
+            </w:pPr>
+            <w:r>
+              <w:rPr>
+                <w:color w:val="28251d"/>
+                <w:rtl w:val="0"/>
+              </w:rPr>
+              <w:t xml:space="preserve">•  Заголовок («Ваше правило на сегодня»).</w:t>
+            </w:r>
+          </w:p>
+          <w:p>
+            <w:pPr>
+              <w:spacing w:after="20" w:line="252" w:lineRule="auto"/>
+              <w:ind w:left="170" w:hanging="170"/>
+            </w:pPr>
+            <w:r>
+              <w:rPr>
+                <w:color w:val="28251d"/>
+                <w:rtl w:val="0"/>
+              </w:rPr>
+              <w:t xml:space="preserve">•  2–3 готовых формулировки правила в форме «Если…, то…» / «Я буду…».</w:t>
+            </w:r>
+          </w:p>
+          <w:p>
+            <w:pPr>
+              <w:spacing w:after="20" w:line="252" w:lineRule="auto"/>
+              <w:ind w:left="170" w:hanging="170"/>
+            </w:pPr>
+            <w:r>
+              <w:rPr>
+                <w:color w:val="28251d"/>
+                <w:rtl w:val="0"/>
+              </w:rPr>
+              <w:t xml:space="preserve">•  Вариант «Своя формулировка» со свободным вводом.</w:t>
+            </w:r>
+          </w:p>
+          <w:p>
+            <w:pPr>
+              <w:spacing w:after="20" w:line="252" w:lineRule="auto"/>
+              <w:ind w:left="170" w:hanging="170"/>
+            </w:pPr>
+            <w:r>
+              <w:rPr>
+                <w:color w:val="28251d"/>
+                <w:rtl w:val="0"/>
+              </w:rPr>
+              <w:t xml:space="preserve">•  Сохранение правила в Навигатор.</w:t>
+            </w:r>
+          </w:p>
+          <w:p>
+            <w:pPr>
+              <w:spacing w:after="20" w:line="252" w:lineRule="auto"/>
+              <w:ind w:left="170" w:hanging="170"/>
+            </w:pPr>
+            <w:r>
+              <w:rPr>
+                <w:color w:val="28251d"/>
+                <w:rtl w:val="0"/>
+              </w:rPr>
+              <w:t xml:space="preserve">•  Микро-копи кнопки: «Сделать моим правилом».</w:t>
+            </w:r>
+          </w:p>
+        </w:tc>
+      </w:tr>
+      <w:tr>
+        <w:trPr>
+          <w:cantSplit w:val="0"/>
+          <w:tblHeader w:val="0"/>
+        </w:trPr>
+        <w:tc>
+          <w:tcPr>
+            <w:tcW w:w="2400.0" w:type="dxa"/>
+            <w:tcBorders>
+              <w:top w:color="c9c6bf" w:space="0" w:sz="4" w:val="single"/>
+              <w:left w:color="c9c6bf" w:space="0" w:sz="4" w:val="single"/>
+              <w:bottom w:color="c9c6bf" w:space="0" w:sz="4" w:val="single"/>
+              <w:right w:color="c9c6bf" w:space="0" w:sz="4" w:val="single"/>
+            </w:tcBorders>
+            <w:shd w:fill="f4f2ee" w:val="clear"/>
+            <w:tcMar>
+              <w:top w:w="50.0" w:type="dxa"/>
+              <w:left w:w="90.0" w:type="dxa"/>
+              <w:bottom w:w="50.0" w:type="dxa"/>
+              <w:right w:w="90.0" w:type="dxa"/>
+            </w:tcMar>
+            <w:vAlign w:val="center"/>
+          </w:tcPr>
+          <w:p>
+            <w:pPr>
+              <w:spacing w:after="0" w:line="252" w:lineRule="auto"/>
+            </w:pPr>
+            <w:r>
+              <w:rPr>
+                <w:b w:val="1"/>
+                <w:bCs w:val="1"/>
+                <w:color w:val="28251d"/>
+                <w:rtl w:val="0"/>
+              </w:rPr>
+              <w:t xml:space="preserve">Чего нельзя делать</w:t>
+            </w:r>
+          </w:p>
+        </w:tc>
+        <w:tc>
+          <w:tcPr>
+            <w:tcW w:w="7346.0" w:type="dxa"/>
+            <w:tcBorders>
+              <w:top w:color="c9c6bf" w:space="0" w:sz="4" w:val="single"/>
+              <w:left w:color="c9c6bf" w:space="0" w:sz="4" w:val="single"/>
+              <w:bottom w:color="c9c6bf" w:space="0" w:sz="4" w:val="single"/>
+              <w:right w:color="c9c6bf" w:space="0" w:sz="4" w:val="single"/>
+            </w:tcBorders>
+            <w:tcMar>
+              <w:top w:w="50.0" w:type="dxa"/>
+              <w:left w:w="90.0" w:type="dxa"/>
+              <w:bottom w:w="50.0" w:type="dxa"/>
+              <w:right w:w="90.0" w:type="dxa"/>
+            </w:tcMar>
+            <w:vAlign w:val="center"/>
+          </w:tcPr>
+          <w:p>
+            <w:pPr>
+              <w:spacing w:after="20" w:line="252" w:lineRule="auto"/>
+              <w:ind w:left="170" w:hanging="170"/>
+            </w:pPr>
+            <w:r>
+              <w:rPr>
+                <w:color w:val="28251d"/>
+                <w:rtl w:val="0"/>
+              </w:rPr>
+              <w:t xml:space="preserve">•  Нельзя предлагать сразу несколько правил — только одно.</w:t>
+            </w:r>
+          </w:p>
+          <w:p>
+            <w:pPr>
+              <w:spacing w:after="20" w:line="252" w:lineRule="auto"/>
+              <w:ind w:left="170" w:hanging="170"/>
+            </w:pPr>
+            <w:r>
+              <w:rPr>
+                <w:color w:val="28251d"/>
+                <w:rtl w:val="0"/>
+              </w:rPr>
+              <w:t xml:space="preserve">•  Нельзя формулировать абстрактно («буду экономнее») — нужен конкретный триггер и действие.</w:t>
+            </w:r>
+          </w:p>
+          <w:p>
+            <w:pPr>
+              <w:spacing w:after="20" w:line="252" w:lineRule="auto"/>
+              <w:ind w:left="170" w:hanging="170"/>
+            </w:pPr>
+            <w:r>
+              <w:rPr>
+                <w:color w:val="28251d"/>
+                <w:rtl w:val="0"/>
+              </w:rPr>
+              <w:t xml:space="preserve">•  Нельзя оставлять правило без сохранения.</w:t>
+            </w:r>
+          </w:p>
+        </w:tc>
+      </w:tr>
+      <w:tr>
+        <w:trPr>
+          <w:cantSplit w:val="0"/>
+          <w:tblHeader w:val="0"/>
+        </w:trPr>
+        <w:tc>
+          <w:tcPr>
+            <w:tcW w:w="2400.0" w:type="dxa"/>
+            <w:tcBorders>
+              <w:top w:color="c9c6bf" w:space="0" w:sz="4" w:val="single"/>
+              <w:left w:color="c9c6bf" w:space="0" w:sz="4" w:val="single"/>
+              <w:bottom w:color="c9c6bf" w:space="0" w:sz="4" w:val="single"/>
+              <w:right w:color="c9c6bf" w:space="0" w:sz="4" w:val="single"/>
+            </w:tcBorders>
+            <w:shd w:fill="f4f2ee" w:val="clear"/>
+            <w:tcMar>
+              <w:top w:w="50.0" w:type="dxa"/>
+              <w:left w:w="90.0" w:type="dxa"/>
+              <w:bottom w:w="50.0" w:type="dxa"/>
+              <w:right w:w="90.0" w:type="dxa"/>
+            </w:tcMar>
+            <w:vAlign w:val="center"/>
+          </w:tcPr>
+          <w:p>
+            <w:pPr>
+              <w:spacing w:after="0" w:line="252" w:lineRule="auto"/>
+            </w:pPr>
+            <w:r>
+              <w:rPr>
+                <w:b w:val="1"/>
+                <w:bCs w:val="1"/>
+                <w:color w:val="28251d"/>
+                <w:rtl w:val="0"/>
+              </w:rPr>
+              <w:t xml:space="preserve">Мини-пример</w:t>
+            </w:r>
+          </w:p>
+        </w:tc>
+        <w:tc>
+          <w:tcPr>
+            <w:tcW w:w="7346.0" w:type="dxa"/>
+            <w:tcBorders>
+              <w:top w:color="c9c6bf" w:space="0" w:sz="4" w:val="single"/>
+              <w:left w:color="c9c6bf" w:space="0" w:sz="4" w:val="single"/>
+              <w:bottom w:color="c9c6bf" w:space="0" w:sz="4" w:val="single"/>
+              <w:right w:color="c9c6bf" w:space="0" w:sz="4" w:val="single"/>
+            </w:tcBorders>
+            <w:tcMar>
+              <w:top w:w="50.0" w:type="dxa"/>
+              <w:left w:w="90.0" w:type="dxa"/>
+              <w:bottom w:w="50.0" w:type="dxa"/>
+              <w:right w:w="90.0" w:type="dxa"/>
+            </w:tcMar>
+            <w:vAlign w:val="center"/>
+          </w:tcPr>
+          <w:p>
+            <w:pPr>
+              <w:spacing w:after="0" w:line="252" w:lineRule="auto"/>
+            </w:pPr>
+            <w:r>
+              <w:rPr>
+                <w:b w:val="0"/>
+                <w:bCs w:val="0"/>
+                <w:color w:val="28251d"/>
+                <w:rtl w:val="0"/>
+              </w:rPr>
+              <w:t xml:space="preserve">«Если хочу купить незапланированное дороже 1000 ₽, то откладываю покупку на 24 часа». Сохранено в Навигатор как привычка №1.</w:t>
+            </w:r>
+          </w:p>
+        </w:tc>
+      </w:tr>
+    </w:tbl>
+    <w:p>
+      <w:pPr>
+        <w:spacing w:after="80" w:line="264" w:lineRule="auto"/>
+      </w:pPr>
+      <w:r>
+        <w:rPr>
+          <w:rtl w:val="0"/>
+        </w:rPr>
+        <w:t xml:space="preserve"/>
+      </w:r>
+    </w:p>
+    <w:p>
+      <w:pPr>
+        <w:spacing w:before="120" w:after="60" w:line="264" w:lineRule="auto"/>
+      </w:pPr>
+      <w:r>
+        <w:rPr>
+          <w:b w:val="1"/>
+          <w:bCs w:val="1"/>
+          <w:color w:val="28251d"/>
+          <w:sz w:val="22"/>
+          <w:szCs w:val="22"/>
+          <w:rtl w:val="0"/>
+        </w:rPr>
+        <w:t xml:space="preserve">Экран 8. Итог · Навигатор</w:t>
+      </w:r>
+    </w:p>
+    <w:tbl>
+      <w:tblPr>
+        <w:tblStyle w:val="Table4"/>
+        <w:tblW w:w="9746.0" w:type="dxa"/>
+        <w:jc w:val="left"/>
+        <w:tblBorders>
+          <w:top w:color="c9c6bf" w:space="0" w:sz="4" w:val="single"/>
+          <w:left w:color="c9c6bf" w:space="0" w:sz="4" w:val="single"/>
+          <w:bottom w:color="c9c6bf" w:space="0" w:sz="4" w:val="single"/>
+          <w:right w:color="c9c6bf" w:space="0" w:sz="4" w:val="single"/>
+          <w:insideH w:color="c9c6bf" w:space="0" w:sz="4" w:val="single"/>
+          <w:insideV w:color="c9c6bf" w:space="0" w:sz="4" w:val="single"/>
+        </w:tblBorders>
+        <w:tblLayout w:type="fixed"/>
+        <w:tblLook w:val="0000"/>
+      </w:tblPr>
+      <w:tblGrid>
+        <w:gridCol w:w="2400"/>
+        <w:gridCol w:w="7346"/>
+      </w:tblGrid>
+      <w:tr>
+        <w:trPr>
+          <w:cantSplit w:val="0"/>
+          <w:tblHeader w:val="0"/>
+        </w:trPr>
+        <w:tc>
+          <w:tcPr>
+            <w:tcW w:w="2400.0" w:type="dxa"/>
+            <w:tcBorders>
+              <w:top w:color="c9c6bf" w:space="0" w:sz="4" w:val="single"/>
+              <w:left w:color="c9c6bf" w:space="0" w:sz="4" w:val="single"/>
+              <w:bottom w:color="c9c6bf" w:space="0" w:sz="4" w:val="single"/>
+              <w:right w:color="c9c6bf" w:space="0" w:sz="4" w:val="single"/>
+            </w:tcBorders>
+            <w:shd w:fill="01696f" w:val="clear"/>
+            <w:tcMar>
+              <w:top w:w="50.0" w:type="dxa"/>
+              <w:left w:w="90.0" w:type="dxa"/>
+              <w:bottom w:w="50.0" w:type="dxa"/>
+              <w:right w:w="90.0" w:type="dxa"/>
+            </w:tcMar>
+            <w:vAlign w:val="center"/>
+          </w:tcPr>
+          <w:p>
+            <w:pPr>
+              <w:spacing w:after="0" w:line="252" w:lineRule="auto"/>
+            </w:pPr>
+            <w:r>
+              <w:rPr>
+                <w:b w:val="1"/>
+                <w:bCs w:val="1"/>
+                <w:color w:val="ffffff"/>
+                <w:rtl w:val="0"/>
+              </w:rPr>
+              <w:t xml:space="preserve">Параметр</w:t>
+            </w:r>
+          </w:p>
+        </w:tc>
+        <w:tc>
+          <w:tcPr>
+            <w:tcW w:w="7346.0" w:type="dxa"/>
+            <w:tcBorders>
+              <w:top w:color="c9c6bf" w:space="0" w:sz="4" w:val="single"/>
+              <w:left w:color="c9c6bf" w:space="0" w:sz="4" w:val="single"/>
+              <w:bottom w:color="c9c6bf" w:space="0" w:sz="4" w:val="single"/>
+              <w:right w:color="c9c6bf" w:space="0" w:sz="4" w:val="single"/>
+            </w:tcBorders>
+            <w:shd w:fill="01696f" w:val="clear"/>
+            <w:tcMar>
+              <w:top w:w="50.0" w:type="dxa"/>
+              <w:left w:w="90.0" w:type="dxa"/>
+              <w:bottom w:w="50.0" w:type="dxa"/>
+              <w:right w:w="90.0" w:type="dxa"/>
+            </w:tcMar>
+            <w:vAlign w:val="center"/>
+          </w:tcPr>
+          <w:p>
+            <w:pPr>
+              <w:spacing w:after="0" w:line="252" w:lineRule="auto"/>
+            </w:pPr>
+            <w:r>
+              <w:rPr>
+                <w:b w:val="1"/>
+                <w:bCs w:val="1"/>
+                <w:color w:val="ffffff"/>
+                <w:rtl w:val="0"/>
+              </w:rPr>
+              <w:t xml:space="preserve">Содержание</w:t>
+            </w:r>
+          </w:p>
+        </w:tc>
+      </w:tr>
+      <w:tr>
+        <w:trPr>
+          <w:cantSplit w:val="0"/>
+          <w:tblHeader w:val="0"/>
+        </w:trPr>
+        <w:tc>
+          <w:tcPr>
+            <w:tcW w:w="2400.0" w:type="dxa"/>
+            <w:tcBorders>
+              <w:top w:color="c9c6bf" w:space="0" w:sz="4" w:val="single"/>
+              <w:left w:color="c9c6bf" w:space="0" w:sz="4" w:val="single"/>
+              <w:bottom w:color="c9c6bf" w:space="0" w:sz="4" w:val="single"/>
+              <w:right w:color="c9c6bf" w:space="0" w:sz="4" w:val="single"/>
+            </w:tcBorders>
+            <w:shd w:fill="f4f2ee" w:val="clear"/>
+            <w:tcMar>
+              <w:top w:w="50.0" w:type="dxa"/>
+              <w:left w:w="90.0" w:type="dxa"/>
+              <w:bottom w:w="50.0" w:type="dxa"/>
+              <w:right w:w="90.0" w:type="dxa"/>
+            </w:tcMar>
+            <w:vAlign w:val="center"/>
+          </w:tcPr>
+          <w:p>
+            <w:pPr>
+              <w:spacing w:after="0" w:line="252" w:lineRule="auto"/>
+            </w:pPr>
+            <w:r>
+              <w:rPr>
+                <w:b w:val="1"/>
+                <w:bCs w:val="1"/>
+                <w:color w:val="28251d"/>
+                <w:rtl w:val="0"/>
+              </w:rPr>
+              <w:t xml:space="preserve">Назначение</w:t>
+            </w:r>
+          </w:p>
+        </w:tc>
+        <w:tc>
+          <w:tcPr>
+            <w:tcW w:w="7346.0" w:type="dxa"/>
+            <w:tcBorders>
+              <w:top w:color="c9c6bf" w:space="0" w:sz="4" w:val="single"/>
+              <w:left w:color="c9c6bf" w:space="0" w:sz="4" w:val="single"/>
+              <w:bottom w:color="c9c6bf" w:space="0" w:sz="4" w:val="single"/>
+              <w:right w:color="c9c6bf" w:space="0" w:sz="4" w:val="single"/>
+            </w:tcBorders>
+            <w:tcMar>
+              <w:top w:w="50.0" w:type="dxa"/>
+              <w:left w:w="90.0" w:type="dxa"/>
+              <w:bottom w:w="50.0" w:type="dxa"/>
+              <w:right w:w="90.0" w:type="dxa"/>
+            </w:tcMar>
+            <w:vAlign w:val="center"/>
+          </w:tcPr>
+          <w:p>
+            <w:pPr>
+              <w:spacing w:after="0" w:line="252" w:lineRule="auto"/>
+            </w:pPr>
+            <w:r>
+              <w:rPr>
+                <w:b w:val="0"/>
+                <w:bCs w:val="0"/>
+                <w:color w:val="28251d"/>
+                <w:rtl w:val="0"/>
+              </w:rPr>
+              <w:t xml:space="preserve">Зафиксировать результат, показать ценность и перекинуть мостик к следующему уроку.</w:t>
+            </w:r>
+          </w:p>
+        </w:tc>
+      </w:tr>
+      <w:tr>
+        <w:trPr>
+          <w:cantSplit w:val="0"/>
+          <w:tblHeader w:val="0"/>
+        </w:trPr>
+        <w:tc>
+          <w:tcPr>
+            <w:tcW w:w="2400.0" w:type="dxa"/>
+            <w:tcBorders>
+              <w:top w:color="c9c6bf" w:space="0" w:sz="4" w:val="single"/>
+              <w:left w:color="c9c6bf" w:space="0" w:sz="4" w:val="single"/>
+              <w:bottom w:color="c9c6bf" w:space="0" w:sz="4" w:val="single"/>
+              <w:right w:color="c9c6bf" w:space="0" w:sz="4" w:val="single"/>
+            </w:tcBorders>
+            <w:shd w:fill="f4f2ee" w:val="clear"/>
+            <w:tcMar>
+              <w:top w:w="50.0" w:type="dxa"/>
+              <w:left w:w="90.0" w:type="dxa"/>
+              <w:bottom w:w="50.0" w:type="dxa"/>
+              <w:right w:w="90.0" w:type="dxa"/>
+            </w:tcMar>
+            <w:vAlign w:val="center"/>
+          </w:tcPr>
+          <w:p>
+            <w:pPr>
+              <w:spacing w:after="0" w:line="252" w:lineRule="auto"/>
+            </w:pPr>
+            <w:r>
+              <w:rPr>
+                <w:b w:val="1"/>
+                <w:bCs w:val="1"/>
+                <w:color w:val="28251d"/>
+                <w:rtl w:val="0"/>
+              </w:rPr>
+              <w:t xml:space="preserve">Тип взаимодействия</w:t>
+            </w:r>
+          </w:p>
+        </w:tc>
+        <w:tc>
+          <w:tcPr>
+            <w:tcW w:w="7346.0" w:type="dxa"/>
+            <w:tcBorders>
+              <w:top w:color="c9c6bf" w:space="0" w:sz="4" w:val="single"/>
+              <w:left w:color="c9c6bf" w:space="0" w:sz="4" w:val="single"/>
+              <w:bottom w:color="c9c6bf" w:space="0" w:sz="4" w:val="single"/>
+              <w:right w:color="c9c6bf" w:space="0" w:sz="4" w:val="single"/>
+            </w:tcBorders>
+            <w:tcMar>
+              <w:top w:w="50.0" w:type="dxa"/>
+              <w:left w:w="90.0" w:type="dxa"/>
+              <w:bottom w:w="50.0" w:type="dxa"/>
+              <w:right w:w="90.0" w:type="dxa"/>
+            </w:tcMar>
+            <w:vAlign w:val="center"/>
+          </w:tcPr>
+          <w:p>
+            <w:pPr>
+              <w:spacing w:after="0" w:line="252" w:lineRule="auto"/>
+            </w:pPr>
+            <w:r>
+              <w:rPr>
+                <w:b w:val="0"/>
+                <w:bCs w:val="0"/>
+                <w:color w:val="28251d"/>
+                <w:rtl w:val="0"/>
+              </w:rPr>
+              <w:t xml:space="preserve">Итоговый экран-резюме. Кнопка завершения; артефакты уже сохранены.</w:t>
+            </w:r>
+          </w:p>
+        </w:tc>
+      </w:tr>
+      <w:tr>
+        <w:trPr>
+          <w:cantSplit w:val="0"/>
+          <w:tblHeader w:val="0"/>
+        </w:trPr>
+        <w:tc>
+          <w:tcPr>
+            <w:tcW w:w="2400.0" w:type="dxa"/>
+            <w:tcBorders>
+              <w:top w:color="c9c6bf" w:space="0" w:sz="4" w:val="single"/>
+              <w:left w:color="c9c6bf" w:space="0" w:sz="4" w:val="single"/>
+              <w:bottom w:color="c9c6bf" w:space="0" w:sz="4" w:val="single"/>
+              <w:right w:color="c9c6bf" w:space="0" w:sz="4" w:val="single"/>
+            </w:tcBorders>
+            <w:shd w:fill="f4f2ee" w:val="clear"/>
+            <w:tcMar>
+              <w:top w:w="50.0" w:type="dxa"/>
+              <w:left w:w="90.0" w:type="dxa"/>
+              <w:bottom w:w="50.0" w:type="dxa"/>
+              <w:right w:w="90.0" w:type="dxa"/>
+            </w:tcMar>
+            <w:vAlign w:val="center"/>
+          </w:tcPr>
+          <w:p>
+            <w:pPr>
+              <w:spacing w:after="0" w:line="252" w:lineRule="auto"/>
+            </w:pPr>
+            <w:r>
+              <w:rPr>
+                <w:b w:val="1"/>
+                <w:bCs w:val="1"/>
+                <w:color w:val="28251d"/>
+                <w:rtl w:val="0"/>
+              </w:rPr>
+              <w:t xml:space="preserve">Обязательные элементы</w:t>
+            </w:r>
+          </w:p>
+        </w:tc>
+        <w:tc>
+          <w:tcPr>
+            <w:tcW w:w="7346.0" w:type="dxa"/>
+            <w:tcBorders>
+              <w:top w:color="c9c6bf" w:space="0" w:sz="4" w:val="single"/>
+              <w:left w:color="c9c6bf" w:space="0" w:sz="4" w:val="single"/>
+              <w:bottom w:color="c9c6bf" w:space="0" w:sz="4" w:val="single"/>
+              <w:right w:color="c9c6bf" w:space="0" w:sz="4" w:val="single"/>
+            </w:tcBorders>
+            <w:tcMar>
+              <w:top w:w="50.0" w:type="dxa"/>
+              <w:left w:w="90.0" w:type="dxa"/>
+              <w:bottom w:w="50.0" w:type="dxa"/>
+              <w:right w:w="90.0" w:type="dxa"/>
+            </w:tcMar>
+            <w:vAlign w:val="center"/>
+          </w:tcPr>
+          <w:p>
+            <w:pPr>
+              <w:spacing w:after="20" w:line="252" w:lineRule="auto"/>
+              <w:ind w:left="170" w:hanging="170"/>
+            </w:pPr>
+            <w:r>
+              <w:rPr>
+                <w:color w:val="28251d"/>
+                <w:rtl w:val="0"/>
+              </w:rPr>
+              <w:t xml:space="preserve">•  Что сохранилось: перечень артефактов урока (минимум, правило и т.д.).</w:t>
+            </w:r>
+          </w:p>
+          <w:p>
+            <w:pPr>
+              <w:spacing w:after="20" w:line="252" w:lineRule="auto"/>
+              <w:ind w:left="170" w:hanging="170"/>
+            </w:pPr>
+            <w:r>
+              <w:rPr>
+                <w:color w:val="28251d"/>
+                <w:rtl w:val="0"/>
+              </w:rPr>
+              <w:t xml:space="preserve">•  Зачем это пригодится — короткая фраза о пользе.</w:t>
+            </w:r>
+          </w:p>
+          <w:p>
+            <w:pPr>
+              <w:spacing w:after="20" w:line="252" w:lineRule="auto"/>
+              <w:ind w:left="170" w:hanging="170"/>
+            </w:pPr>
+            <w:r>
+              <w:rPr>
+                <w:color w:val="28251d"/>
+                <w:rtl w:val="0"/>
+              </w:rPr>
+              <w:t xml:space="preserve">•  Мостик: название/тема следующего урока и когда вернёмся (возврат через 7/30 дней — spaced repetition).</w:t>
+            </w:r>
+          </w:p>
+          <w:p>
+            <w:pPr>
+              <w:spacing w:after="20" w:line="252" w:lineRule="auto"/>
+              <w:ind w:left="170" w:hanging="170"/>
+            </w:pPr>
+            <w:r>
+              <w:rPr>
+                <w:color w:val="28251d"/>
+                <w:rtl w:val="0"/>
+              </w:rPr>
+              <w:t xml:space="preserve">•  Микро-копи кнопки: «Завершить урок».</w:t>
+            </w:r>
+          </w:p>
+        </w:tc>
+      </w:tr>
+      <w:tr>
+        <w:trPr>
+          <w:cantSplit w:val="0"/>
+          <w:tblHeader w:val="0"/>
+        </w:trPr>
+        <w:tc>
+          <w:tcPr>
+            <w:tcW w:w="2400.0" w:type="dxa"/>
+            <w:tcBorders>
+              <w:top w:color="c9c6bf" w:space="0" w:sz="4" w:val="single"/>
+              <w:left w:color="c9c6bf" w:space="0" w:sz="4" w:val="single"/>
+              <w:bottom w:color="c9c6bf" w:space="0" w:sz="4" w:val="single"/>
+              <w:right w:color="c9c6bf" w:space="0" w:sz="4" w:val="single"/>
+            </w:tcBorders>
+            <w:shd w:fill="f4f2ee" w:val="clear"/>
+            <w:tcMar>
+              <w:top w:w="50.0" w:type="dxa"/>
+              <w:left w:w="90.0" w:type="dxa"/>
+              <w:bottom w:w="50.0" w:type="dxa"/>
+              <w:right w:w="90.0" w:type="dxa"/>
+            </w:tcMar>
+            <w:vAlign w:val="center"/>
+          </w:tcPr>
+          <w:p>
+            <w:pPr>
+              <w:spacing w:after="0" w:line="252" w:lineRule="auto"/>
+            </w:pPr>
+            <w:r>
+              <w:rPr>
+                <w:b w:val="1"/>
+                <w:bCs w:val="1"/>
+                <w:color w:val="28251d"/>
+                <w:rtl w:val="0"/>
+              </w:rPr>
+              <w:t xml:space="preserve">Чего нельзя делать</w:t>
+            </w:r>
+          </w:p>
+        </w:tc>
+        <w:tc>
+          <w:tcPr>
+            <w:tcW w:w="7346.0" w:type="dxa"/>
+            <w:tcBorders>
+              <w:top w:color="c9c6bf" w:space="0" w:sz="4" w:val="single"/>
+              <w:left w:color="c9c6bf" w:space="0" w:sz="4" w:val="single"/>
+              <w:bottom w:color="c9c6bf" w:space="0" w:sz="4" w:val="single"/>
+              <w:right w:color="c9c6bf" w:space="0" w:sz="4" w:val="single"/>
+            </w:tcBorders>
+            <w:tcMar>
+              <w:top w:w="50.0" w:type="dxa"/>
+              <w:left w:w="90.0" w:type="dxa"/>
+              <w:bottom w:w="50.0" w:type="dxa"/>
+              <w:right w:w="90.0" w:type="dxa"/>
+            </w:tcMar>
+            <w:vAlign w:val="center"/>
+          </w:tcPr>
+          <w:p>
+            <w:pPr>
+              <w:spacing w:after="20" w:line="252" w:lineRule="auto"/>
+              <w:ind w:left="170" w:hanging="170"/>
+            </w:pPr>
+            <w:r>
+              <w:rPr>
+                <w:color w:val="28251d"/>
+                <w:rtl w:val="0"/>
+              </w:rPr>
+              <w:t xml:space="preserve">•  Нельзя вводить новый материал на итоге.</w:t>
+            </w:r>
+          </w:p>
+          <w:p>
+            <w:pPr>
+              <w:spacing w:after="20" w:line="252" w:lineRule="auto"/>
+              <w:ind w:left="170" w:hanging="170"/>
+            </w:pPr>
+            <w:r>
+              <w:rPr>
+                <w:color w:val="28251d"/>
+                <w:rtl w:val="0"/>
+              </w:rPr>
+              <w:t xml:space="preserve">•  Нельзя завершать урок без сохранённого артефакта.</w:t>
+            </w:r>
+          </w:p>
+          <w:p>
+            <w:pPr>
+              <w:spacing w:after="20" w:line="252" w:lineRule="auto"/>
+              <w:ind w:left="170" w:hanging="170"/>
+            </w:pPr>
+            <w:r>
+              <w:rPr>
+                <w:color w:val="28251d"/>
+                <w:rtl w:val="0"/>
+              </w:rPr>
+              <w:t xml:space="preserve">•  Нельзя обрывать без мостика к следующему шагу.</w:t>
+            </w:r>
+          </w:p>
+        </w:tc>
+      </w:tr>
+      <w:tr>
+        <w:trPr>
+          <w:cantSplit w:val="0"/>
+          <w:tblHeader w:val="0"/>
+        </w:trPr>
+        <w:tc>
+          <w:tcPr>
+            <w:tcW w:w="2400.0" w:type="dxa"/>
+            <w:tcBorders>
+              <w:top w:color="c9c6bf" w:space="0" w:sz="4" w:val="single"/>
+              <w:left w:color="c9c6bf" w:space="0" w:sz="4" w:val="single"/>
+              <w:bottom w:color="c9c6bf" w:space="0" w:sz="4" w:val="single"/>
+              <w:right w:color="c9c6bf" w:space="0" w:sz="4" w:val="single"/>
+            </w:tcBorders>
+            <w:shd w:fill="f4f2ee" w:val="clear"/>
+            <w:tcMar>
+              <w:top w:w="50.0" w:type="dxa"/>
+              <w:left w:w="90.0" w:type="dxa"/>
+              <w:bottom w:w="50.0" w:type="dxa"/>
+              <w:right w:w="90.0" w:type="dxa"/>
+            </w:tcMar>
+            <w:vAlign w:val="center"/>
+          </w:tcPr>
+          <w:p>
+            <w:pPr>
+              <w:spacing w:after="0" w:line="252" w:lineRule="auto"/>
+            </w:pPr>
+            <w:r>
+              <w:rPr>
+                <w:b w:val="1"/>
+                <w:bCs w:val="1"/>
+                <w:color w:val="28251d"/>
+                <w:rtl w:val="0"/>
+              </w:rPr>
+              <w:t xml:space="preserve">Мини-пример</w:t>
+            </w:r>
+          </w:p>
+        </w:tc>
+        <w:tc>
+          <w:tcPr>
+            <w:tcW w:w="7346.0" w:type="dxa"/>
+            <w:tcBorders>
+              <w:top w:color="c9c6bf" w:space="0" w:sz="4" w:val="single"/>
+              <w:left w:color="c9c6bf" w:space="0" w:sz="4" w:val="single"/>
+              <w:bottom w:color="c9c6bf" w:space="0" w:sz="4" w:val="single"/>
+              <w:right w:color="c9c6bf" w:space="0" w:sz="4" w:val="single"/>
+            </w:tcBorders>
+            <w:tcMar>
+              <w:top w:w="50.0" w:type="dxa"/>
+              <w:left w:w="90.0" w:type="dxa"/>
+              <w:bottom w:w="50.0" w:type="dxa"/>
+              <w:right w:w="90.0" w:type="dxa"/>
+            </w:tcMar>
+            <w:vAlign w:val="center"/>
+          </w:tcPr>
+          <w:p>
+            <w:pPr>
+              <w:spacing w:after="0" w:line="252" w:lineRule="auto"/>
+            </w:pPr>
+            <w:r>
+              <w:rPr>
+                <w:b w:val="0"/>
+                <w:bCs w:val="0"/>
+                <w:color w:val="28251d"/>
+                <w:rtl w:val="0"/>
+              </w:rPr>
+              <w:t xml:space="preserve">«Сохранено: обязательный минимум и правило 24 часов. Дальше — Уровень 1 · Раздел 1 · Урок 3 «Безопасный платёж». Вернёмся к вашему минимуму через неделю».</w:t>
+            </w:r>
+          </w:p>
+        </w:tc>
+      </w:tr>
+    </w:tbl>
+    <w:p>
+      <w:pPr>
+        <w:spacing w:after="80" w:line="264" w:lineRule="auto"/>
+      </w:pPr>
+      <w:r>
+        <w:rPr>
+          <w:rtl w:val="0"/>
+        </w:rPr>
+        <w:t xml:space="preserve"/>
+      </w:r>
+    </w:p>
+    <w:p>
+      <w:pPr>
+        <w:spacing w:before="120" w:after="60" w:line="264" w:lineRule="auto"/>
+      </w:pPr>
+      <w:r>
+        <w:rPr>
+          <w:b w:val="1"/>
+          <w:bCs w:val="1"/>
+          <w:color w:val="28251d"/>
+          <w:sz w:val="22"/>
+          <w:szCs w:val="22"/>
+          <w:rtl w:val="0"/>
+        </w:rPr>
+        <w:t xml:space="preserve">Чек-лист QA для спецификации экранов</w:t>
+      </w:r>
+    </w:p>
+    <w:tbl>
+      <w:tblPr>
+        <w:tblStyle w:val="Table4"/>
+        <w:tblW w:w="9746.0" w:type="dxa"/>
+        <w:jc w:val="left"/>
+        <w:tblBorders>
+          <w:top w:color="c9c6bf" w:space="0" w:sz="4" w:val="single"/>
+          <w:left w:color="c9c6bf" w:space="0" w:sz="4" w:val="single"/>
+          <w:bottom w:color="c9c6bf" w:space="0" w:sz="4" w:val="single"/>
+          <w:right w:color="c9c6bf" w:space="0" w:sz="4" w:val="single"/>
+          <w:insideH w:color="c9c6bf" w:space="0" w:sz="4" w:val="single"/>
+          <w:insideV w:color="c9c6bf" w:space="0" w:sz="4" w:val="single"/>
+        </w:tblBorders>
+        <w:tblLayout w:type="fixed"/>
+        <w:tblLook w:val="0000"/>
+      </w:tblPr>
+      <w:tblGrid>
+        <w:gridCol w:w="700"/>
+        <w:gridCol w:w="9046"/>
+      </w:tblGrid>
+      <w:tr>
+        <w:trPr>
+          <w:cantSplit w:val="0"/>
+          <w:tblHeader w:val="0"/>
+        </w:trPr>
+        <w:tc>
+          <w:tcPr>
+            <w:tcW w:w="700.0" w:type="dxa"/>
+            <w:tcBorders>
+              <w:top w:color="c9c6bf" w:space="0" w:sz="4" w:val="single"/>
+              <w:left w:color="c9c6bf" w:space="0" w:sz="4" w:val="single"/>
+              <w:bottom w:color="c9c6bf" w:space="0" w:sz="4" w:val="single"/>
+              <w:right w:color="c9c6bf" w:space="0" w:sz="4" w:val="single"/>
+            </w:tcBorders>
+            <w:shd w:fill="01696f" w:val="clear"/>
+            <w:tcMar>
+              <w:top w:w="50.0" w:type="dxa"/>
+              <w:left w:w="90.0" w:type="dxa"/>
+              <w:bottom w:w="50.0" w:type="dxa"/>
+              <w:right w:w="90.0" w:type="dxa"/>
+            </w:tcMar>
+            <w:vAlign w:val="center"/>
+          </w:tcPr>
+          <w:p>
+            <w:pPr>
+              <w:spacing w:after="0" w:line="252" w:lineRule="auto"/>
+            </w:pPr>
+            <w:r>
+              <w:rPr>
+                <w:b w:val="1"/>
+                <w:bCs w:val="1"/>
+                <w:color w:val="ffffff"/>
+                <w:rtl w:val="0"/>
+              </w:rPr>
+              <w:t xml:space="preserve">№</w:t>
+            </w:r>
+          </w:p>
+        </w:tc>
+        <w:tc>
+          <w:tcPr>
+            <w:tcW w:w="9046.0" w:type="dxa"/>
+            <w:tcBorders>
+              <w:top w:color="c9c6bf" w:space="0" w:sz="4" w:val="single"/>
+              <w:left w:color="c9c6bf" w:space="0" w:sz="4" w:val="single"/>
+              <w:bottom w:color="c9c6bf" w:space="0" w:sz="4" w:val="single"/>
+              <w:right w:color="c9c6bf" w:space="0" w:sz="4" w:val="single"/>
+            </w:tcBorders>
+            <w:shd w:fill="01696f" w:val="clear"/>
+            <w:tcMar>
+              <w:top w:w="50.0" w:type="dxa"/>
+              <w:left w:w="90.0" w:type="dxa"/>
+              <w:bottom w:w="50.0" w:type="dxa"/>
+              <w:right w:w="90.0" w:type="dxa"/>
+            </w:tcMar>
+            <w:vAlign w:val="center"/>
+          </w:tcPr>
+          <w:p>
+            <w:pPr>
+              <w:spacing w:after="0" w:line="252" w:lineRule="auto"/>
+            </w:pPr>
+            <w:r>
+              <w:rPr>
+                <w:b w:val="1"/>
+                <w:bCs w:val="1"/>
+                <w:color w:val="ffffff"/>
+                <w:rtl w:val="0"/>
+              </w:rPr>
+              <w:t xml:space="preserve">Проверка перед загрузкой урока</w:t>
+            </w:r>
+          </w:p>
+        </w:tc>
+      </w:tr>
+      <w:tr>
+        <w:trPr>
+          <w:cantSplit w:val="0"/>
+          <w:tblHeader w:val="0"/>
+        </w:trPr>
+        <w:tc>
+          <w:tcPr>
+            <w:tcW w:w="700.0" w:type="dxa"/>
+            <w:tcBorders>
+              <w:top w:color="c9c6bf" w:space="0" w:sz="4" w:val="single"/>
+              <w:left w:color="c9c6bf" w:space="0" w:sz="4" w:val="single"/>
+              <w:bottom w:color="c9c6bf" w:space="0" w:sz="4" w:val="single"/>
+              <w:right w:color="c9c6bf" w:space="0" w:sz="4" w:val="single"/>
+            </w:tcBorders>
+            <w:tcMar>
+              <w:top w:w="50.0" w:type="dxa"/>
+              <w:left w:w="90.0" w:type="dxa"/>
+              <w:bottom w:w="50.0" w:type="dxa"/>
+              <w:right w:w="90.0" w:type="dxa"/>
+            </w:tcMar>
+            <w:vAlign w:val="center"/>
+          </w:tcPr>
+          <w:p>
+            <w:pPr>
+              <w:spacing w:after="0" w:line="252" w:lineRule="auto"/>
+            </w:pPr>
+            <w:r>
+              <w:rPr>
+                <w:b w:val="0"/>
+                <w:bCs w:val="0"/>
+                <w:color w:val="28251d"/>
+                <w:rtl w:val="0"/>
+              </w:rPr>
+              <w:t xml:space="preserve">1</w:t>
+            </w:r>
+          </w:p>
+        </w:tc>
+        <w:tc>
+          <w:tcPr>
+            <w:tcW w:w="9046.0" w:type="dxa"/>
+            <w:tcBorders>
+              <w:top w:color="c9c6bf" w:space="0" w:sz="4" w:val="single"/>
+              <w:left w:color="c9c6bf" w:space="0" w:sz="4" w:val="single"/>
+              <w:bottom w:color="c9c6bf" w:space="0" w:sz="4" w:val="single"/>
+              <w:right w:color="c9c6bf" w:space="0" w:sz="4" w:val="single"/>
+            </w:tcBorders>
+            <w:tcMar>
+              <w:top w:w="50.0" w:type="dxa"/>
+              <w:left w:w="90.0" w:type="dxa"/>
+              <w:bottom w:w="50.0" w:type="dxa"/>
+              <w:right w:w="90.0" w:type="dxa"/>
+            </w:tcMar>
+            <w:vAlign w:val="center"/>
+          </w:tcPr>
+          <w:p>
+            <w:pPr>
+              <w:spacing w:after="0" w:line="252" w:lineRule="auto"/>
+            </w:pPr>
+            <w:r>
+              <w:rPr>
+                <w:b w:val="0"/>
+                <w:bCs w:val="0"/>
+                <w:color w:val="28251d"/>
+                <w:rtl w:val="0"/>
+              </w:rPr>
+              <w:t xml:space="preserve">Экранов ровно 8, порядок не нарушен.</w:t>
+            </w:r>
+          </w:p>
+        </w:tc>
+      </w:tr>
+      <w:tr>
+        <w:trPr>
+          <w:cantSplit w:val="0"/>
+          <w:tblHeader w:val="0"/>
+        </w:trPr>
+        <w:tc>
+          <w:tcPr>
+            <w:tcW w:w="700.0" w:type="dxa"/>
+            <w:tcBorders>
+              <w:top w:color="c9c6bf" w:space="0" w:sz="4" w:val="single"/>
+              <w:left w:color="c9c6bf" w:space="0" w:sz="4" w:val="single"/>
+              <w:bottom w:color="c9c6bf" w:space="0" w:sz="4" w:val="single"/>
+              <w:right w:color="c9c6bf" w:space="0" w:sz="4" w:val="single"/>
+            </w:tcBorders>
+            <w:shd w:fill="f4f2ee" w:val="clear"/>
+            <w:tcMar>
+              <w:top w:w="50.0" w:type="dxa"/>
+              <w:left w:w="90.0" w:type="dxa"/>
+              <w:bottom w:w="50.0" w:type="dxa"/>
+              <w:right w:w="90.0" w:type="dxa"/>
+            </w:tcMar>
+            <w:vAlign w:val="center"/>
+          </w:tcPr>
+          <w:p>
+            <w:pPr>
+              <w:spacing w:after="0" w:line="252" w:lineRule="auto"/>
+            </w:pPr>
+            <w:r>
+              <w:rPr>
+                <w:b w:val="0"/>
+                <w:bCs w:val="0"/>
+                <w:color w:val="28251d"/>
+                <w:rtl w:val="0"/>
+              </w:rPr>
+              <w:t xml:space="preserve">2</w:t>
+            </w:r>
+          </w:p>
+        </w:tc>
+        <w:tc>
+          <w:tcPr>
+            <w:tcW w:w="9046.0" w:type="dxa"/>
+            <w:tcBorders>
+              <w:top w:color="c9c6bf" w:space="0" w:sz="4" w:val="single"/>
+              <w:left w:color="c9c6bf" w:space="0" w:sz="4" w:val="single"/>
+              <w:bottom w:color="c9c6bf" w:space="0" w:sz="4" w:val="single"/>
+              <w:right w:color="c9c6bf" w:space="0" w:sz="4" w:val="single"/>
+            </w:tcBorders>
+            <w:shd w:fill="f4f2ee" w:val="clear"/>
+            <w:tcMar>
+              <w:top w:w="50.0" w:type="dxa"/>
+              <w:left w:w="90.0" w:type="dxa"/>
+              <w:bottom w:w="50.0" w:type="dxa"/>
+              <w:right w:w="90.0" w:type="dxa"/>
+            </w:tcMar>
+            <w:vAlign w:val="center"/>
+          </w:tcPr>
+          <w:p>
+            <w:pPr>
+              <w:spacing w:after="0" w:line="252" w:lineRule="auto"/>
+            </w:pPr>
+            <w:r>
+              <w:rPr>
+                <w:b w:val="0"/>
+                <w:bCs w:val="0"/>
+                <w:color w:val="28251d"/>
+                <w:rtl w:val="0"/>
+              </w:rPr>
+              <w:t xml:space="preserve">Экран 3 реализован как категориальная сортировка, а не как выбор варианта.</w:t>
+            </w:r>
+          </w:p>
+        </w:tc>
+      </w:tr>
+      <w:tr>
+        <w:trPr>
+          <w:cantSplit w:val="0"/>
+          <w:tblHeader w:val="0"/>
+        </w:trPr>
+        <w:tc>
+          <w:tcPr>
+            <w:tcW w:w="700.0" w:type="dxa"/>
+            <w:tcBorders>
+              <w:top w:color="c9c6bf" w:space="0" w:sz="4" w:val="single"/>
+              <w:left w:color="c9c6bf" w:space="0" w:sz="4" w:val="single"/>
+              <w:bottom w:color="c9c6bf" w:space="0" w:sz="4" w:val="single"/>
+              <w:right w:color="c9c6bf" w:space="0" w:sz="4" w:val="single"/>
+            </w:tcBorders>
+            <w:tcMar>
+              <w:top w:w="50.0" w:type="dxa"/>
+              <w:left w:w="90.0" w:type="dxa"/>
+              <w:bottom w:w="50.0" w:type="dxa"/>
+              <w:right w:w="90.0" w:type="dxa"/>
+            </w:tcMar>
+            <w:vAlign w:val="center"/>
+          </w:tcPr>
+          <w:p>
+            <w:pPr>
+              <w:spacing w:after="0" w:line="252" w:lineRule="auto"/>
+            </w:pPr>
+            <w:r>
+              <w:rPr>
+                <w:b w:val="0"/>
+                <w:bCs w:val="0"/>
+                <w:color w:val="28251d"/>
+                <w:rtl w:val="0"/>
+              </w:rPr>
+              <w:t xml:space="preserve">3</w:t>
+            </w:r>
+          </w:p>
+        </w:tc>
+        <w:tc>
+          <w:tcPr>
+            <w:tcW w:w="9046.0" w:type="dxa"/>
+            <w:tcBorders>
+              <w:top w:color="c9c6bf" w:space="0" w:sz="4" w:val="single"/>
+              <w:left w:color="c9c6bf" w:space="0" w:sz="4" w:val="single"/>
+              <w:bottom w:color="c9c6bf" w:space="0" w:sz="4" w:val="single"/>
+              <w:right w:color="c9c6bf" w:space="0" w:sz="4" w:val="single"/>
+            </w:tcBorders>
+            <w:tcMar>
+              <w:top w:w="50.0" w:type="dxa"/>
+              <w:left w:w="90.0" w:type="dxa"/>
+              <w:bottom w:w="50.0" w:type="dxa"/>
+              <w:right w:w="90.0" w:type="dxa"/>
+            </w:tcMar>
+            <w:vAlign w:val="center"/>
+          </w:tcPr>
+          <w:p>
+            <w:pPr>
+              <w:spacing w:after="0" w:line="252" w:lineRule="auto"/>
+            </w:pPr>
+            <w:r>
+              <w:rPr>
+                <w:b w:val="0"/>
+                <w:bCs w:val="0"/>
+                <w:color w:val="28251d"/>
+                <w:rtl w:val="0"/>
+              </w:rPr>
+              <w:t xml:space="preserve">Экран 4 содержит ровно 3 варианта (1 верный) и статистику со ссылкой на официальный источник, если число приводится.</w:t>
+            </w:r>
+          </w:p>
+        </w:tc>
+      </w:tr>
+      <w:tr>
+        <w:trPr>
+          <w:cantSplit w:val="0"/>
+          <w:tblHeader w:val="0"/>
+        </w:trPr>
+        <w:tc>
+          <w:tcPr>
+            <w:tcW w:w="700.0" w:type="dxa"/>
+            <w:tcBorders>
+              <w:top w:color="c9c6bf" w:space="0" w:sz="4" w:val="single"/>
+              <w:left w:color="c9c6bf" w:space="0" w:sz="4" w:val="single"/>
+              <w:bottom w:color="c9c6bf" w:space="0" w:sz="4" w:val="single"/>
+              <w:right w:color="c9c6bf" w:space="0" w:sz="4" w:val="single"/>
+            </w:tcBorders>
+            <w:shd w:fill="f4f2ee" w:val="clear"/>
+            <w:tcMar>
+              <w:top w:w="50.0" w:type="dxa"/>
+              <w:left w:w="90.0" w:type="dxa"/>
+              <w:bottom w:w="50.0" w:type="dxa"/>
+              <w:right w:w="90.0" w:type="dxa"/>
+            </w:tcMar>
+            <w:vAlign w:val="center"/>
+          </w:tcPr>
+          <w:p>
+            <w:pPr>
+              <w:spacing w:after="0" w:line="252" w:lineRule="auto"/>
+            </w:pPr>
+            <w:r>
+              <w:rPr>
+                <w:b w:val="0"/>
+                <w:bCs w:val="0"/>
+                <w:color w:val="28251d"/>
+                <w:rtl w:val="0"/>
+              </w:rPr>
+              <w:t xml:space="preserve">4</w:t>
+            </w:r>
+          </w:p>
+        </w:tc>
+        <w:tc>
+          <w:tcPr>
+            <w:tcW w:w="9046.0" w:type="dxa"/>
+            <w:tcBorders>
+              <w:top w:color="c9c6bf" w:space="0" w:sz="4" w:val="single"/>
+              <w:left w:color="c9c6bf" w:space="0" w:sz="4" w:val="single"/>
+              <w:bottom w:color="c9c6bf" w:space="0" w:sz="4" w:val="single"/>
+              <w:right w:color="c9c6bf" w:space="0" w:sz="4" w:val="single"/>
+            </w:tcBorders>
+            <w:shd w:fill="f4f2ee" w:val="clear"/>
+            <w:tcMar>
+              <w:top w:w="50.0" w:type="dxa"/>
+              <w:left w:w="90.0" w:type="dxa"/>
+              <w:bottom w:w="50.0" w:type="dxa"/>
+              <w:right w:w="90.0" w:type="dxa"/>
+            </w:tcMar>
+            <w:vAlign w:val="center"/>
+          </w:tcPr>
+          <w:p>
+            <w:pPr>
+              <w:spacing w:after="0" w:line="252" w:lineRule="auto"/>
+            </w:pPr>
+            <w:r>
+              <w:rPr>
+                <w:b w:val="0"/>
+                <w:bCs w:val="0"/>
+                <w:color w:val="28251d"/>
+                <w:rtl w:val="0"/>
+              </w:rPr>
+              <w:t xml:space="preserve">Экраны 5 и 6 не оценивают личные ответы; на экране 6 есть «Свой вариант».</w:t>
+            </w:r>
+          </w:p>
+        </w:tc>
+      </w:tr>
+      <w:tr>
+        <w:trPr>
+          <w:cantSplit w:val="0"/>
+          <w:tblHeader w:val="0"/>
+        </w:trPr>
+        <w:tc>
+          <w:tcPr>
+            <w:tcW w:w="700.0" w:type="dxa"/>
+            <w:tcBorders>
+              <w:top w:color="c9c6bf" w:space="0" w:sz="4" w:val="single"/>
+              <w:left w:color="c9c6bf" w:space="0" w:sz="4" w:val="single"/>
+              <w:bottom w:color="c9c6bf" w:space="0" w:sz="4" w:val="single"/>
+              <w:right w:color="c9c6bf" w:space="0" w:sz="4" w:val="single"/>
+            </w:tcBorders>
+            <w:tcMar>
+              <w:top w:w="50.0" w:type="dxa"/>
+              <w:left w:w="90.0" w:type="dxa"/>
+              <w:bottom w:w="50.0" w:type="dxa"/>
+              <w:right w:w="90.0" w:type="dxa"/>
+            </w:tcMar>
+            <w:vAlign w:val="center"/>
+          </w:tcPr>
+          <w:p>
+            <w:pPr>
+              <w:spacing w:after="0" w:line="252" w:lineRule="auto"/>
+            </w:pPr>
+            <w:r>
+              <w:rPr>
+                <w:b w:val="0"/>
+                <w:bCs w:val="0"/>
+                <w:color w:val="28251d"/>
+                <w:rtl w:val="0"/>
+              </w:rPr>
+              <w:t xml:space="preserve">5</w:t>
+            </w:r>
+          </w:p>
+        </w:tc>
+        <w:tc>
+          <w:tcPr>
+            <w:tcW w:w="9046.0" w:type="dxa"/>
+            <w:tcBorders>
+              <w:top w:color="c9c6bf" w:space="0" w:sz="4" w:val="single"/>
+              <w:left w:color="c9c6bf" w:space="0" w:sz="4" w:val="single"/>
+              <w:bottom w:color="c9c6bf" w:space="0" w:sz="4" w:val="single"/>
+              <w:right w:color="c9c6bf" w:space="0" w:sz="4" w:val="single"/>
+            </w:tcBorders>
+            <w:tcMar>
+              <w:top w:w="50.0" w:type="dxa"/>
+              <w:left w:w="90.0" w:type="dxa"/>
+              <w:bottom w:w="50.0" w:type="dxa"/>
+              <w:right w:w="90.0" w:type="dxa"/>
+            </w:tcMar>
+            <w:vAlign w:val="center"/>
+          </w:tcPr>
+          <w:p>
+            <w:pPr>
+              <w:spacing w:after="0" w:line="252" w:lineRule="auto"/>
+            </w:pPr>
+            <w:r>
+              <w:rPr>
+                <w:b w:val="0"/>
+                <w:bCs w:val="0"/>
+                <w:color w:val="28251d"/>
+                <w:rtl w:val="0"/>
+              </w:rPr>
+              <w:t xml:space="preserve">На каждом из экранов 5 и 7 результат сохраняется в Навигатор.</w:t>
+            </w:r>
+          </w:p>
+        </w:tc>
+      </w:tr>
+      <w:tr>
+        <w:trPr>
+          <w:cantSplit w:val="0"/>
+          <w:tblHeader w:val="0"/>
+        </w:trPr>
+        <w:tc>
+          <w:tcPr>
+            <w:tcW w:w="700.0" w:type="dxa"/>
+            <w:tcBorders>
+              <w:top w:color="c9c6bf" w:space="0" w:sz="4" w:val="single"/>
+              <w:left w:color="c9c6bf" w:space="0" w:sz="4" w:val="single"/>
+              <w:bottom w:color="c9c6bf" w:space="0" w:sz="4" w:val="single"/>
+              <w:right w:color="c9c6bf" w:space="0" w:sz="4" w:val="single"/>
+            </w:tcBorders>
+            <w:shd w:fill="f4f2ee" w:val="clear"/>
+            <w:tcMar>
+              <w:top w:w="50.0" w:type="dxa"/>
+              <w:left w:w="90.0" w:type="dxa"/>
+              <w:bottom w:w="50.0" w:type="dxa"/>
+              <w:right w:w="90.0" w:type="dxa"/>
+            </w:tcMar>
+            <w:vAlign w:val="center"/>
+          </w:tcPr>
+          <w:p>
+            <w:pPr>
+              <w:spacing w:after="0" w:line="252" w:lineRule="auto"/>
+            </w:pPr>
+            <w:r>
+              <w:rPr>
+                <w:b w:val="0"/>
+                <w:bCs w:val="0"/>
+                <w:color w:val="28251d"/>
+                <w:rtl w:val="0"/>
+              </w:rPr>
+              <w:t xml:space="preserve">6</w:t>
+            </w:r>
+          </w:p>
+        </w:tc>
+        <w:tc>
+          <w:tcPr>
+            <w:tcW w:w="9046.0" w:type="dxa"/>
+            <w:tcBorders>
+              <w:top w:color="c9c6bf" w:space="0" w:sz="4" w:val="single"/>
+              <w:left w:color="c9c6bf" w:space="0" w:sz="4" w:val="single"/>
+              <w:bottom w:color="c9c6bf" w:space="0" w:sz="4" w:val="single"/>
+              <w:right w:color="c9c6bf" w:space="0" w:sz="4" w:val="single"/>
+            </w:tcBorders>
+            <w:shd w:fill="f4f2ee" w:val="clear"/>
+            <w:tcMar>
+              <w:top w:w="50.0" w:type="dxa"/>
+              <w:left w:w="90.0" w:type="dxa"/>
+              <w:bottom w:w="50.0" w:type="dxa"/>
+              <w:right w:w="90.0" w:type="dxa"/>
+            </w:tcMar>
+            <w:vAlign w:val="center"/>
+          </w:tcPr>
+          <w:p>
+            <w:pPr>
+              <w:spacing w:after="0" w:line="252" w:lineRule="auto"/>
+            </w:pPr>
+            <w:r>
+              <w:rPr>
+                <w:b w:val="0"/>
+                <w:bCs w:val="0"/>
+                <w:color w:val="28251d"/>
+                <w:rtl w:val="0"/>
+              </w:rPr>
+              <w:t xml:space="preserve">Экран 7 содержит ровно одно правило в форме «Если…, то…».</w:t>
+            </w:r>
+          </w:p>
+        </w:tc>
+      </w:tr>
+      <w:tr>
+        <w:trPr>
+          <w:cantSplit w:val="0"/>
+          <w:tblHeader w:val="0"/>
+        </w:trPr>
+        <w:tc>
+          <w:tcPr>
+            <w:tcW w:w="700.0" w:type="dxa"/>
+            <w:tcBorders>
+              <w:top w:color="c9c6bf" w:space="0" w:sz="4" w:val="single"/>
+              <w:left w:color="c9c6bf" w:space="0" w:sz="4" w:val="single"/>
+              <w:bottom w:color="c9c6bf" w:space="0" w:sz="4" w:val="single"/>
+              <w:right w:color="c9c6bf" w:space="0" w:sz="4" w:val="single"/>
+            </w:tcBorders>
+            <w:tcMar>
+              <w:top w:w="50.0" w:type="dxa"/>
+              <w:left w:w="90.0" w:type="dxa"/>
+              <w:bottom w:w="50.0" w:type="dxa"/>
+              <w:right w:w="90.0" w:type="dxa"/>
+            </w:tcMar>
+            <w:vAlign w:val="center"/>
+          </w:tcPr>
+          <w:p>
+            <w:pPr>
+              <w:spacing w:after="0" w:line="252" w:lineRule="auto"/>
+            </w:pPr>
+            <w:r>
+              <w:rPr>
+                <w:b w:val="0"/>
+                <w:bCs w:val="0"/>
+                <w:color w:val="28251d"/>
+                <w:rtl w:val="0"/>
+              </w:rPr>
+              <w:t xml:space="preserve">7</w:t>
+            </w:r>
+          </w:p>
+        </w:tc>
+        <w:tc>
+          <w:tcPr>
+            <w:tcW w:w="9046.0" w:type="dxa"/>
+            <w:tcBorders>
+              <w:top w:color="c9c6bf" w:space="0" w:sz="4" w:val="single"/>
+              <w:left w:color="c9c6bf" w:space="0" w:sz="4" w:val="single"/>
+              <w:bottom w:color="c9c6bf" w:space="0" w:sz="4" w:val="single"/>
+              <w:right w:color="c9c6bf" w:space="0" w:sz="4" w:val="single"/>
+            </w:tcBorders>
+            <w:tcMar>
+              <w:top w:w="50.0" w:type="dxa"/>
+              <w:left w:w="90.0" w:type="dxa"/>
+              <w:bottom w:w="50.0" w:type="dxa"/>
+              <w:right w:w="90.0" w:type="dxa"/>
+            </w:tcMar>
+            <w:vAlign w:val="center"/>
+          </w:tcPr>
+          <w:p>
+            <w:pPr>
+              <w:spacing w:after="0" w:line="252" w:lineRule="auto"/>
+            </w:pPr>
+            <w:r>
+              <w:rPr>
+                <w:b w:val="0"/>
+                <w:bCs w:val="0"/>
+                <w:color w:val="28251d"/>
+                <w:rtl w:val="0"/>
+              </w:rPr>
+              <w:t xml:space="preserve">Экран 8 называет сохранённые артефакты и даёт мостик к следующему уроку.</w:t>
+            </w:r>
+          </w:p>
+        </w:tc>
+      </w:tr>
+      <w:tr>
+        <w:trPr>
+          <w:cantSplit w:val="0"/>
+          <w:tblHeader w:val="0"/>
+        </w:trPr>
+        <w:tc>
+          <w:tcPr>
+            <w:tcW w:w="700.0" w:type="dxa"/>
+            <w:tcBorders>
+              <w:top w:color="c9c6bf" w:space="0" w:sz="4" w:val="single"/>
+              <w:left w:color="c9c6bf" w:space="0" w:sz="4" w:val="single"/>
+              <w:bottom w:color="c9c6bf" w:space="0" w:sz="4" w:val="single"/>
+              <w:right w:color="c9c6bf" w:space="0" w:sz="4" w:val="single"/>
+            </w:tcBorders>
+            <w:shd w:fill="f4f2ee" w:val="clear"/>
+            <w:tcMar>
+              <w:top w:w="50.0" w:type="dxa"/>
+              <w:left w:w="90.0" w:type="dxa"/>
+              <w:bottom w:w="50.0" w:type="dxa"/>
+              <w:right w:w="90.0" w:type="dxa"/>
+            </w:tcMar>
+            <w:vAlign w:val="center"/>
+          </w:tcPr>
+          <w:p>
+            <w:pPr>
+              <w:spacing w:after="0" w:line="252" w:lineRule="auto"/>
+            </w:pPr>
+            <w:r>
+              <w:rPr>
+                <w:b w:val="0"/>
+                <w:bCs w:val="0"/>
+                <w:color w:val="28251d"/>
+                <w:rtl w:val="0"/>
+              </w:rPr>
+              <w:t xml:space="preserve">8</w:t>
+            </w:r>
+          </w:p>
+        </w:tc>
+        <w:tc>
+          <w:tcPr>
+            <w:tcW w:w="9046.0" w:type="dxa"/>
+            <w:tcBorders>
+              <w:top w:color="c9c6bf" w:space="0" w:sz="4" w:val="single"/>
+              <w:left w:color="c9c6bf" w:space="0" w:sz="4" w:val="single"/>
+              <w:bottom w:color="c9c6bf" w:space="0" w:sz="4" w:val="single"/>
+              <w:right w:color="c9c6bf" w:space="0" w:sz="4" w:val="single"/>
+            </w:tcBorders>
+            <w:shd w:fill="f4f2ee" w:val="clear"/>
+            <w:tcMar>
+              <w:top w:w="50.0" w:type="dxa"/>
+              <w:left w:w="90.0" w:type="dxa"/>
+              <w:bottom w:w="50.0" w:type="dxa"/>
+              <w:right w:w="90.0" w:type="dxa"/>
+            </w:tcMar>
+            <w:vAlign w:val="center"/>
+          </w:tcPr>
+          <w:p>
+            <w:pPr>
+              <w:spacing w:after="0" w:line="252" w:lineRule="auto"/>
+            </w:pPr>
+            <w:r>
+              <w:rPr>
+                <w:b w:val="0"/>
+                <w:bCs w:val="0"/>
+                <w:color w:val="28251d"/>
+                <w:rtl w:val="0"/>
+              </w:rPr>
+              <w:t xml:space="preserve">Быстро меняющиеся числа (ставки, лимиты) сопровождаются источником, а не заучиваются; нет индивидуальных финрекомендаций.</w:t>
+            </w:r>
+          </w:p>
+        </w:tc>
+      </w:tr>
+      <w:tr>
+        <w:trPr>
+          <w:cantSplit w:val="0"/>
+          <w:tblHeader w:val="0"/>
+        </w:trPr>
+        <w:tc>
+          <w:tcPr>
+            <w:tcW w:w="700.0" w:type="dxa"/>
+            <w:tcBorders>
+              <w:top w:color="c9c6bf" w:space="0" w:sz="4" w:val="single"/>
+              <w:left w:color="c9c6bf" w:space="0" w:sz="4" w:val="single"/>
+              <w:bottom w:color="c9c6bf" w:space="0" w:sz="4" w:val="single"/>
+              <w:right w:color="c9c6bf" w:space="0" w:sz="4" w:val="single"/>
+            </w:tcBorders>
+            <w:tcMar>
+              <w:top w:w="50.0" w:type="dxa"/>
+              <w:left w:w="90.0" w:type="dxa"/>
+              <w:bottom w:w="50.0" w:type="dxa"/>
+              <w:right w:w="90.0" w:type="dxa"/>
+            </w:tcMar>
+            <w:vAlign w:val="center"/>
+          </w:tcPr>
+          <w:p>
+            <w:pPr>
+              <w:spacing w:after="0" w:line="252" w:lineRule="auto"/>
+            </w:pPr>
+            <w:r>
+              <w:rPr>
+                <w:b w:val="0"/>
+                <w:bCs w:val="0"/>
+                <w:color w:val="28251d"/>
+                <w:rtl w:val="0"/>
+              </w:rPr>
+              <w:t xml:space="preserve">9</w:t>
+            </w:r>
+          </w:p>
+        </w:tc>
+        <w:tc>
+          <w:tcPr>
+            <w:tcW w:w="9046.0" w:type="dxa"/>
+            <w:tcBorders>
+              <w:top w:color="c9c6bf" w:space="0" w:sz="4" w:val="single"/>
+              <w:left w:color="c9c6bf" w:space="0" w:sz="4" w:val="single"/>
+              <w:bottom w:color="c9c6bf" w:space="0" w:sz="4" w:val="single"/>
+              <w:right w:color="c9c6bf" w:space="0" w:sz="4" w:val="single"/>
+            </w:tcBorders>
+            <w:tcMar>
+              <w:top w:w="50.0" w:type="dxa"/>
+              <w:left w:w="90.0" w:type="dxa"/>
+              <w:bottom w:w="50.0" w:type="dxa"/>
+              <w:right w:w="90.0" w:type="dxa"/>
+            </w:tcMar>
+            <w:vAlign w:val="center"/>
+          </w:tcPr>
+          <w:p>
+            <w:pPr>
+              <w:spacing w:after="0" w:line="252" w:lineRule="auto"/>
+            </w:pPr>
+            <w:r>
+              <w:rPr>
+                <w:b w:val="0"/>
+                <w:bCs w:val="0"/>
+                <w:color w:val="28251d"/>
+                <w:rtl w:val="0"/>
+              </w:rPr>
+              <w:t xml:space="preserve">Термины из урока совпадают с принятой иерархией: Программа → Уровень → Раздел → Урок → Карточка.</w:t>
+            </w:r>
+          </w:p>
+        </w:tc>
+      </w:tr>
+    </w:tbl>
+    <w:p>
+      <w:pPr>
+        <w:spacing w:after="80" w:line="264" w:lineRule="auto"/>
+      </w:pPr>
+      <w:r>
+        <w:rPr>
+          <w:rtl w:val="0"/>
+        </w:rPr>
+        <w:t xml:space="preserve"/>
       </w:r>
     </w:p>
     <w:p>
@@ -4765,7 +9965,7 @@
         <w:rPr>
           <w:rtl w:val="0"/>
         </w:rPr>
-        <w:t xml:space="preserve">2.4. Формула юнита</w:t>
+        <w:t xml:space="preserve">2.4. Формула раздела</w:t>
       </w:r>
     </w:p>
     <w:p>
@@ -5066,7 +10266,7 @@
           <w:vertAlign w:val="baseline"/>
           <w:rtl w:val="0"/>
         </w:rPr>
-        <w:t xml:space="preserve">Вернуться к результату в следующих модулях.</w:t>
+        <w:t xml:space="preserve">Вернуться к результату в следующих разделах.</w:t>
       </w:r>
     </w:p>
     <w:p>
@@ -5078,7 +10278,7 @@
         <w:rPr>
           <w:rtl w:val="0"/>
         </w:rPr>
-        <w:t xml:space="preserve">2.5. Девять событий обучения как шаблон модуля</w:t>
+        <w:t xml:space="preserve">2.5. Девять событий обучения как шаблон раздела</w:t>
       </w:r>
     </w:p>
     <w:p>
@@ -5090,7 +10290,7 @@
         <w:rPr>
           <w:rtl w:val="0"/>
         </w:rPr>
-        <w:t xml:space="preserve">На уровне модуля рекомендуется опираться на девять событий обучения Ганье — это «скелет» последовательности уроков внутри модуля.</w:t>
+        <w:t xml:space="preserve">На уровне раздела рекомендуется опираться на девять событий обучения Ганье — это «скелет» последовательности уроков внутри раздела.</w:t>
       </w:r>
     </w:p>
     <w:p>
@@ -5109,7 +10309,7 @@
               <w:rFonts w:ascii="Arial Unicode MS" w:cs="Arial Unicode MS" w:eastAsia="Arial Unicode MS" w:hAnsi="Arial Unicode MS"/>
               <w:rtl w:val="0"/>
             </w:rPr>
-            <w:t xml:space="preserve">Каждый модуль проходит: захват внимания → постановка цели → активация опыта → подача контента → поддержка (scaffolding) → практика → обратная связь → контроль без подсказок → перенос в жизнь и spaced-повторение</w:t>
+            <w:t xml:space="preserve">Каждый раздел проходит: захват внимания → постановка цели → активация опыта → подача контента → поддержка (scaffolding) → практика → обратная связь → контроль без подсказок → перенос в жизнь и spaced-повторение</w:t>
           </w:r>
         </w:sdtContent>
       </w:sdt>
@@ -5160,7 +10360,7 @@
         <w:rPr>
           <w:rtl w:val="0"/>
         </w:rPr>
-        <w:t xml:space="preserve">Методическая рамка отвечает на вопрос «из чего собран урок». Этот раздел отвечает на вопрос «куда движется человек». Он описывает, как пользователь попадает в правильную точку старта (входная диагностика), как он переходит по уровням владения и как выглядит его маршрут, если он остаётся в приложении год. Логика перехода построена по принципам Duolingo: входной placement-тест с возможностью «перепрыгнуть», секции-уровни владения, юниты как ступени и встроенное интервальное повторение.</w:t>
+        <w:t xml:space="preserve">Методическая рамка отвечает на вопрос «из чего собран урок». Этот раздел отвечает на вопрос «куда движется человек». Он описывает, как пользователь попадает в правильную точку старта (входная диагностика), как он переходит по уровням владения и как выглядит его маршрут, если он остаётся в приложении год. Логика перехода построена по принципам Duolingo: входной placement-тест с возможностью «перепрыгнуть», секции-уровни владения, разделы как ступени и встроенное интервальное повторение.</w:t>
       </w:r>
     </w:p>
     <w:tbl>
@@ -5301,7 +10501,7 @@
                     <w:rFonts w:ascii="Arial Unicode MS" w:cs="Arial Unicode MS" w:eastAsia="Arial Unicode MS" w:hAnsi="Arial Unicode MS"/>
                     <w:rtl w:val="0"/>
                   </w:rPr>
-                  <w:t xml:space="preserve">пять именованных тиров — по аналогии с именованными секциями Duolingo (Rookie → Daredevil) и привязкой к шкале «Базовый / Продвинутый» Единой рамки ФГ.</w:t>
+                  <w:t xml:space="preserve">пять именованных уровней — по аналогии с именованными секциями Duolingo (Rookie → Daredevil) и привязкой к шкале «Базовый / Продвинутый» Единой рамки ФГ.</w:t>
                 </w:r>
               </w:sdtContent>
             </w:sdt>
@@ -5585,7 +10785,7 @@
                 <w:bCs w:val="0"/>
                 <w:rtl w:val="0"/>
               </w:rPr>
-              <w:t xml:space="preserve">Диагностика из 3 блоков (психотип + знания/поведение + цели) ставит тир и набор модулей.</w:t>
+              <w:t xml:space="preserve">Диагностика из 3 блоков (психотип + знания/поведение + цели) ставит уровень и набор разделов.</w:t>
             </w:r>
             <w:r>
               <w:rPr>
@@ -5665,7 +10865,7 @@
                 <w:bCs w:val="0"/>
                 <w:rtl w:val="0"/>
               </w:rPr>
-              <w:t xml:space="preserve">Если материал лёгкий — пройди проверку и пропусти юниты.</w:t>
+              <w:t xml:space="preserve">Если материал лёгкий — пройди проверку и пропусти разделы.</w:t>
             </w:r>
             <w:r>
               <w:rPr>
@@ -5702,7 +10902,7 @@
                 <w:bCs w:val="0"/>
                 <w:rtl w:val="0"/>
               </w:rPr>
-              <w:t xml:space="preserve">Чек-аут каждого юнита: сдал входную проверку — юнит свёрнут до повторения.</w:t>
+              <w:t xml:space="preserve">Чек-аут каждого раздела: сдал входную проверку — раздел свёрнут до повторения.</w:t>
             </w:r>
             <w:r>
               <w:rPr>
@@ -5816,7 +11016,7 @@
                 <w:bCs w:val="0"/>
                 <w:rtl w:val="0"/>
               </w:rPr>
-              <w:t xml:space="preserve">Пять тиров владения, каждому соответствует «Базовый/Продвинутый» рамки ФГ.</w:t>
+              <w:t xml:space="preserve">Пять уровней владения, каждому соответствует «Базовый/Продвинутый» рамки ФГ.</w:t>
             </w:r>
             <w:r>
               <w:rPr>
@@ -5859,7 +11059,7 @@
                 <w:bCs w:val="1"/>
                 <w:rtl w:val="0"/>
               </w:rPr>
-              <w:t xml:space="preserve">Юнит как ступень</w:t>
+              <w:t xml:space="preserve">Раздел как ступень</w:t>
             </w:r>
             <w:r>
               <w:rPr>
@@ -5896,7 +11096,7 @@
                 <w:bCs w:val="0"/>
                 <w:rtl w:val="0"/>
               </w:rPr>
-              <w:t xml:space="preserve">Юнит из ~8 шагов; продвижение по «кружкам».</w:t>
+              <w:t xml:space="preserve">Раздел из ~8 шагов; продвижение по «кружкам».</w:t>
             </w:r>
             <w:r>
               <w:rPr>
@@ -5933,7 +11133,7 @@
                 <w:bCs w:val="0"/>
                 <w:rtl w:val="0"/>
               </w:rPr>
-              <w:t xml:space="preserve">Юнит = 4–6 уроков + чек-аут; виден прогресс-трек.</w:t>
+              <w:t xml:space="preserve">Раздел = 4–6 уроков + чек-аут; виден прогресс-трек.</w:t>
             </w:r>
             <w:r>
               <w:rPr>
@@ -6047,7 +11247,7 @@
                 <w:bCs w:val="0"/>
                 <w:rtl w:val="0"/>
               </w:rPr>
-              <w:t xml:space="preserve">Порог освоения (mastery) по 4 шкалам прогресса перед открытием следующего тира.</w:t>
+              <w:t xml:space="preserve">Порог освоения (mastery) по 4 шкалам прогресса перед открытием следующего уровня.</w:t>
             </w:r>
             <w:r>
               <w:rPr>
@@ -6317,7 +11517,7 @@
               <w:rFonts w:ascii="Arial Unicode MS" w:cs="Arial Unicode MS" w:eastAsia="Arial Unicode MS" w:hAnsi="Arial Unicode MS"/>
               <w:rtl w:val="0"/>
             </w:rPr>
-            <w:t xml:space="preserve">; структура «секции → юниты → шаги» и именованные тиры описаны в разборах курса</w:t>
+            <w:t xml:space="preserve">; структура «секции → разделы → шаги» и именованные уровни описаны в разборах курса</w:t>
           </w:r>
         </w:sdtContent>
       </w:sdt>
@@ -6392,7 +11592,7 @@
         <w:rPr>
           <w:rtl w:val="0"/>
         </w:rPr>
-        <w:t xml:space="preserve">Цель входной диагностики — не «поставить оценку», а собрать стартовый Навигатор и определить точку входа в траекторию. Диагностика проходит в первые 7–10 минут и состоит из трёх блоков. Результат — стартовый тир, персональный набор первых модулей и тон подачи под психотип.</w:t>
+        <w:t xml:space="preserve">Цель входной диагностики — не «поставить оценку», а собрать стартовый Навигатор и определить точку входа в траекторию. Диагностика проходит в первые 7–10 минут и состоит из трёх блоков. Результат — стартовый уровень, персональный набор первых разделов и тон подачи под психотип.</w:t>
       </w:r>
     </w:p>
     <w:p>
@@ -6905,7 +12105,7 @@
                     <w:bCs w:val="0"/>
                     <w:rtl w:val="0"/>
                   </w:rPr>
-                  <w:t xml:space="preserve">Стартовый тир + сильные/слабые области → порядок модулей.</w:t>
+                  <w:t xml:space="preserve">Стартовый уровень + сильные/слабые области → порядок разделов.</w:t>
                 </w:r>
               </w:sdtContent>
             </w:sdt>
@@ -7083,6 +12283,8 @@
         </w:trPr>
         <w:tc>
           <w:tcPr>
+            <w:tcW w:w="9746.0" w:type="dxa"/>
+            <w:gridSpan w:val="4"/>
             <w:tcBorders>
               <w:top w:color="01696f" w:space="0" w:sz="4" w:val="single"/>
               <w:left w:color="01696f" w:space="0" w:sz="24" w:val="single"/>
@@ -7141,7 +12343,7 @@
         <w:rPr>
           <w:rtl w:val="0"/>
         </w:rPr>
-        <w:t xml:space="preserve">Как блок B превращается в стартовый тир</w:t>
+        <w:t xml:space="preserve">Как блок B превращается в стартовый уровень</w:t>
       </w:r>
     </w:p>
     <w:p>
@@ -7408,7 +12610,7 @@
                 <w:bCs w:val="0"/>
                 <w:rtl w:val="0"/>
               </w:rPr>
-              <w:t xml:space="preserve">Старт с базовых юнитов области; ранний приоритет в траектории.</w:t>
+              <w:t xml:space="preserve">Старт с базовых разделов области; ранний приоритет в траектории.</w:t>
             </w:r>
             <w:r>
               <w:rPr>
@@ -7639,7 +12841,7 @@
                 <w:bCs w:val="0"/>
                 <w:rtl w:val="0"/>
               </w:rPr>
-              <w:t xml:space="preserve">Предложить «JUMP» — чек-аут; при сдаче юниты свёрнуты до повторения.</w:t>
+              <w:t xml:space="preserve">Предложить «JUMP» — чек-аут; при сдаче разделы свёрнуты до повторения.</w:t>
             </w:r>
             <w:r>
               <w:rPr>
@@ -7789,7 +12991,7 @@
         <w:rPr>
           <w:rtl w:val="0"/>
         </w:rPr>
-        <w:t xml:space="preserve">3.3. Пять тиров владения</w:t>
+        <w:t xml:space="preserve">3.3. Пять уровней владения</w:t>
       </w:r>
     </w:p>
     <w:p>
@@ -7801,7 +13003,7 @@
         <w:rPr>
           <w:rtl w:val="0"/>
         </w:rPr>
-        <w:t xml:space="preserve">Тир — это уровень владения, а не «класс». Каждому тиру соответствует уровень шкалы Единой рамки ФГ (Базовый / Продвинутый) и понятная человеку именованная ступень — приём именованных тиров Duolingo. Внутри тира пользователь проходит юниты по всем 4 предметным областям; тир закрывается, когда достигнуты пороги освоения по 4 шкалам прогресса.</w:t>
+        <w:t xml:space="preserve">Уровень — это уровень владения, а не «класс». Каждому уровню соответствует уровень шкалы Единой рамки ФГ (Базовый / Продвинутый) и понятная человеку именованная ступень — приём именованных уровней Duolingo. Внутри уровня пользователь проходит разделы по всем 4 предметным областям; уровень закрывается, когда достигнуты пороги освоения по 4 шкалам прогресса.</w:t>
       </w:r>
     </w:p>
     <w:tbl>
@@ -7821,17 +13023,17 @@
         <w:tblLook w:val="0000"/>
       </w:tblPr>
       <w:tblGrid>
-        <w:gridCol w:w="700"/>
+        <w:gridCol w:w="1150"/>
         <w:gridCol w:w="1700"/>
         <w:gridCol w:w="2350"/>
-        <w:gridCol w:w="2096"/>
+        <w:gridCol w:w="1646"/>
         <w:gridCol w:w="1150"/>
         <w:tblGridChange w:id="0">
           <w:tblGrid>
-            <w:gridCol w:w="700"/>
+            <w:gridCol w:w="1150"/>
             <w:gridCol w:w="1700"/>
             <w:gridCol w:w="2350"/>
-            <w:gridCol w:w="2096"/>
+            <w:gridCol w:w="1646"/>
             <w:gridCol w:w="1150"/>
           </w:tblGrid>
         </w:tblGridChange>
@@ -7870,7 +13072,7 @@
                 <w:color w:val="ffffff"/>
                 <w:rtl w:val="0"/>
               </w:rPr>
-              <w:t xml:space="preserve">Тир</w:t>
+              <w:t xml:space="preserve">Уровень</w:t>
             </w:r>
             <w:r>
               <w:rPr>
@@ -7946,7 +13148,7 @@
                 <w:color w:val="ffffff"/>
                 <w:rtl w:val="0"/>
               </w:rPr>
-              <w:t xml:space="preserve">Уровень рамки ФГ</w:t>
+              <w:t xml:space="preserve">Шкала рамки ФГ</w:t>
             </w:r>
             <w:r>
               <w:rPr>
@@ -7984,7 +13186,7 @@
                 <w:color w:val="ffffff"/>
                 <w:rtl w:val="0"/>
               </w:rPr>
-              <w:t xml:space="preserve">Что человек умеет к концу тира</w:t>
+              <w:t xml:space="preserve">Что человек умеет к концу уровня</w:t>
             </w:r>
             <w:r>
               <w:rPr>
@@ -8064,7 +13266,7 @@
                 <w:bCs w:val="1"/>
                 <w:rtl w:val="0"/>
               </w:rPr>
-              <w:t xml:space="preserve">T1</w:t>
+              <w:t xml:space="preserve">Уровень 1</w:t>
             </w:r>
             <w:r>
               <w:rPr>
@@ -8251,7 +13453,7 @@
                 <w:bCs w:val="1"/>
                 <w:rtl w:val="0"/>
               </w:rPr>
-              <w:t xml:space="preserve">T2</w:t>
+              <w:t xml:space="preserve">Уровень 2</w:t>
             </w:r>
             <w:r>
               <w:rPr>
@@ -8441,7 +13643,7 @@
                 <w:bCs w:val="1"/>
                 <w:rtl w:val="0"/>
               </w:rPr>
-              <w:t xml:space="preserve">T3</w:t>
+              <w:t xml:space="preserve">Уровень 3</w:t>
             </w:r>
             <w:r>
               <w:rPr>
@@ -8637,7 +13839,7 @@
                 <w:bCs w:val="1"/>
                 <w:rtl w:val="0"/>
               </w:rPr>
-              <w:t xml:space="preserve">T4</w:t>
+              <w:t xml:space="preserve">Уровень 4</w:t>
             </w:r>
             <w:r>
               <w:rPr>
@@ -8827,7 +14029,7 @@
                 <w:bCs w:val="1"/>
                 <w:rtl w:val="0"/>
               </w:rPr>
-              <w:t xml:space="preserve">T5</w:t>
+              <w:t xml:space="preserve">Уровень 5</w:t>
             </w:r>
             <w:r>
               <w:rPr>
@@ -8996,7 +14198,7 @@
           <w:szCs w:val="18"/>
           <w:rtl w:val="0"/>
         </w:rPr>
-        <w:t xml:space="preserve">* Индекс — внутренний показатель владения (аналог Duolingo Score), складывается из 4 шкал прогресса. Он не показывается как «оценка», но управляет открытием тиров и подбором повторений.</w:t>
+        <w:t xml:space="preserve">* Индекс — внутренний показатель владения (аналог Duolingo Score), складывается из 4 шкал прогресса. Он не показывается как «оценка», но управляет открытием уровней и подбором повторений.</w:t>
       </w:r>
       <w:r>
         <w:rPr>
@@ -9013,7 +14215,7 @@
         <w:rPr>
           <w:rtl w:val="0"/>
         </w:rPr>
-        <w:t xml:space="preserve">Идея именованных ступеней и сопоставления уровня с числовым индексом — прямая аналогия с именованными тирами и Duolingo Score</w:t>
+        <w:t xml:space="preserve">Идея именованных ступеней и сопоставления уровня с числовым индексом — прямая аналогия с именованными уровнями и Duolingo Score</w:t>
       </w:r>
       <w:r>
         <w:rPr>
@@ -9061,7 +14263,7 @@
         <w:rPr>
           <w:rtl w:val="0"/>
         </w:rPr>
-        <w:t xml:space="preserve">Переход между тирами не по времени и не по сумме XP, а по освоению (mastery learning по Блуму). Чтобы открыть следующий тир, нужно одновременно выполнить пороги по четырём шкалам прогресса:</w:t>
+        <w:t xml:space="preserve">Переход между уровнями не по времени и не по сумме XP, а по освоению (mastery learning по Блуму). Чтобы открыть следующий уровень, нужно одновременно выполнить пороги по четырём шкалам прогресса:</w:t>
       </w:r>
     </w:p>
     <w:p>
@@ -9129,7 +14331,7 @@
               <w:vertAlign w:val="baseline"/>
               <w:rtl w:val="0"/>
             </w:rPr>
-            <w:t xml:space="preserve">≥ 80% верных в итоговых spaced-проверках тира.</w:t>
+            <w:t xml:space="preserve">≥ 80% верных в итоговых spaced-проверках уровня.</w:t>
           </w:r>
         </w:sdtContent>
       </w:sdt>
@@ -9193,7 +14395,7 @@
           <w:vertAlign w:val="baseline"/>
           <w:rtl w:val="0"/>
         </w:rPr>
-        <w:t xml:space="preserve">пройдены сценарные чек-ауты по всем 4 областям тира.</w:t>
+        <w:t xml:space="preserve">пройдены сценарные чек-ауты по всем 4 областям уровня.</w:t>
       </w:r>
     </w:p>
     <w:p>
@@ -9394,7 +14596,7 @@
               <w:rPr>
                 <w:rtl w:val="0"/>
               </w:rPr>
-              <w:t xml:space="preserve">Если входная диагностика или текущая активность показывает, что тир для человека лёгкий, он проходит чек-аут тира целиком. При сдаче тир засчитывается, юниты сворачиваются до режима повторения, а пользователь поднимается выше — как «JUMP HERE» в Duolingo. Это защищает мотивацию подготовленных взрослых и снижает скуку.</w:t>
+              <w:t xml:space="preserve">Если входная диагностика или текущая активность показывает, что уровень для человека лёгкий, он проходит чек-аут уровня целиком. При сдаче уровень засчитывается, разделы сворачиваются до режима повторения, а пользователь поднимается выше — как «JUMP HERE» в Duolingo. Это защищает мотивацию подготовленных взрослых и снижает скуку.</w:t>
             </w:r>
           </w:p>
         </w:tc>
@@ -9422,7 +14624,7 @@
         <w:rPr>
           <w:rtl w:val="0"/>
         </w:rPr>
-        <w:t xml:space="preserve">3.4. Как устроено движение внутри тира</w:t>
+        <w:t xml:space="preserve">3.4. Как устроено движение внутри уровня</w:t>
       </w:r>
     </w:p>
     <w:p>
@@ -9441,7 +14643,7 @@
               <w:rFonts w:ascii="Arial Unicode MS" w:cs="Arial Unicode MS" w:eastAsia="Arial Unicode MS" w:hAnsi="Arial Unicode MS"/>
               <w:rtl w:val="0"/>
             </w:rPr>
-            <w:t xml:space="preserve">Внутри тира движение идёт по иерархии «Юнит → Урок → Карточка» (раздел 2). Каждый юнит закрывается чек-аутом, каждый тир — порогами освоения. Параллельно работает слой повторений и привычек, который удерживает человека в ежедневном ритме 5–7 минут.</w:t>
+            <w:t xml:space="preserve">Внутри уровня движение идёт по иерархии «Раздел → Урок → Карточка» (раздел 2). Каждый раздел закрывается чек-аутом, каждый уровень — порогами освоения. Параллельно работает слой повторений и привычек, который удерживает человека в ежедневном ритме 5–7 минут.</w:t>
           </w:r>
         </w:sdtContent>
       </w:sdt>
@@ -9797,7 +14999,7 @@
                     <w:bCs w:val="0"/>
                     <w:rtl w:val="0"/>
                   </w:rPr>
-                  <w:t xml:space="preserve">Один урок текущего юнита по лестнице карточек (вспомнил → понял → применил → к себе).</w:t>
+                  <w:t xml:space="preserve">Один урок текущего раздела по лестнице карточек (вспомнил → понял → применил → к себе).</w:t>
                 </w:r>
               </w:sdtContent>
             </w:sdt>
@@ -10232,7 +15434,7 @@
           <w:vertAlign w:val="baseline"/>
           <w:rtl w:val="0"/>
         </w:rPr>
-        <w:t xml:space="preserve">артефакты Навигатора (цель, подушка, профиль риска) пересматриваются на 7 и 30 день и перед связанными модулями.</w:t>
+        <w:t xml:space="preserve">артефакты Навигатора (цель, подушка, профиль риска) пересматриваются на 7 и 30 день и перед связанными разделами.</w:t>
       </w:r>
     </w:p>
     <w:p>
@@ -10379,7 +15581,7 @@
         <w:rPr>
           <w:rtl w:val="0"/>
         </w:rPr>
-        <w:t xml:space="preserve">При темпе 5–7 минут в день за год пользователь проходит путь от входной диагностики до тира «Стратег» (T4), а наиболее активные — до «Наставника» (T5). Год разбит на 4 квартала; в каждом квартале — ведущий тир и сквозная работа по всем 4 предметным областям рамки ФГ. Точные сроки подстраиваются под стартовый тир из диагностики.</w:t>
+        <w:t xml:space="preserve">При темпе 5–7 минут в день за год пользователь проходит путь от входной диагностики до уровня «Стратег» (Уровень 4), а наиболее активные — до «Наставника» (Уровень 5). Год разбит на 4 квартала; в каждом квартале — ведущий уровень и сквозная работа по всем 4 предметным областям рамки ФГ. Точные сроки подстраиваются под стартовый уровень из диагностики.</w:t>
       </w:r>
     </w:p>
     <w:p>
@@ -10391,7 +15593,7 @@
         <w:rPr>
           <w:rtl w:val="0"/>
         </w:rPr>
-        <w:t xml:space="preserve">Карта года: кварталы, тиры, фокус</w:t>
+        <w:t xml:space="preserve">Карта года: кварталы, уровни, фокус</w:t>
       </w:r>
     </w:p>
     <w:tbl>
@@ -10498,7 +15700,7 @@
                 <w:color w:val="ffffff"/>
                 <w:rtl w:val="0"/>
               </w:rPr>
-              <w:t xml:space="preserve">Тир</w:t>
+              <w:t xml:space="preserve">Уровень</w:t>
             </w:r>
             <w:r>
               <w:rPr>
@@ -10762,7 +15964,7 @@
                 <w:bCs w:val="0"/>
                 <w:rtl w:val="0"/>
               </w:rPr>
-              <w:t xml:space="preserve">Психотип, первая цель, стартовый тир</w:t>
+              <w:t xml:space="preserve">Психотип, первая цель, стартовый уровень</w:t>
             </w:r>
             <w:r>
               <w:rPr>
@@ -10885,7 +16087,7 @@
                     <w:bCs w:val="0"/>
                     <w:rtl w:val="0"/>
                   </w:rPr>
-                  <w:t xml:space="preserve">T1 → T2</w:t>
+                  <w:t xml:space="preserve">Уровень 1 → Уровень 2</w:t>
                 </w:r>
               </w:sdtContent>
             </w:sdt>
@@ -11083,7 +16285,7 @@
                     <w:bCs w:val="0"/>
                     <w:rtl w:val="0"/>
                   </w:rPr>
-                  <w:t xml:space="preserve">T2 → T3</w:t>
+                  <w:t xml:space="preserve">Уровень 2 → Уровень 3</w:t>
                 </w:r>
               </w:sdtContent>
             </w:sdt>
@@ -11273,7 +16475,7 @@
                 <w:bCs w:val="0"/>
                 <w:rtl w:val="0"/>
               </w:rPr>
-              <w:t xml:space="preserve">T3</w:t>
+              <w:t xml:space="preserve">Уровень 3</w:t>
             </w:r>
             <w:r>
               <w:rPr>
@@ -11469,7 +16671,7 @@
                     <w:bCs w:val="0"/>
                     <w:rtl w:val="0"/>
                   </w:rPr>
-                  <w:t xml:space="preserve">T3 → T4 (→T5)</w:t>
+                  <w:t xml:space="preserve">Уровень 3 → Уровень 4 (→Уровень 5)</w:t>
                 </w:r>
               </w:sdtContent>
             </w:sdt>
@@ -11596,6 +16798,8 @@
         </w:trPr>
         <w:tc>
           <w:tcPr>
+            <w:tcW w:w="9746.0" w:type="dxa"/>
+            <w:gridSpan w:val="5"/>
             <w:tcBorders>
               <w:top w:color="01696f" w:space="0" w:sz="4" w:val="single"/>
               <w:left w:color="01696f" w:space="0" w:sz="24" w:val="single"/>
@@ -11772,7 +16976,7 @@
                 <w:color w:val="ffffff"/>
                 <w:rtl w:val="0"/>
               </w:rPr>
-              <w:t xml:space="preserve">Тир</w:t>
+              <w:t xml:space="preserve">Уровень</w:t>
             </w:r>
             <w:r>
               <w:rPr>
@@ -11810,7 +17014,7 @@
                 <w:color w:val="ffffff"/>
                 <w:rtl w:val="0"/>
               </w:rPr>
-              <w:t xml:space="preserve">Модульный фокус</w:t>
+              <w:t xml:space="preserve">Фокус раздела</w:t>
             </w:r>
             <w:r>
               <w:rPr>
@@ -11926,7 +17130,7 @@
                 <w:bCs w:val="0"/>
                 <w:rtl w:val="0"/>
               </w:rPr>
-              <w:t xml:space="preserve">T1</w:t>
+              <w:t xml:space="preserve">Уровень 1</w:t>
             </w:r>
             <w:r>
               <w:rPr>
@@ -12085,7 +17289,7 @@
                     <w:bCs w:val="0"/>
                     <w:rtl w:val="0"/>
                   </w:rPr>
-                  <w:t xml:space="preserve">T1→T2</w:t>
+                  <w:t xml:space="preserve">Уровень 1→Уровень 2</w:t>
                 </w:r>
               </w:sdtContent>
             </w:sdt>
@@ -12239,7 +17443,7 @@
                 <w:bCs w:val="0"/>
                 <w:rtl w:val="0"/>
               </w:rPr>
-              <w:t xml:space="preserve">T2</w:t>
+              <w:t xml:space="preserve">Уровень 2</w:t>
             </w:r>
             <w:r>
               <w:rPr>
@@ -12391,7 +17595,7 @@
                 <w:bCs w:val="0"/>
                 <w:rtl w:val="0"/>
               </w:rPr>
-              <w:t xml:space="preserve">T2</w:t>
+              <w:t xml:space="preserve">Уровень 2</w:t>
             </w:r>
             <w:r>
               <w:rPr>
@@ -12550,7 +17754,7 @@
                     <w:bCs w:val="0"/>
                     <w:rtl w:val="0"/>
                   </w:rPr>
-                  <w:t xml:space="preserve">T2→T3</w:t>
+                  <w:t xml:space="preserve">Уровень 2→Уровень 3</w:t>
                 </w:r>
               </w:sdtContent>
             </w:sdt>
@@ -12704,7 +17908,7 @@
                 <w:bCs w:val="0"/>
                 <w:rtl w:val="0"/>
               </w:rPr>
-              <w:t xml:space="preserve">T3</w:t>
+              <w:t xml:space="preserve">Уровень 3</w:t>
             </w:r>
             <w:r>
               <w:rPr>
@@ -12856,7 +18060,7 @@
                 <w:bCs w:val="0"/>
                 <w:rtl w:val="0"/>
               </w:rPr>
-              <w:t xml:space="preserve">T3</w:t>
+              <w:t xml:space="preserve">Уровень 3</w:t>
             </w:r>
             <w:r>
               <w:rPr>
@@ -13008,7 +18212,7 @@
                 <w:bCs w:val="0"/>
                 <w:rtl w:val="0"/>
               </w:rPr>
-              <w:t xml:space="preserve">T3</w:t>
+              <w:t xml:space="preserve">Уровень 3</w:t>
             </w:r>
             <w:r>
               <w:rPr>
@@ -13160,7 +18364,7 @@
                 <w:bCs w:val="0"/>
                 <w:rtl w:val="0"/>
               </w:rPr>
-              <w:t xml:space="preserve">T3</w:t>
+              <w:t xml:space="preserve">Уровень 3</w:t>
             </w:r>
             <w:r>
               <w:rPr>
@@ -13319,7 +18523,7 @@
                     <w:bCs w:val="0"/>
                     <w:rtl w:val="0"/>
                   </w:rPr>
-                  <w:t xml:space="preserve">T3→T4</w:t>
+                  <w:t xml:space="preserve">Уровень 3→Уровень 4</w:t>
                 </w:r>
               </w:sdtContent>
             </w:sdt>
@@ -13473,7 +18677,7 @@
                 <w:bCs w:val="0"/>
                 <w:rtl w:val="0"/>
               </w:rPr>
-              <w:t xml:space="preserve">T4</w:t>
+              <w:t xml:space="preserve">Уровень 4</w:t>
             </w:r>
             <w:r>
               <w:rPr>
@@ -13632,7 +18836,7 @@
                     <w:bCs w:val="0"/>
                     <w:rtl w:val="0"/>
                   </w:rPr>
-                  <w:t xml:space="preserve">T4→T5</w:t>
+                  <w:t xml:space="preserve">Уровень 4→Уровень 5</w:t>
                 </w:r>
               </w:sdtContent>
             </w:sdt>
@@ -13733,7 +18937,7 @@
           <w:szCs w:val="19"/>
           <w:rtl w:val="0"/>
         </w:rPr>
-        <w:t xml:space="preserve">Раскладка — методический ориентир, а не жёсткий календарь. Реальная скорость зависит от стартового тира, активности и порогов освоения: кто-то закроет T1–T2 за 6 недель и уйдёт вперёд по «JUMP», кто-то задержится — система подстраивает плотность повторений.</w:t>
+        <w:t xml:space="preserve">Раскладка — методический ориентир, а не жёсткий календарь. Реальная скорость зависит от стартового уровня, активности и порогов освоения: кто-то закроет Уровень 1–Уровень 2 за 6 недель и уйдёт вперёд по «JUMP», кто-то задержится — система подстраивает плотность повторений.</w:t>
       </w:r>
       <w:r>
         <w:rPr>
@@ -13775,7 +18979,7 @@
         <w:rPr>
           <w:rtl w:val="0"/>
         </w:rPr>
-        <w:t xml:space="preserve">Диагностика, тиры, пороги освоения и годовая логика — общее методическое ядро для всех. Различаются обёртка, мотивация и отчётность.</w:t>
+        <w:t xml:space="preserve">Диагностика, уровни, пороги освоения и годовая логика — общее методическое ядро для всех. Различаются обёртка, мотивация и отчётность.</w:t>
       </w:r>
     </w:p>
     <w:tbl>
@@ -14041,7 +19245,7 @@
                     <w:bCs w:val="0"/>
                     <w:rtl w:val="0"/>
                   </w:rPr>
-                  <w:t xml:space="preserve">Диагностика из 3 блоков → стартовый тир.</w:t>
+                  <w:t xml:space="preserve">Диагностика из 3 блоков → стартовый уровень.</w:t>
                 </w:r>
               </w:sdtContent>
             </w:sdt>
@@ -14573,7 +19777,7 @@
                 <w:bCs w:val="0"/>
                 <w:rtl w:val="0"/>
               </w:rPr>
-              <w:t xml:space="preserve">Доп. модули: корпоративные льготы, ДМС, пенсионные программы.</w:t>
+              <w:t xml:space="preserve">Доп. разделы: корпоративные льготы, ДМС, пенсионные программы.</w:t>
             </w:r>
             <w:r>
               <w:rPr>
@@ -14894,6 +20098,8 @@
         </w:trPr>
         <w:tc>
           <w:tcPr>
+            <w:tcW w:w="9746.0" w:type="dxa"/>
+            <w:gridSpan w:val="4"/>
             <w:tcBorders>
               <w:top w:color="01696f" w:space="0" w:sz="4" w:val="single"/>
               <w:left w:color="01696f" w:space="0" w:sz="24" w:val="single"/>
@@ -15511,7 +20717,7 @@
         <w:rPr>
           <w:rtl w:val="0"/>
         </w:rPr>
-        <w:t xml:space="preserve">Рамка повторяет две темы в каждой предметной области — в ФинПульс они оформлены как сквозные «ленты», вплетаемые в любой модуль:</w:t>
+        <w:t xml:space="preserve">Рамка повторяет две темы в каждой предметной области — в ФинПульс они оформлены как сквозные «ленты», вплетаемые в любой раздел:</w:t>
       </w:r>
     </w:p>
     <w:p>
@@ -18678,6 +23884,8 @@
         </w:trPr>
         <w:tc>
           <w:tcPr>
+            <w:tcW w:w="9746.0" w:type="dxa"/>
+            <w:gridSpan w:val="3"/>
             <w:tcBorders>
               <w:top w:color="964219" w:space="0" w:sz="4" w:val="single"/>
               <w:left w:color="964219" w:space="0" w:sz="24" w:val="single"/>
@@ -22824,7 +28032,7 @@
           <w:vertAlign w:val="baseline"/>
           <w:rtl w:val="0"/>
         </w:rPr>
-        <w:t xml:space="preserve">Теория-минутка, видео-бонус, факт-«крючок», поясняющий callout.</w:t>
+        <w:t xml:space="preserve">Теория-минутка, факт-«крючок», поясняющий callout.</w:t>
       </w:r>
     </w:p>
     <w:p>
@@ -23202,7 +28410,7 @@
               <w:rPr>
                 <w:rtl w:val="0"/>
               </w:rPr>
-              <w:t xml:space="preserve">Один экран — одна мысль. Теория быстро переходит в действие. Ошибка — это тренировка, не провал. Личные вопросы безопасны: используйте диапазоны и выбор вариантов, если точные суммы или свободный ввод были бы слишком чувствительны. Видео — бонус, а не обязательная основа.</w:t>
+              <w:t xml:space="preserve">Один экран — одна мысль. Теория быстро переходит в действие. Ошибка — это тренировка, не провал. Личные вопросы безопасны: используйте диапазоны и выбор вариантов, если точные суммы или свободный ввод были бы слишком чувствительны. </w:t>
             </w:r>
           </w:p>
         </w:tc>
@@ -23213,13 +28421,13 @@
         <w:pStyle w:val="Heading3"/>
       </w:pPr>
       <w:r>
-        <w:t>Ограничение для текущих T1 runtime-уроков</w:t>
+        <w:t>Ограничение для текущих runtime-уроков Уровня 1</w:t>
       </w:r>
     </w:p>
     <w:p>
       <w:pPr/>
       <w:r>
-        <w:t>Широкая палитра выше описывает целевую методологию. Для текущих уроков T1 методист собирает урок только из поддержанных MVP-форматов: теория, одиночный выбор для зацепки, categorization на экране 3, scenario на экране 4, reflection, artifact и summary. Полноценные калькуляторы, matching, branching dialogue, настоящие напоминания и отдельные diary-схемы не проектируются как новые механики: их смысл адаптируется в scenario, artifact.template, reflection или summary.nextStep. Статистика из источника не становится отдельной карточкой, а прикрепляется к экрану 4 как блок статистики.</w:t>
+        <w:t>Широкая палитра выше описывает целевую методологию. Для текущих уроков Уровень 1 методист собирает урок только из поддержанных MVP-форматов: теория, одиночный выбор для зацепки, categorization на экране 3, scenario на экране 4, reflection, artifact и summary. Полноценные калькуляторы, matching, branching dialogue, настоящие напоминания и отдельные diary-схемы не проектируются как новые механики: их смысл адаптируется в scenario, artifact.template, reflection или summary.nextStep. Статистика из источника не становится отдельной карточкой, а прикрепляется к экрану 4 как блок статистики.</w:t>
       </w:r>
     </w:p>
     <w:p>
@@ -24889,7 +30097,7 @@
           <w:color w:val="6b6a64"/>
           <w:rtl w:val="0"/>
         </w:rPr>
-        <w:t xml:space="preserve">Дополнительно: Risk Taker / Risk Avoider (инвестпрофиль) и Money Merger / Money Separatist (совместное управление в паре) — используются в модулях про инвестиции и семейные деньги.</w:t>
+        <w:t xml:space="preserve">Дополнительно: Risk Taker / Risk Avoider (инвестпрофиль) и Money Merger / Money Separatist (совместное управление в паре) — используются в разделах про инвестиции и семейные деньги.</w:t>
       </w:r>
       <w:r>
         <w:rPr>
@@ -25340,6 +30548,8 @@
         </w:trPr>
         <w:tc>
           <w:tcPr>
+            <w:tcW w:w="9746.0" w:type="dxa"/>
+            <w:gridSpan w:val="2"/>
             <w:tcBorders>
               <w:top w:color="01696f" w:space="0" w:sz="4" w:val="single"/>
               <w:left w:color="01696f" w:space="0" w:sz="24" w:val="single"/>
@@ -27368,6 +32578,8 @@
         </w:trPr>
         <w:tc>
           <w:tcPr>
+            <w:tcW w:w="9746.0" w:type="dxa"/>
+            <w:gridSpan w:val="3"/>
             <w:tcBorders>
               <w:top w:color="964219" w:space="0" w:sz="4" w:val="single"/>
               <w:left w:color="964219" w:space="0" w:sz="24" w:val="single"/>
@@ -29118,6 +34330,8 @@
         </w:trPr>
         <w:tc>
           <w:tcPr>
+            <w:tcW w:w="9746.0" w:type="dxa"/>
+            <w:gridSpan w:val="3"/>
             <w:tcBorders>
               <w:top w:color="01696f" w:space="0" w:sz="4" w:val="single"/>
               <w:left w:color="01696f" w:space="0" w:sz="24" w:val="single"/>
@@ -29788,6 +35002,8 @@
         </w:trPr>
         <w:tc>
           <w:tcPr>
+            <w:tcW w:w="9746.0" w:type="dxa"/>
+            <w:gridSpan w:val="2"/>
             <w:tcBorders>
               <w:top w:color="964219" w:space="0" w:sz="4" w:val="single"/>
               <w:left w:color="964219" w:space="0" w:sz="24" w:val="single"/>
@@ -31022,7 +36238,7 @@
               <w:rPr>
                 <w:rtl w:val="0"/>
               </w:rPr>
-              <w:t xml:space="preserve">Шаблон последовательности уроков внутри модуля (см. раздел 2.5).</w:t>
+              <w:t xml:space="preserve">Шаблон последовательности уроков внутри раздела (см. раздел 2.5).</w:t>
             </w:r>
           </w:p>
         </w:tc>
@@ -31134,7 +36350,7 @@
         <w:rPr>
           <w:rtl w:val="0"/>
         </w:rPr>
-        <w:t xml:space="preserve">Навигатор — сквозной артефакт, который складывается из результатов выполненных заданий. Это не отчёт об оценках, а живая карта финансовой жизни пользователя: его ценности, цели, профиль риска, привычки и личные правила. Каждый урок что-то добавляет в Навигатор; будущие модули к нему возвращаются.</w:t>
+        <w:t xml:space="preserve">Навигатор — сквозной артефакт, который складывается из результатов выполненных заданий. Это не отчёт об оценках, а живая карта финансовой жизни пользователя: его ценности, цели, профиль риска, привычки и личные правила. Каждый урок что-то добавляет в Навигатор; будущие разделы к нему возвращаются.</w:t>
       </w:r>
     </w:p>
     <w:p>
@@ -31641,7 +36857,7 @@
                 <w:bCs w:val="0"/>
                 <w:rtl w:val="0"/>
               </w:rPr>
-              <w:t xml:space="preserve">Модуль «Риск и доходность».</w:t>
+              <w:t xml:space="preserve">Раздел «Риск и доходность».</w:t>
             </w:r>
             <w:r>
               <w:rPr>
@@ -31758,7 +36974,7 @@
                 <w:bCs w:val="0"/>
                 <w:rtl w:val="0"/>
               </w:rPr>
-              <w:t xml:space="preserve">Модуль планирования; калькуляторы.</w:t>
+              <w:t xml:space="preserve">Раздел планирования; калькуляторы.</w:t>
             </w:r>
             <w:r>
               <w:rPr>
@@ -33114,7 +38330,7 @@
               <w:rPr>
                 <w:rtl w:val="0"/>
               </w:rPr>
-              <w:t xml:space="preserve">Сохранённые результаты пересматриваются через 7 и 30 дней, перед модулями бюджета/подушки/инвестиций и после крупных решений. Это интегрирует spaced repetition с реальной жизнью пользователя.</w:t>
+              <w:t xml:space="preserve">Сохранённые результаты пересматриваются через 7 и 30 дней, перед разделами бюджета/подушки/инвестиций и после крупных решений. Это интегрирует spaced repetition с реальной жизнью пользователя.</w:t>
             </w:r>
           </w:p>
         </w:tc>
@@ -33154,7 +38370,7 @@
         <w:rPr>
           <w:rtl w:val="0"/>
         </w:rPr>
-        <w:t xml:space="preserve">Чтобы показать, как все слои работают вместе, разберём один юнит «насквозь» — от темы рамки до записи в Навигаторе.</w:t>
+        <w:t xml:space="preserve">Чтобы показать, как все слои работают вместе, разберём один раздел «насквозь» — от темы рамки до записи в Навигаторе.</w:t>
       </w:r>
     </w:p>
     <w:p>
@@ -33166,7 +38382,7 @@
         <w:rPr>
           <w:rtl w:val="0"/>
         </w:rPr>
-        <w:t xml:space="preserve">12.1. Пример юнита: «Подушка безопасности»</w:t>
+        <w:t xml:space="preserve">12.1. Пример раздела: «Подушка безопасности»</w:t>
       </w:r>
     </w:p>
     <w:tbl>
@@ -33837,7 +39053,7 @@
                 <w:bCs w:val="0"/>
                 <w:rtl w:val="0"/>
               </w:rPr>
-              <w:t xml:space="preserve">«Эта сумма станет дефолтом в модуле бюджета».</w:t>
+              <w:t xml:space="preserve">«Эта сумма станет дефолтом в разделе бюджета».</w:t>
             </w:r>
             <w:r>
               <w:rPr>
@@ -33857,7 +39073,7 @@
         <w:rPr>
           <w:rtl w:val="0"/>
         </w:rPr>
-        <w:t xml:space="preserve">12.2. Карта одного урока внутри юнита</w:t>
+        <w:t xml:space="preserve">12.2. Карта одного урока внутри раздела</w:t>
       </w:r>
     </w:p>
     <w:p>
@@ -34401,7 +39617,7 @@
           <w:vertAlign w:val="baseline"/>
           <w:rtl w:val="0"/>
         </w:rPr>
-        <w:t xml:space="preserve">название; место в курсе (модуль, юнит, № урока);</w:t>
+        <w:t xml:space="preserve">название; место в курсе (Уровень, Раздел, № урока);</w:t>
       </w:r>
     </w:p>
     <w:p>
@@ -34471,7 +39687,7 @@
         <w:rPr/>
       </w:pPr>
       <w:r>
-        <w:t>структура карточек строго из 8 экранов для T1;</w:t>
+        <w:t>структура карточек строго из 8 экранов для Уровня 1;</w:t>
       </w:r>
     </w:p>
     <w:p>
@@ -34565,7 +39781,7 @@
         <w:pStyle w:val="Heading3"/>
       </w:pPr>
       <w:r>
-        <w:t>Шаблон структуры T1-урока</w:t>
+        <w:t>Шаблон структуры урока Уровня 1</w:t>
       </w:r>
     </w:p>
     <w:p>
@@ -34644,7 +39860,7 @@
         <w:spacing w:after="80"/>
       </w:pPr>
       <w:r>
-        <w:t>Обязательные правила для T1: card.id стабилен и уникален; order строго от 1 до 8; sourceSection заканчивается на «/ Экран N»; checkability совпадает с экраном; statistics ставится только на экран 4 при наличии блока статистики в источнике; customOption.label на экранах 6 и 7 всегда ровно «Свой вариант»; экран 7 содержит ровно две готовые variants плюс customOption.</w:t>
+        <w:t>Обязательные правила для Уровня 1: card.id стабилен и уникален; order строго от 1 до 8; sourceSection заканчивается на «/ Экран N»; checkability совпадает с экраном; statistics ставится только на экран 4 при наличии блока статистики в источнике; customOption.label на экранах 6 и 7 всегда ровно «Свой вариант»; экран 7 содержит ровно две готовые variants плюс customOption.</w:t>
       </w:r>
     </w:p>
     <w:p>
@@ -34712,7 +39928,7 @@
         <w:br/>
         <w:t xml:space="preserve">  "title": "Зацепка",</w:t>
         <w:br/>
-        <w:t xml:space="preserve">  "sourceSection": "docs/modules/t1-start/unit_x/lesson_x.md / Экран 1",</w:t>
+        <w:t xml:space="preserve">  "sourceSection": "docs/levels/level_1/sections/section_x/lesson_x.md / Экран 1",</w:t>
         <w:br/>
         <w:t xml:space="preserve">  "thinkingType": "understanding",</w:t>
         <w:br/>
@@ -34782,7 +39998,7 @@
         <w:rPr>
           <w:b w:val="0"/>
         </w:rPr>
-        <w:t>одна главная мысль урока, короткий пример или факт. Если видео пока только планируется, оно описывается текстом внутри theory, а не отдельной video-карточкой без реального playable src.</w:t>
+        <w:t>одна главная мысль урока, короткий пример или факт. Теория подаётся текстом внутри theory-карточки (на текущем этапе мультимедийные карточки не используются).</w:t>
       </w:r>
     </w:p>
     <w:p>
@@ -34824,7 +40040,7 @@
         <w:br/>
         <w:t xml:space="preserve">  "title": "Мини-теория",</w:t>
         <w:br/>
-        <w:t xml:space="preserve">  "sourceSection": "docs/modules/t1-start/unit_x/lesson_x.md / Экран 2",</w:t>
+        <w:t xml:space="preserve">  "sourceSection": "docs/levels/level_1/sections/section_x/lesson_x.md / Экран 2",</w:t>
         <w:br/>
         <w:t xml:space="preserve">  "thinkingType": "memory",</w:t>
         <w:br/>
@@ -34832,7 +40048,7 @@
         <w:br/>
         <w:t xml:space="preserve">  "checkability": "objective",</w:t>
         <w:br/>
-        <w:t xml:space="preserve">  "body": "Одна главная мысль урока.\n\nКороткий пример или факт.\n\nЕсли в исходнике есть только идея видео, описать её текстом и не создавать video-карточку без реального src."</w:t>
+        <w:t xml:space="preserve">  "body": "Одна главная мысль урока.\n\nКороткий пример или факт.\n\nТеория подаётся текстом; мультимедийные карточки на текущем этапе не используются."</w:t>
         <w:br/>
         <w:t>}</w:t>
       </w:r>
@@ -34902,7 +40118,7 @@
         <w:br/>
         <w:t xml:space="preserve">  "title": "Практика понимания",</w:t>
         <w:br/>
-        <w:t xml:space="preserve">  "sourceSection": "docs/modules/t1-start/unit_x/lesson_x.md / Экран 3",</w:t>
+        <w:t xml:space="preserve">  "sourceSection": "docs/levels/level_1/sections/section_x/lesson_x.md / Экран 3",</w:t>
         <w:br/>
         <w:t xml:space="preserve">  "thinkingType": "application",</w:t>
         <w:br/>
@@ -35030,7 +40246,7 @@
         <w:br/>
         <w:t xml:space="preserve">  "title": "Внешний пример",</w:t>
         <w:br/>
-        <w:t xml:space="preserve">  "sourceSection": "docs/modules/t1-start/unit_x/lesson_x.md / Экран 4",</w:t>
+        <w:t xml:space="preserve">  "sourceSection": "docs/levels/level_1/sections/section_x/lesson_x.md / Экран 4",</w:t>
         <w:br/>
         <w:t xml:space="preserve">  "thinkingType": "real world A",</w:t>
         <w:br/>
@@ -35174,7 +40390,7 @@
         <w:br/>
         <w:t xml:space="preserve">  "title": "Личное применение",</w:t>
         <w:br/>
-        <w:t xml:space="preserve">  "sourceSection": "docs/modules/t1-start/unit_x/lesson_x.md / Экран 5",</w:t>
+        <w:t xml:space="preserve">  "sourceSection": "docs/levels/level_1/sections/section_x/lesson_x.md / Экран 5",</w:t>
         <w:br/>
         <w:t xml:space="preserve">  "thinkingType": "personal world",</w:t>
         <w:br/>
@@ -35262,7 +40478,7 @@
         <w:br/>
         <w:t xml:space="preserve">  "title": "Личная рефлексия",</w:t>
         <w:br/>
-        <w:t xml:space="preserve">  "sourceSection": "docs/modules/t1-start/unit_x/lesson_x.md / Экран 6",</w:t>
+        <w:t xml:space="preserve">  "sourceSection": "docs/levels/level_1/sections/section_x/lesson_x.md / Экран 6",</w:t>
         <w:br/>
         <w:t xml:space="preserve">  "thinkingType": "personal world",</w:t>
         <w:br/>
@@ -35364,7 +40580,7 @@
         <w:br/>
         <w:t xml:space="preserve">  "title": "Микро-правило",</w:t>
         <w:br/>
-        <w:t xml:space="preserve">  "sourceSection": "docs/modules/t1-start/unit_x/lesson_x.md / Экран 7",</w:t>
+        <w:t xml:space="preserve">  "sourceSection": "docs/levels/level_1/sections/section_x/lesson_x.md / Экран 7",</w:t>
         <w:br/>
         <w:t xml:space="preserve">  "thinkingType": "habit",</w:t>
         <w:br/>
@@ -35458,7 +40674,7 @@
         <w:br/>
         <w:t xml:space="preserve">  "title": "Итог",</w:t>
         <w:br/>
-        <w:t xml:space="preserve">  "sourceSection": "docs/modules/t1-start/unit_x/lesson_x.md / Экран 8",</w:t>
+        <w:t xml:space="preserve">  "sourceSection": "docs/levels/level_1/sections/section_x/lesson_x.md / Экран 8",</w:t>
         <w:br/>
         <w:t xml:space="preserve">  "thinkingType": "artifact",</w:t>
         <w:br/>
@@ -35488,7 +40704,7 @@
         <w:spacing w:after="80"/>
       </w:pPr>
       <w:r>
-        <w:t>После подготовки всех восьми экранов JSON-вставки собираются в lesson.cards в порядке order. Перед передачей разработчику нужно проверить, что в итоговом JSON нет плейсхолдеров sample/unit_x/lesson_x, все id уникальны, correctOptionId совпадает с id верного варианта на экране 4, а sourceSection у каждого экрана указывает на сохранённый Markdown-источник.</w:t>
+        <w:t>После подготовки всех восьми экранов JSON-вставки собираются в lesson.cards в порядке order. Перед передачей разработчику нужно проверить, что в итоговом JSON нет плейсхолдеров sample/level_x/section_x/lesson_x, все id уникальны, correctOptionId совпадает с id верного варианта на экране 4, а sourceSection у каждого экрана указывает на сохранённый Markdown-источник.</w:t>
       </w:r>
     </w:p>
     <w:p>
@@ -35715,7 +40931,7 @@
     <w:p>
       <w:pPr/>
       <w:r>
-        <w:t>Для T1 прописано ровно 8 экранов по принятой последовательности.</w:t>
+        <w:t>Для Уровень 1 прописано ровно 8 экранов по принятой последовательности.</w:t>
       </w:r>
     </w:p>
     <w:p>
@@ -38926,7 +44142,7 @@
                 <w:bCs w:val="0"/>
                 <w:rtl w:val="0"/>
               </w:rPr>
-              <w:t xml:space="preserve">Шаблон структуры модуля.</w:t>
+              <w:t xml:space="preserve">Шаблон структуры раздела.</w:t>
             </w:r>
             <w:r>
               <w:rPr>
@@ -41089,7 +46305,7 @@
         <w:rPr>
           <w:rtl w:val="0"/>
         </w:rPr>
-        <w:t xml:space="preserve">Структура курса Duolingo: секции с уровнями CEFR, юниты и шаги, именованные тиры. Разбор многолетнего опыта — Alphe’s Corner. </w:t>
+        <w:t xml:space="preserve">Структура курса Duolingo: секции с уровнями CEFR, разделы и шаги, именованные уровни. Разбор многолетнего опыта — Alphe’s Corner. </w:t>
       </w:r>
       <w:hyperlink r:id="rId27">
         <w:r>
@@ -42690,19 +47906,4 @@
   </a:objectDefaults>
   <a:extraClrSchemeLst/>
 </a:theme>
-</file>
-
-<file path=customXML/item1.xml><?xml version="1.0" encoding="utf-8"?>
-<go:gDocsCustomXmlDataStorage xmlns:go="http://customooxmlschemas.google.com/" xmlns:r="http://schemas.openxmlformats.org/officeDocument/2006/relationships" uri="GoogleDocsCustomDataVersion2">
-  <go:docsCustomData xmlns:go="http://customooxmlschemas.google.com/" roundtripDataSignature="AMtx7mg3XWaMDhgQZdfEt/APGzKGxWnZEA==">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</go:docsCustomData>
-</go:gDocsCustomXmlDataStorage>
-</file>
-
-<file path=customXML/itemProps1.xml><?xml version="1.0" encoding="utf-8"?>
-<ds:datastoreItem xmlns:ds="http://schemas.openxmlformats.org/officeDocument/2006/customXml" ds:itemID="{11111111-1234-1234-1234-123412341234}">
-  <ds:schemaRefs>
-    <ds:schemaRef ds:uri="http://schemas.openxmlformats.org/officeDocument/2006/relationships"/>
-    <ds:schemaRef ds:uri="http://customooxmlschemas.google.com/"/>
-  </ds:schemaRefs>
-</ds:datastoreItem>
 </file>